--- a/Final NRAS Manuscript-15-02-2026.docx
+++ b/Final NRAS Manuscript-15-02-2026.docx
@@ -34,11 +34,9 @@
                 <w:b/>
                 <w:sz w:val="28"/>
                 <w:szCs w:val="14"/>
-                <w:lang w:val="en-US"/>
+                <w:lang w:val="en-IN"/>
               </w:rPr>
             </w:pPr>
-            <w:bookmarkStart w:id="0" w:name="_Hlk23005139"/>
-            <w:bookmarkEnd w:id="0"/>
           </w:p>
           <w:p>
             <w:pPr>
@@ -214,6 +212,7 @@
           <w:bCs/>
           <w:sz w:val="28"/>
           <w:szCs w:val="28"/>
+          <w:highlight w:val="yellow"/>
           <w:lang w:val="en-IN"/>
         </w:rPr>
         <w:t xml:space="preserve">Virtual Screening and </w:t>
@@ -224,6 +223,7 @@
           <w:bCs/>
           <w:sz w:val="28"/>
           <w:szCs w:val="28"/>
+          <w:highlight w:val="yellow"/>
           <w:lang w:val="en-IN"/>
         </w:rPr>
         <w:t xml:space="preserve">Molecular </w:t>
@@ -234,6 +234,7 @@
           <w:bCs/>
           <w:sz w:val="28"/>
           <w:szCs w:val="28"/>
+          <w:highlight w:val="yellow"/>
           <w:lang w:val="en-IN"/>
         </w:rPr>
         <w:t>Docking of Natural Compounds as Selective Inhibitors of Mutant NRAS in Melanoma.</w:t>
@@ -1088,6 +1089,7 @@
           <w:bCs/>
           <w:sz w:val="20"/>
           <w:szCs w:val="20"/>
+          <w:highlight w:val="yellow"/>
         </w:rPr>
         <w:t xml:space="preserve">Melanoma is a serious type of skin cancer that causes the most deaths worldwide. Melanocytes, found at the base of the epidermis, produce the UV-absorbing pigment melanin </w:t>
       </w:r>
@@ -1098,6 +1100,7 @@
           <w:color w:val="0070C0"/>
           <w:sz w:val="20"/>
           <w:szCs w:val="20"/>
+          <w:highlight w:val="yellow"/>
         </w:rPr>
         <w:t xml:space="preserve">(Cancer.Net Editorial Board, 2025). </w:t>
       </w:r>
@@ -1107,6 +1110,7 @@
           <w:bCs/>
           <w:sz w:val="20"/>
           <w:szCs w:val="20"/>
+          <w:highlight w:val="yellow"/>
         </w:rPr>
         <w:t xml:space="preserve">Several environmental and genetic factors contribute to melanoma; most cases arise from mutations that occur later in life </w:t>
       </w:r>
@@ -1117,6 +1121,7 @@
           <w:color w:val="0070C0"/>
           <w:sz w:val="20"/>
           <w:szCs w:val="20"/>
+          <w:highlight w:val="yellow"/>
         </w:rPr>
         <w:t xml:space="preserve">(National Cancer Institute, 2025; Cancer Genome Atlas Network, 2015). </w:t>
       </w:r>
@@ -1126,6 +1131,7 @@
           <w:bCs/>
           <w:sz w:val="20"/>
           <w:szCs w:val="20"/>
+          <w:highlight w:val="yellow"/>
           <w:lang w:val="en-US"/>
         </w:rPr>
         <w:t xml:space="preserve">Key molecular drivers of melanoma include mutations in the RAS family of small </w:t>
@@ -1137,6 +1143,7 @@
           <w:color w:val="000000" w:themeColor="text1"/>
           <w:sz w:val="20"/>
           <w:szCs w:val="20"/>
+          <w:highlight w:val="yellow"/>
           <w:lang w:val="en-US"/>
         </w:rPr>
         <w:t>GTPases</w:t>
@@ -1148,6 +1155,7 @@
           <w:color w:val="0070C0"/>
           <w:sz w:val="20"/>
           <w:szCs w:val="20"/>
+          <w:highlight w:val="yellow"/>
           <w:lang w:val="en-US"/>
         </w:rPr>
         <w:t xml:space="preserve"> (Al Mahi &amp; </w:t>
@@ -1160,6 +1168,7 @@
           <w:color w:val="0070C0"/>
           <w:sz w:val="20"/>
           <w:szCs w:val="20"/>
+          <w:highlight w:val="yellow"/>
           <w:lang w:val="en-US"/>
         </w:rPr>
         <w:t>Ablain</w:t>
@@ -1172,6 +1181,7 @@
           <w:color w:val="0070C0"/>
           <w:sz w:val="20"/>
           <w:szCs w:val="20"/>
+          <w:highlight w:val="yellow"/>
           <w:lang w:val="en-US"/>
         </w:rPr>
         <w:t xml:space="preserve">, 2022). </w:t>
@@ -1182,20 +1192,24 @@
           <w:bCs/>
           <w:sz w:val="20"/>
           <w:szCs w:val="20"/>
-          <w:lang w:val="en-US"/>
-        </w:rPr>
-        <w:t xml:space="preserve">RAS family proteins are crucial for various cellular processes like signaling, survival, cell death, and transporting materials within </w:t>
+          <w:highlight w:val="yellow"/>
+          <w:lang w:val="en-US"/>
+        </w:rPr>
+        <w:t>RAS family proteins are crucial for various cellular processes like signaling, survival, cell death, and transporting materials within cells</w:t>
       </w:r>
       <w:r>
         <w:rPr>
           <w:rFonts w:eastAsia="Calibri"/>
           <w:bCs/>
-          <w:sz w:val="20"/>
-          <w:szCs w:val="20"/>
-          <w:lang w:val="en-US"/>
-        </w:rPr>
-        <w:t>cells</w:t>
-      </w:r>
+          <w:color w:val="0070C0"/>
+          <w:sz w:val="20"/>
+          <w:szCs w:val="20"/>
+          <w:highlight w:val="yellow"/>
+          <w:lang w:val="en-US"/>
+        </w:rPr>
+        <w:t xml:space="preserve"> (Cherfils &amp; </w:t>
+      </w:r>
+      <w:proofErr w:type="spellStart"/>
       <w:r>
         <w:rPr>
           <w:rFonts w:eastAsia="Calibri"/>
@@ -1203,9 +1217,46 @@
           <w:color w:val="0070C0"/>
           <w:sz w:val="20"/>
           <w:szCs w:val="20"/>
-          <w:lang w:val="en-US"/>
-        </w:rPr>
-        <w:t xml:space="preserve"> (Cherfils &amp; </w:t>
+          <w:highlight w:val="yellow"/>
+          <w:lang w:val="en-US"/>
+        </w:rPr>
+        <w:t>Zeghouf</w:t>
+      </w:r>
+      <w:proofErr w:type="spellEnd"/>
+      <w:r>
+        <w:rPr>
+          <w:rFonts w:eastAsia="Calibri"/>
+          <w:bCs/>
+          <w:color w:val="0070C0"/>
+          <w:sz w:val="20"/>
+          <w:szCs w:val="20"/>
+          <w:highlight w:val="yellow"/>
+          <w:lang w:val="en-US"/>
+        </w:rPr>
+        <w:t xml:space="preserve">, 2013; Hu &amp; Martí, 2025; Ostrem &amp; Shokat, 2016). </w:t>
+      </w:r>
+      <w:r>
+        <w:rPr>
+          <w:rFonts w:eastAsia="Calibri"/>
+          <w:bCs/>
+          <w:sz w:val="20"/>
+          <w:szCs w:val="20"/>
+          <w:highlight w:val="yellow"/>
+          <w:lang w:val="en-US"/>
+        </w:rPr>
+        <w:t xml:space="preserve">They act like switches, toggling between active (GTP-bound) and inactive (GDP-bound) states. This switching is mainly regulated by two flexible regions called Switch I (residues ~30–38) and Switch II (residues ~59–67) </w:t>
+      </w:r>
+      <w:r>
+        <w:rPr>
+          <w:rFonts w:eastAsia="Calibri"/>
+          <w:bCs/>
+          <w:color w:val="0070C0"/>
+          <w:sz w:val="20"/>
+          <w:szCs w:val="20"/>
+          <w:highlight w:val="yellow"/>
+          <w:lang w:val="en-US"/>
+        </w:rPr>
+        <w:t xml:space="preserve">(Hu &amp; Martí, 2025; </w:t>
       </w:r>
       <w:proofErr w:type="spellStart"/>
       <w:r>
@@ -1215,9 +1266,10 @@
           <w:color w:val="0070C0"/>
           <w:sz w:val="20"/>
           <w:szCs w:val="20"/>
-          <w:lang w:val="en-US"/>
-        </w:rPr>
-        <w:t>Zeghouf</w:t>
+          <w:highlight w:val="yellow"/>
+          <w:lang w:val="en-US"/>
+        </w:rPr>
+        <w:t>Kolch</w:t>
       </w:r>
       <w:proofErr w:type="spellEnd"/>
       <w:r>
@@ -1227,20 +1279,25 @@
           <w:color w:val="0070C0"/>
           <w:sz w:val="20"/>
           <w:szCs w:val="20"/>
-          <w:lang w:val="en-US"/>
-        </w:rPr>
-        <w:t xml:space="preserve">, 2013; Hu &amp; Martí, 2025; Ostrem &amp; Shokat, 2016). </w:t>
-      </w:r>
+          <w:highlight w:val="yellow"/>
+          <w:lang w:val="en-US"/>
+        </w:rPr>
+        <w:t xml:space="preserve"> et al., 2023; Li &amp; Zhang, 2004; </w:t>
+      </w:r>
+      <w:proofErr w:type="spellStart"/>
       <w:r>
         <w:rPr>
           <w:rFonts w:eastAsia="Calibri"/>
           <w:bCs/>
-          <w:sz w:val="20"/>
-          <w:szCs w:val="20"/>
-          <w:lang w:val="en-US"/>
-        </w:rPr>
-        <w:t xml:space="preserve">They act like switches, toggling between active (GTP-bound) and inactive (GDP-bound) states. This switching is mainly regulated by two flexible regions called Switch I (residues ~30–38) and Switch II (residues ~59–67) </w:t>
-      </w:r>
+          <w:color w:val="0070C0"/>
+          <w:sz w:val="20"/>
+          <w:szCs w:val="20"/>
+          <w:highlight w:val="yellow"/>
+          <w:lang w:val="en-US"/>
+        </w:rPr>
+        <w:t>Spoerner</w:t>
+      </w:r>
+      <w:proofErr w:type="spellEnd"/>
       <w:r>
         <w:rPr>
           <w:rFonts w:eastAsia="Calibri"/>
@@ -1248,9 +1305,10 @@
           <w:color w:val="0070C0"/>
           <w:sz w:val="20"/>
           <w:szCs w:val="20"/>
-          <w:lang w:val="en-US"/>
-        </w:rPr>
-        <w:t xml:space="preserve">(Hu &amp; Martí, 2025; </w:t>
+          <w:highlight w:val="yellow"/>
+          <w:lang w:val="en-US"/>
+        </w:rPr>
+        <w:t xml:space="preserve"> et al., 2010; Vetter &amp; </w:t>
       </w:r>
       <w:proofErr w:type="spellStart"/>
       <w:r>
@@ -1260,9 +1318,10 @@
           <w:color w:val="0070C0"/>
           <w:sz w:val="20"/>
           <w:szCs w:val="20"/>
-          <w:lang w:val="en-US"/>
-        </w:rPr>
-        <w:t>Kolch</w:t>
+          <w:highlight w:val="yellow"/>
+          <w:lang w:val="en-US"/>
+        </w:rPr>
+        <w:t>Wittinghofer</w:t>
       </w:r>
       <w:proofErr w:type="spellEnd"/>
       <w:r>
@@ -1272,9 +1331,33 @@
           <w:color w:val="0070C0"/>
           <w:sz w:val="20"/>
           <w:szCs w:val="20"/>
-          <w:lang w:val="en-US"/>
-        </w:rPr>
-        <w:t xml:space="preserve"> et al., 2023; Li &amp; Zhang, 2004; </w:t>
+          <w:highlight w:val="yellow"/>
+          <w:lang w:val="en-US"/>
+        </w:rPr>
+        <w:t>, 2001).</w:t>
+      </w:r>
+      <w:r>
+        <w:rPr>
+          <w:rFonts w:eastAsia="Calibri"/>
+          <w:bCs/>
+          <w:sz w:val="20"/>
+          <w:szCs w:val="20"/>
+          <w:highlight w:val="yellow"/>
+          <w:lang w:val="en-US"/>
+        </w:rPr>
+        <w:t xml:space="preserve"> When active, they can engage with effector proteins that manage essential biological functions like EGFR, MAPK, or PI3K </w:t>
+      </w:r>
+      <w:r>
+        <w:rPr>
+          <w:rFonts w:eastAsia="Calibri"/>
+          <w:bCs/>
+          <w:color w:val="0070C0"/>
+          <w:sz w:val="20"/>
+          <w:szCs w:val="20"/>
+          <w:highlight w:val="yellow"/>
+          <w:lang w:val="en-US"/>
+        </w:rPr>
+        <w:t xml:space="preserve">(Ardito et al., 2012; Howe et al., 1992; Navas et al., 2012; </w:t>
       </w:r>
       <w:proofErr w:type="spellStart"/>
       <w:r>
@@ -1284,9 +1367,10 @@
           <w:color w:val="0070C0"/>
           <w:sz w:val="20"/>
           <w:szCs w:val="20"/>
-          <w:lang w:val="en-US"/>
-        </w:rPr>
-        <w:t>Spoerner</w:t>
+          <w:highlight w:val="yellow"/>
+          <w:lang w:val="en-US"/>
+        </w:rPr>
+        <w:t>Normanno</w:t>
       </w:r>
       <w:proofErr w:type="spellEnd"/>
       <w:r>
@@ -1296,9 +1380,10 @@
           <w:color w:val="0070C0"/>
           <w:sz w:val="20"/>
           <w:szCs w:val="20"/>
-          <w:lang w:val="en-US"/>
-        </w:rPr>
-        <w:t xml:space="preserve"> et al., 2010; Vetter &amp; </w:t>
+          <w:highlight w:val="yellow"/>
+          <w:lang w:val="en-US"/>
+        </w:rPr>
+        <w:t xml:space="preserve"> et al., 2009; Rodriguez-</w:t>
       </w:r>
       <w:proofErr w:type="spellStart"/>
       <w:r>
@@ -1308,9 +1393,10 @@
           <w:color w:val="0070C0"/>
           <w:sz w:val="20"/>
           <w:szCs w:val="20"/>
-          <w:lang w:val="en-US"/>
-        </w:rPr>
-        <w:t>Wittinghofer</w:t>
+          <w:highlight w:val="yellow"/>
+          <w:lang w:val="en-US"/>
+        </w:rPr>
+        <w:t>Viciana</w:t>
       </w:r>
       <w:proofErr w:type="spellEnd"/>
       <w:r>
@@ -1320,9 +1406,10 @@
           <w:color w:val="0070C0"/>
           <w:sz w:val="20"/>
           <w:szCs w:val="20"/>
-          <w:lang w:val="en-US"/>
-        </w:rPr>
-        <w:t>, 2001).</w:t>
+          <w:highlight w:val="yellow"/>
+          <w:lang w:val="en-US"/>
+        </w:rPr>
+        <w:t xml:space="preserve"> et al., 1994; Wood et al., 1992).</w:t>
       </w:r>
       <w:r>
         <w:rPr>
@@ -1330,20 +1417,67 @@
           <w:bCs/>
           <w:sz w:val="20"/>
           <w:szCs w:val="20"/>
-          <w:lang w:val="en-US"/>
-        </w:rPr>
-        <w:t xml:space="preserve"> When active, they can engage with effector proteins that manage essential biological functions like EGFR, MAPK, or PI3K </w:t>
+          <w:highlight w:val="yellow"/>
+          <w:lang w:val="en-US"/>
+        </w:rPr>
+        <w:t xml:space="preserve"> </w:t>
       </w:r>
       <w:r>
         <w:rPr>
           <w:rFonts w:eastAsia="Calibri"/>
           <w:bCs/>
-          <w:color w:val="0070C0"/>
-          <w:sz w:val="20"/>
-          <w:szCs w:val="20"/>
-          <w:lang w:val="en-US"/>
-        </w:rPr>
-        <w:t xml:space="preserve">(Ardito et al., 2012; Howe et al., 1992; Navas et al., 2012; </w:t>
+          <w:sz w:val="20"/>
+          <w:szCs w:val="20"/>
+          <w:highlight w:val="yellow"/>
+          <w:lang w:val="en-US"/>
+        </w:rPr>
+        <w:t>E</w:t>
+      </w:r>
+      <w:r>
+        <w:rPr>
+          <w:rFonts w:eastAsia="Calibri"/>
+          <w:bCs/>
+          <w:sz w:val="20"/>
+          <w:szCs w:val="20"/>
+          <w:highlight w:val="yellow"/>
+          <w:lang w:val="en-US"/>
+        </w:rPr>
+        <w:t xml:space="preserve">xcessive RAS activation can result in various cancers </w:t>
+      </w:r>
+      <w:r>
+        <w:rPr>
+          <w:rFonts w:eastAsia="Calibri"/>
+          <w:bCs/>
+          <w:color w:val="0070C0"/>
+          <w:sz w:val="20"/>
+          <w:szCs w:val="20"/>
+          <w:highlight w:val="yellow"/>
+          <w:lang w:val="en-US"/>
+        </w:rPr>
+        <w:t xml:space="preserve">(Li et al., 2018; Moore et al., 2020). </w:t>
+      </w:r>
+      <w:r>
+        <w:rPr>
+          <w:rFonts w:eastAsia="Calibri"/>
+          <w:bCs/>
+          <w:sz w:val="20"/>
+          <w:szCs w:val="20"/>
+          <w:highlight w:val="yellow"/>
+          <w:lang w:val="en-US"/>
+        </w:rPr>
+        <w:t xml:space="preserve">Most cancer-related mutations occur in residues G12, G13, and Q61, which are found in a region shared by HRAS, KRAS, and NRAS </w:t>
+      </w:r>
+      <w:r>
+        <w:rPr>
+          <w:rFonts w:eastAsia="Calibri"/>
+          <w:bCs/>
+          <w:color w:val="0070C0"/>
+          <w:sz w:val="20"/>
+          <w:szCs w:val="20"/>
+          <w:highlight w:val="yellow"/>
+          <w:lang w:val="en-US"/>
+        </w:rPr>
+        <w:t>(</w:t>
       </w:r>
       <w:proofErr w:type="spellStart"/>
       <w:r>
@@ -1353,9 +1487,10 @@
           <w:color w:val="0070C0"/>
           <w:sz w:val="20"/>
           <w:szCs w:val="20"/>
-          <w:lang w:val="en-US"/>
-        </w:rPr>
-        <w:t>Normanno</w:t>
+          <w:highlight w:val="yellow"/>
+          <w:lang w:val="en-US"/>
+        </w:rPr>
+        <w:t>Pylayeva</w:t>
       </w:r>
       <w:proofErr w:type="spellEnd"/>
       <w:r>
@@ -1365,9 +1500,33 @@
           <w:color w:val="0070C0"/>
           <w:sz w:val="20"/>
           <w:szCs w:val="20"/>
-          <w:lang w:val="en-US"/>
-        </w:rPr>
-        <w:t xml:space="preserve"> et al., 2009; Rodriguez-</w:t>
+          <w:highlight w:val="yellow"/>
+          <w:lang w:val="en-US"/>
+        </w:rPr>
+        <w:t xml:space="preserve">-Gupta et al., 2011). </w:t>
+      </w:r>
+      <w:r>
+        <w:rPr>
+          <w:rFonts w:eastAsia="Calibri"/>
+          <w:bCs/>
+          <w:sz w:val="20"/>
+          <w:szCs w:val="20"/>
+          <w:highlight w:val="yellow"/>
+          <w:lang w:val="en-US"/>
+        </w:rPr>
+        <w:t xml:space="preserve">Among these RAS isoforms, NRAS is particularly important in melanoma </w:t>
+      </w:r>
+      <w:r>
+        <w:rPr>
+          <w:rFonts w:eastAsia="Calibri"/>
+          <w:bCs/>
+          <w:color w:val="0070C0"/>
+          <w:sz w:val="20"/>
+          <w:szCs w:val="20"/>
+          <w:highlight w:val="yellow"/>
+          <w:lang w:val="en-US"/>
+        </w:rPr>
+        <w:t xml:space="preserve">(Johnson &amp; Puzanov, 2015; Wellbrock &amp; </w:t>
       </w:r>
       <w:proofErr w:type="spellStart"/>
       <w:r>
@@ -1377,9 +1536,10 @@
           <w:color w:val="0070C0"/>
           <w:sz w:val="20"/>
           <w:szCs w:val="20"/>
-          <w:lang w:val="en-US"/>
-        </w:rPr>
-        <w:t>Viciana</w:t>
+          <w:highlight w:val="yellow"/>
+          <w:lang w:val="en-US"/>
+        </w:rPr>
+        <w:t>Arozarena</w:t>
       </w:r>
       <w:proofErr w:type="spellEnd"/>
       <w:r>
@@ -1389,9 +1549,10 @@
           <w:color w:val="0070C0"/>
           <w:sz w:val="20"/>
           <w:szCs w:val="20"/>
-          <w:lang w:val="en-US"/>
-        </w:rPr>
-        <w:t xml:space="preserve"> et al., 1994; Wood et al., 1992).</w:t>
+          <w:highlight w:val="yellow"/>
+          <w:lang w:val="en-US"/>
+        </w:rPr>
+        <w:t xml:space="preserve">, 2016). </w:t>
       </w:r>
       <w:r>
         <w:rPr>
@@ -1399,30 +1560,37 @@
           <w:bCs/>
           <w:sz w:val="20"/>
           <w:szCs w:val="20"/>
-          <w:lang w:val="en-US"/>
-        </w:rPr>
-        <w:t xml:space="preserve"> </w:t>
+          <w:highlight w:val="yellow"/>
+          <w:lang w:val="en-US"/>
+        </w:rPr>
+        <w:t xml:space="preserve">Activating mutations in NRAS, especially at codon 61, are found in many melanoma cases and are closely linked to the activation of the MAPK signaling pathway </w:t>
       </w:r>
       <w:r>
         <w:rPr>
           <w:rFonts w:eastAsia="Calibri"/>
           <w:bCs/>
-          <w:sz w:val="20"/>
-          <w:szCs w:val="20"/>
-          <w:lang w:val="en-US"/>
-        </w:rPr>
-        <w:t>E</w:t>
-      </w:r>
+          <w:color w:val="0070C0"/>
+          <w:sz w:val="20"/>
+          <w:szCs w:val="20"/>
+          <w:highlight w:val="yellow"/>
+          <w:lang w:val="en-US"/>
+        </w:rPr>
+        <w:t xml:space="preserve">(Johnson &amp; Puzanov, 2015; </w:t>
+      </w:r>
+      <w:proofErr w:type="spellStart"/>
       <w:r>
         <w:rPr>
           <w:rFonts w:eastAsia="Calibri"/>
           <w:bCs/>
-          <w:sz w:val="20"/>
-          <w:szCs w:val="20"/>
-          <w:lang w:val="en-US"/>
-        </w:rPr>
-        <w:t xml:space="preserve">xcessive RAS activation can result in various cancers </w:t>
-      </w:r>
+          <w:color w:val="0070C0"/>
+          <w:sz w:val="20"/>
+          <w:szCs w:val="20"/>
+          <w:highlight w:val="yellow"/>
+          <w:lang w:val="en-US"/>
+        </w:rPr>
+        <w:t>Pylayeva</w:t>
+      </w:r>
+      <w:proofErr w:type="spellEnd"/>
       <w:r>
         <w:rPr>
           <w:rFonts w:eastAsia="Calibri"/>
@@ -1430,9 +1598,10 @@
           <w:color w:val="0070C0"/>
           <w:sz w:val="20"/>
           <w:szCs w:val="20"/>
-          <w:lang w:val="en-US"/>
-        </w:rPr>
-        <w:t xml:space="preserve">(Li et al., 2018; Moore et al., 2020). </w:t>
+          <w:highlight w:val="yellow"/>
+          <w:lang w:val="en-US"/>
+        </w:rPr>
+        <w:t xml:space="preserve">-Gupta et al., 2011). </w:t>
       </w:r>
       <w:r>
         <w:rPr>
@@ -1440,9 +1609,10 @@
           <w:bCs/>
           <w:sz w:val="20"/>
           <w:szCs w:val="20"/>
-          <w:lang w:val="en-US"/>
-        </w:rPr>
-        <w:t xml:space="preserve">Most cancer-related mutations occur in residues G12, G13, and Q61, which are found in a region shared by HRAS, KRAS, and NRAS </w:t>
+          <w:highlight w:val="yellow"/>
+          <w:lang w:val="en-US"/>
+        </w:rPr>
+        <w:t xml:space="preserve">Melanoma with NRAS mutations represents a unique and challenging subgroup in treatment </w:t>
       </w:r>
       <w:r>
         <w:rPr>
@@ -1451,9 +1621,10 @@
           <w:color w:val="0070C0"/>
           <w:sz w:val="20"/>
           <w:szCs w:val="20"/>
-          <w:lang w:val="en-US"/>
-        </w:rPr>
-        <w:t>(</w:t>
+          <w:highlight w:val="yellow"/>
+          <w:lang w:val="en-US"/>
+        </w:rPr>
+        <w:t xml:space="preserve">(Johnson &amp; Puzanov, 2015; Wellbrock &amp; </w:t>
       </w:r>
       <w:proofErr w:type="spellStart"/>
       <w:r>
@@ -1463,9 +1634,10 @@
           <w:color w:val="0070C0"/>
           <w:sz w:val="20"/>
           <w:szCs w:val="20"/>
-          <w:lang w:val="en-US"/>
-        </w:rPr>
-        <w:t>Pylayeva</w:t>
+          <w:highlight w:val="yellow"/>
+          <w:lang w:val="en-US"/>
+        </w:rPr>
+        <w:t>Arozarena</w:t>
       </w:r>
       <w:proofErr w:type="spellEnd"/>
       <w:r>
@@ -1475,30 +1647,56 @@
           <w:color w:val="0070C0"/>
           <w:sz w:val="20"/>
           <w:szCs w:val="20"/>
-          <w:lang w:val="en-US"/>
-        </w:rPr>
-        <w:t xml:space="preserve">-Gupta et al., 2011). </w:t>
+          <w:highlight w:val="yellow"/>
+          <w:lang w:val="en-US"/>
+        </w:rPr>
+        <w:t>, 2016)</w:t>
       </w:r>
       <w:r>
         <w:rPr>
           <w:rFonts w:eastAsia="Calibri"/>
           <w:bCs/>
-          <w:sz w:val="20"/>
-          <w:szCs w:val="20"/>
-          <w:lang w:val="en-US"/>
-        </w:rPr>
-        <w:t xml:space="preserve">Among these RAS isoforms, NRAS is particularly important in melanoma </w:t>
+          <w:color w:val="0070C0"/>
+          <w:sz w:val="20"/>
+          <w:szCs w:val="20"/>
+          <w:highlight w:val="yellow"/>
+          <w:lang w:val="en-US"/>
+        </w:rPr>
+        <w:t xml:space="preserve">, </w:t>
       </w:r>
       <w:r>
         <w:rPr>
           <w:rFonts w:eastAsia="Calibri"/>
           <w:bCs/>
-          <w:color w:val="0070C0"/>
-          <w:sz w:val="20"/>
-          <w:szCs w:val="20"/>
-          <w:lang w:val="en-US"/>
-        </w:rPr>
-        <w:t xml:space="preserve">(Johnson &amp; Puzanov, 2015; Wellbrock &amp; </w:t>
+          <w:sz w:val="20"/>
+          <w:szCs w:val="20"/>
+          <w:highlight w:val="yellow"/>
+          <w:lang w:val="en-US"/>
+        </w:rPr>
+        <w:t>s</w:t>
+      </w:r>
+      <w:r>
+        <w:rPr>
+          <w:rFonts w:eastAsia="Calibri"/>
+          <w:bCs/>
+          <w:sz w:val="20"/>
+          <w:szCs w:val="20"/>
+          <w:highlight w:val="yellow"/>
+          <w:lang w:val="en-US"/>
+        </w:rPr>
+        <w:t xml:space="preserve">tudies show that NRAS mutations tend to keep an active GTP-bound form </w:t>
+      </w:r>
+      <w:r>
+        <w:rPr>
+          <w:rFonts w:eastAsia="Calibri"/>
+          <w:bCs/>
+          <w:color w:val="0070C0"/>
+          <w:sz w:val="20"/>
+          <w:szCs w:val="20"/>
+          <w:highlight w:val="yellow"/>
+          <w:lang w:val="en-US"/>
+        </w:rPr>
+        <w:t xml:space="preserve">(Li &amp; Zhang, 2004; Vetter &amp; </w:t>
       </w:r>
       <w:proofErr w:type="spellStart"/>
       <w:r>
@@ -1508,172 +1706,7 @@
           <w:color w:val="0070C0"/>
           <w:sz w:val="20"/>
           <w:szCs w:val="20"/>
-          <w:lang w:val="en-US"/>
-        </w:rPr>
-        <w:t>Arozarena</w:t>
-      </w:r>
-      <w:proofErr w:type="spellEnd"/>
-      <w:r>
-        <w:rPr>
-          <w:rFonts w:eastAsia="Calibri"/>
-          <w:bCs/>
-          <w:color w:val="0070C0"/>
-          <w:sz w:val="20"/>
-          <w:szCs w:val="20"/>
-          <w:lang w:val="en-US"/>
-        </w:rPr>
-        <w:t xml:space="preserve">, 2016). </w:t>
-      </w:r>
-      <w:r>
-        <w:rPr>
-          <w:rFonts w:eastAsia="Calibri"/>
-          <w:bCs/>
-          <w:sz w:val="20"/>
-          <w:szCs w:val="20"/>
-          <w:lang w:val="en-US"/>
-        </w:rPr>
-        <w:t xml:space="preserve">Activating mutations in NRAS, especially at codon 61, are found in many melanoma cases and are closely linked to the activation of the MAPK signaling pathway </w:t>
-      </w:r>
-      <w:r>
-        <w:rPr>
-          <w:rFonts w:eastAsia="Calibri"/>
-          <w:bCs/>
-          <w:color w:val="0070C0"/>
-          <w:sz w:val="20"/>
-          <w:szCs w:val="20"/>
-          <w:lang w:val="en-US"/>
-        </w:rPr>
-        <w:t xml:space="preserve">(Johnson &amp; Puzanov, 2015; </w:t>
-      </w:r>
-      <w:proofErr w:type="spellStart"/>
-      <w:r>
-        <w:rPr>
-          <w:rFonts w:eastAsia="Calibri"/>
-          <w:bCs/>
-          <w:color w:val="0070C0"/>
-          <w:sz w:val="20"/>
-          <w:szCs w:val="20"/>
-          <w:lang w:val="en-US"/>
-        </w:rPr>
-        <w:t>Pylayeva</w:t>
-      </w:r>
-      <w:proofErr w:type="spellEnd"/>
-      <w:r>
-        <w:rPr>
-          <w:rFonts w:eastAsia="Calibri"/>
-          <w:bCs/>
-          <w:color w:val="0070C0"/>
-          <w:sz w:val="20"/>
-          <w:szCs w:val="20"/>
-          <w:lang w:val="en-US"/>
-        </w:rPr>
-        <w:t xml:space="preserve">-Gupta et al., 2011). </w:t>
-      </w:r>
-      <w:r>
-        <w:rPr>
-          <w:rFonts w:eastAsia="Calibri"/>
-          <w:bCs/>
-          <w:sz w:val="20"/>
-          <w:szCs w:val="20"/>
-          <w:lang w:val="en-US"/>
-        </w:rPr>
-        <w:t xml:space="preserve">Melanoma with NRAS mutations represents a unique and challenging subgroup in treatment </w:t>
-      </w:r>
-      <w:r>
-        <w:rPr>
-          <w:rFonts w:eastAsia="Calibri"/>
-          <w:bCs/>
-          <w:color w:val="0070C0"/>
-          <w:sz w:val="20"/>
-          <w:szCs w:val="20"/>
-          <w:lang w:val="en-US"/>
-        </w:rPr>
-        <w:t xml:space="preserve">(Johnson &amp; Puzanov, 2015; Wellbrock &amp; </w:t>
-      </w:r>
-      <w:proofErr w:type="spellStart"/>
-      <w:r>
-        <w:rPr>
-          <w:rFonts w:eastAsia="Calibri"/>
-          <w:bCs/>
-          <w:color w:val="0070C0"/>
-          <w:sz w:val="20"/>
-          <w:szCs w:val="20"/>
-          <w:lang w:val="en-US"/>
-        </w:rPr>
-        <w:t>Arozarena</w:t>
-      </w:r>
-      <w:proofErr w:type="spellEnd"/>
-      <w:r>
-        <w:rPr>
-          <w:rFonts w:eastAsia="Calibri"/>
-          <w:bCs/>
-          <w:color w:val="0070C0"/>
-          <w:sz w:val="20"/>
-          <w:szCs w:val="20"/>
-          <w:lang w:val="en-US"/>
-        </w:rPr>
-        <w:t>, 2016)</w:t>
-      </w:r>
-      <w:r>
-        <w:rPr>
-          <w:rFonts w:eastAsia="Calibri"/>
-          <w:bCs/>
-          <w:color w:val="0070C0"/>
-          <w:sz w:val="20"/>
-          <w:szCs w:val="20"/>
-          <w:lang w:val="en-US"/>
-        </w:rPr>
-        <w:t xml:space="preserve">, </w:t>
-      </w:r>
-      <w:r>
-        <w:rPr>
-          <w:rFonts w:eastAsia="Calibri"/>
-          <w:bCs/>
-          <w:sz w:val="20"/>
-          <w:szCs w:val="20"/>
-          <w:lang w:val="en-US"/>
-        </w:rPr>
-        <w:t>s</w:t>
-      </w:r>
-      <w:r>
-        <w:rPr>
-          <w:rFonts w:eastAsia="Calibri"/>
-          <w:bCs/>
-          <w:sz w:val="20"/>
-          <w:szCs w:val="20"/>
-          <w:lang w:val="en-US"/>
-        </w:rPr>
-        <w:t>tudies</w:t>
-      </w:r>
-      <w:r>
-        <w:rPr>
-          <w:rFonts w:eastAsia="Calibri"/>
-          <w:bCs/>
-          <w:sz w:val="20"/>
-          <w:szCs w:val="20"/>
-          <w:lang w:val="en-US"/>
-        </w:rPr>
-        <w:t xml:space="preserve"> show that NRAS mutations tend to keep an active GTP-bound form </w:t>
-      </w:r>
-      <w:r>
-        <w:rPr>
-          <w:rFonts w:eastAsia="Calibri"/>
-          <w:bCs/>
-          <w:color w:val="0070C0"/>
-          <w:sz w:val="20"/>
-          <w:szCs w:val="20"/>
-          <w:lang w:val="en-US"/>
-        </w:rPr>
-        <w:t xml:space="preserve">(Li &amp; Zhang, 2004; Vetter &amp; </w:t>
-      </w:r>
-      <w:proofErr w:type="spellStart"/>
-      <w:r>
-        <w:rPr>
-          <w:rFonts w:eastAsia="Calibri"/>
-          <w:bCs/>
-          <w:color w:val="0070C0"/>
-          <w:sz w:val="20"/>
-          <w:szCs w:val="20"/>
+          <w:highlight w:val="yellow"/>
           <w:lang w:val="en-US"/>
         </w:rPr>
         <w:lastRenderedPageBreak/>
@@ -1687,6 +1720,7 @@
           <w:color w:val="0070C0"/>
           <w:sz w:val="20"/>
           <w:szCs w:val="20"/>
+          <w:highlight w:val="yellow"/>
           <w:lang w:val="en-US"/>
         </w:rPr>
         <w:t>, 2001)</w:t>
@@ -1698,6 +1732,7 @@
           <w:color w:val="0070C0"/>
           <w:sz w:val="20"/>
           <w:szCs w:val="20"/>
+          <w:highlight w:val="yellow"/>
           <w:lang w:val="en-US"/>
         </w:rPr>
         <w:t>,</w:t>
@@ -1709,6 +1744,7 @@
           <w:color w:val="0070C0"/>
           <w:sz w:val="20"/>
           <w:szCs w:val="20"/>
+          <w:highlight w:val="yellow"/>
           <w:lang w:val="en-US"/>
         </w:rPr>
         <w:t xml:space="preserve"> </w:t>
@@ -1719,6 +1755,7 @@
           <w:bCs/>
           <w:sz w:val="20"/>
           <w:szCs w:val="20"/>
+          <w:highlight w:val="yellow"/>
           <w:lang w:val="en-US"/>
         </w:rPr>
         <w:t>t</w:t>
@@ -1729,6 +1766,7 @@
           <w:bCs/>
           <w:sz w:val="20"/>
           <w:szCs w:val="20"/>
+          <w:highlight w:val="yellow"/>
           <w:lang w:val="en-US"/>
         </w:rPr>
         <w:t xml:space="preserve">he P-loop, also known as the Walker-A or G1 motif, is a glycine-rich region that binds to the β- and γ-phosphates of GDP/GTP and is highly conserved in Ras and other small GTPases </w:t>
@@ -1740,6 +1778,7 @@
           <w:color w:val="0070C0"/>
           <w:sz w:val="20"/>
           <w:szCs w:val="20"/>
+          <w:highlight w:val="yellow"/>
           <w:lang w:val="en-US"/>
         </w:rPr>
         <w:t xml:space="preserve">(Vetter &amp; </w:t>
@@ -1752,6 +1791,7 @@
           <w:color w:val="0070C0"/>
           <w:sz w:val="20"/>
           <w:szCs w:val="20"/>
+          <w:highlight w:val="yellow"/>
           <w:lang w:val="en-US"/>
         </w:rPr>
         <w:t>Wittinghofer</w:t>
@@ -1764,6 +1804,7 @@
           <w:color w:val="0070C0"/>
           <w:sz w:val="20"/>
           <w:szCs w:val="20"/>
+          <w:highlight w:val="yellow"/>
           <w:lang w:val="en-US"/>
         </w:rPr>
         <w:t xml:space="preserve">, 2001). </w:t>
@@ -1774,6 +1815,7 @@
           <w:bCs/>
           <w:sz w:val="20"/>
           <w:szCs w:val="20"/>
+          <w:highlight w:val="yellow"/>
           <w:lang w:val="en-US"/>
         </w:rPr>
         <w:t xml:space="preserve">Although some targeting strategies for KRAS (G12C) have recently been successful, similar methods for NRAS are still lacking </w:t>
@@ -1785,6 +1827,7 @@
           <w:color w:val="0070C0"/>
           <w:sz w:val="20"/>
           <w:szCs w:val="20"/>
+          <w:highlight w:val="yellow"/>
           <w:lang w:val="en-US"/>
         </w:rPr>
         <w:t xml:space="preserve">(Moore et al., 2020; Ostrem &amp; Shokat, 2016). </w:t>
@@ -1795,6 +1838,7 @@
           <w:bCs/>
           <w:sz w:val="20"/>
           <w:szCs w:val="20"/>
+          <w:highlight w:val="yellow"/>
           <w:lang w:val="en-US"/>
         </w:rPr>
         <w:t xml:space="preserve">Recent designs, like the potential inhibitor HM-387, aim to target the positively charged NRAS-Q61 mutant R61, pushing it into an “off-like” state. Thus, most current treatment approaches for NRAS mutant melanoma focus on indirect targeting of downstream signaling pathways </w:t>
@@ -1806,6 +1850,7 @@
           <w:color w:val="0070C0"/>
           <w:sz w:val="20"/>
           <w:szCs w:val="20"/>
+          <w:highlight w:val="yellow"/>
           <w:lang w:val="en-US"/>
         </w:rPr>
         <w:t xml:space="preserve">(Johnson &amp; Puzanov, 2015; Wellbrock &amp; </w:t>
@@ -1818,6 +1863,7 @@
           <w:color w:val="0070C0"/>
           <w:sz w:val="20"/>
           <w:szCs w:val="20"/>
+          <w:highlight w:val="yellow"/>
           <w:lang w:val="en-US"/>
         </w:rPr>
         <w:t>Arozarena</w:t>
@@ -1830,6 +1876,7 @@
           <w:color w:val="0070C0"/>
           <w:sz w:val="20"/>
           <w:szCs w:val="20"/>
+          <w:highlight w:val="yellow"/>
           <w:lang w:val="en-US"/>
         </w:rPr>
         <w:t xml:space="preserve">, 2016). </w:t>
@@ -1840,6 +1887,7 @@
           <w:bCs/>
           <w:sz w:val="20"/>
           <w:szCs w:val="20"/>
+          <w:highlight w:val="yellow"/>
           <w:lang w:val="en-US"/>
         </w:rPr>
         <w:t xml:space="preserve">MEK inhibitors such as </w:t>
@@ -1851,6 +1899,7 @@
           <w:bCs/>
           <w:sz w:val="20"/>
           <w:szCs w:val="20"/>
+          <w:highlight w:val="yellow"/>
           <w:lang w:val="en-US"/>
         </w:rPr>
         <w:t>binimetinib</w:t>
@@ -1862,6 +1911,7 @@
           <w:bCs/>
           <w:sz w:val="20"/>
           <w:szCs w:val="20"/>
+          <w:highlight w:val="yellow"/>
           <w:lang w:val="en-US"/>
         </w:rPr>
         <w:t xml:space="preserve"> and trametinib have shown some clinical effectiveness; however, response rates are still low and resistance often occurs </w:t>
@@ -1873,6 +1923,7 @@
           <w:color w:val="0070C0"/>
           <w:sz w:val="20"/>
           <w:szCs w:val="20"/>
+          <w:highlight w:val="yellow"/>
           <w:lang w:val="en-US"/>
         </w:rPr>
         <w:t xml:space="preserve">(Johnson &amp; Puzanov, 2015). </w:t>
@@ -1883,6 +1934,7 @@
           <w:bCs/>
           <w:sz w:val="20"/>
           <w:szCs w:val="20"/>
+          <w:highlight w:val="yellow"/>
           <w:lang w:val="en-US"/>
         </w:rPr>
         <w:t xml:space="preserve">Farnesyltransferase inhibitors and combination therapies have also been examined, but achieving long-lasting and specific inhibition of NRAS remains challenging </w:t>
@@ -1894,6 +1946,7 @@
           <w:color w:val="0070C0"/>
           <w:sz w:val="20"/>
           <w:szCs w:val="20"/>
+          <w:highlight w:val="yellow"/>
           <w:lang w:val="en-US"/>
         </w:rPr>
         <w:t xml:space="preserve">(Moore et al., 2020). </w:t>
@@ -1904,6 +1957,7 @@
           <w:bCs/>
           <w:sz w:val="20"/>
           <w:szCs w:val="20"/>
+          <w:highlight w:val="yellow"/>
           <w:lang w:val="en-US"/>
         </w:rPr>
         <w:t xml:space="preserve">This highlights a pressing need for new methods to directly inhibit mutant NRAS. Natural products serve as a reliable yet </w:t>
@@ -1915,6 +1969,7 @@
           <w:bCs/>
           <w:sz w:val="20"/>
           <w:szCs w:val="20"/>
+          <w:highlight w:val="yellow"/>
           <w:lang w:val="en-US"/>
         </w:rPr>
         <w:t>underutilised</w:t>
@@ -1926,6 +1981,7 @@
           <w:bCs/>
           <w:sz w:val="20"/>
           <w:szCs w:val="20"/>
+          <w:highlight w:val="yellow"/>
           <w:lang w:val="en-US"/>
         </w:rPr>
         <w:t xml:space="preserve"> source of bioactive compounds. Due to their structural diversity, complexity, and natural evolution for biological effects, natural compounds have significantly contributed to developing anticancer drugs </w:t>
@@ -1937,6 +1993,7 @@
           <w:color w:val="0070C0"/>
           <w:sz w:val="20"/>
           <w:szCs w:val="20"/>
+          <w:highlight w:val="yellow"/>
           <w:lang w:val="en-US"/>
         </w:rPr>
         <w:t xml:space="preserve">(Harvey et al., 2015; Newman &amp; Cragg, 2020). </w:t>
@@ -1947,6 +2004,7 @@
           <w:bCs/>
           <w:sz w:val="20"/>
           <w:szCs w:val="20"/>
+          <w:highlight w:val="yellow"/>
           <w:lang w:val="en-US"/>
         </w:rPr>
         <w:t xml:space="preserve">Notably, many approved anticancer treatments come from natural products or their derivatives, emphasizing their importance in drug discovery </w:t>
@@ -1958,6 +2016,7 @@
           <w:color w:val="0070C0"/>
           <w:sz w:val="20"/>
           <w:szCs w:val="20"/>
+          <w:highlight w:val="yellow"/>
           <w:lang w:val="en-US"/>
         </w:rPr>
         <w:t xml:space="preserve">(Newman &amp; Cragg, 2020). </w:t>
@@ -1968,6 +2027,7 @@
           <w:bCs/>
           <w:sz w:val="20"/>
           <w:szCs w:val="20"/>
+          <w:highlight w:val="yellow"/>
         </w:rPr>
         <w:t xml:space="preserve">Computational methods based on structure offer an effective way to explore these options. Molecular docking and virtual screening allow for evaluation of how ligands bind </w:t>
       </w:r>
@@ -1978,6 +2038,7 @@
           <w:color w:val="0070C0"/>
           <w:sz w:val="20"/>
           <w:szCs w:val="20"/>
+          <w:highlight w:val="yellow"/>
         </w:rPr>
         <w:t xml:space="preserve">(Kitchen et al., 2004; Lionta et al., 2014), </w:t>
       </w:r>
@@ -1987,6 +2048,7 @@
           <w:bCs/>
           <w:sz w:val="20"/>
           <w:szCs w:val="20"/>
+          <w:highlight w:val="yellow"/>
         </w:rPr>
         <w:t xml:space="preserve">and have been successfully applied in recent in-silico drug discovery studies for identifying bioactive compounds against therapeutic targets </w:t>
       </w:r>
@@ -1997,6 +2059,7 @@
           <w:color w:val="0070C0"/>
           <w:sz w:val="20"/>
           <w:szCs w:val="20"/>
+          <w:highlight w:val="yellow"/>
         </w:rPr>
         <w:t xml:space="preserve">(Başar et al., 2024). </w:t>
       </w:r>
@@ -2006,8 +2069,9 @@
           <w:bCs/>
           <w:sz w:val="20"/>
           <w:szCs w:val="20"/>
-        </w:rPr>
-        <w:t>These techniques are especially useful for targets like NRAS, where experimental data on ligand-bound structures is sparse.</w:t>
+          <w:highlight w:val="yellow"/>
+        </w:rPr>
+        <w:t xml:space="preserve">These techniques are especially useful for targets like NRAS, where experimental data on ligand-bound structures is sparse. </w:t>
       </w:r>
       <w:r>
         <w:rPr>
@@ -2015,15 +2079,7 @@
           <w:bCs/>
           <w:sz w:val="20"/>
           <w:szCs w:val="20"/>
-        </w:rPr>
-        <w:t xml:space="preserve"> </w:t>
-      </w:r>
-      <w:r>
-        <w:rPr>
-          <w:rFonts w:eastAsia="Calibri"/>
-          <w:bCs/>
-          <w:sz w:val="20"/>
-          <w:szCs w:val="20"/>
+          <w:highlight w:val="yellow"/>
           <w:lang w:val="en-US"/>
         </w:rPr>
         <w:t>In this study, we used a structure-based computational approach to find natural compounds in the ZINC database with potential activity against relevant mutant NRAS variants (G12, G13, and Q61). We created and validated mutant protein models, followed by extensive virtual screening of natural compounds and molecular docking. We assessed candidate compounds based on predicted binding energy and detailed interaction analysis to identify the top molecules with stable hydrogen-bond and hydrophobic interactions with important functional residues in the NRAS active site.</w:t>
@@ -2828,14 +2884,25 @@
           <w:szCs w:val="20"/>
           <w:lang w:val="en-IN"/>
         </w:rPr>
-        <w:t xml:space="preserve">The database used for obtaining natural compounds for screening was the ZINC Database </w:t>
-      </w:r>
-      <w:r>
-        <w:rPr>
-          <w:rFonts w:eastAsia="Calibri"/>
-          <w:color w:val="0070C0"/>
-          <w:sz w:val="20"/>
-          <w:szCs w:val="20"/>
+        <w:t xml:space="preserve">The database used for obtaining natural compounds for screening was the </w:t>
+      </w:r>
+      <w:r>
+        <w:rPr>
+          <w:rFonts w:eastAsia="Calibri"/>
+          <w:sz w:val="20"/>
+          <w:szCs w:val="20"/>
+          <w:highlight w:val="yellow"/>
+          <w:lang w:val="en-IN"/>
+        </w:rPr>
+        <w:t xml:space="preserve">ZINC Database </w:t>
+      </w:r>
+      <w:r>
+        <w:rPr>
+          <w:rFonts w:eastAsia="Calibri"/>
+          <w:color w:val="0070C0"/>
+          <w:sz w:val="20"/>
+          <w:szCs w:val="20"/>
+          <w:highlight w:val="yellow"/>
         </w:rPr>
         <w:t>(Irwin &amp; Shoichet, 2005).</w:t>
       </w:r>
@@ -2890,6 +2957,7 @@
           <w:rFonts w:eastAsia="Calibri"/>
           <w:sz w:val="20"/>
           <w:szCs w:val="20"/>
+          <w:highlight w:val="yellow"/>
           <w:lang w:val="en-IN"/>
         </w:rPr>
         <w:t xml:space="preserve">FAF-Drugs4 </w:t>
@@ -2900,6 +2968,7 @@
           <w:color w:val="0070C0"/>
           <w:sz w:val="20"/>
           <w:szCs w:val="20"/>
+          <w:highlight w:val="yellow"/>
           <w:lang w:val="en-IN"/>
         </w:rPr>
         <w:t>(</w:t>
@@ -2911,6 +2980,7 @@
           <w:color w:val="0070C0"/>
           <w:sz w:val="20"/>
           <w:szCs w:val="20"/>
+          <w:highlight w:val="yellow"/>
           <w:lang w:val="en-IN"/>
         </w:rPr>
         <w:t>Lagorce</w:t>
@@ -2922,6 +2992,7 @@
           <w:color w:val="0070C0"/>
           <w:sz w:val="20"/>
           <w:szCs w:val="20"/>
+          <w:highlight w:val="yellow"/>
           <w:lang w:val="en-IN"/>
         </w:rPr>
         <w:t xml:space="preserve"> et al., 2017)</w:t>
@@ -2940,6 +3011,7 @@
           <w:rFonts w:eastAsia="Calibri"/>
           <w:sz w:val="20"/>
           <w:szCs w:val="20"/>
+          <w:highlight w:val="yellow"/>
           <w:lang w:val="en-IN"/>
         </w:rPr>
         <w:t xml:space="preserve">synthesis </w:t>
@@ -2950,6 +3022,7 @@
           <w:color w:val="0070C0"/>
           <w:sz w:val="20"/>
           <w:szCs w:val="20"/>
+          <w:highlight w:val="yellow"/>
           <w:lang w:val="en-IN"/>
         </w:rPr>
         <w:t>(</w:t>
@@ -2961,6 +3034,7 @@
           <w:color w:val="0070C0"/>
           <w:sz w:val="20"/>
           <w:szCs w:val="20"/>
+          <w:highlight w:val="yellow"/>
           <w:lang w:val="en-IN"/>
         </w:rPr>
         <w:t>Lagorce</w:t>
@@ -2972,6 +3046,7 @@
           <w:color w:val="0070C0"/>
           <w:sz w:val="20"/>
           <w:szCs w:val="20"/>
+          <w:highlight w:val="yellow"/>
           <w:lang w:val="en-IN"/>
         </w:rPr>
         <w:t xml:space="preserve"> et al., 2017)</w:t>
@@ -2982,9 +3057,20 @@
           <w:color w:val="0070C0"/>
           <w:sz w:val="20"/>
           <w:szCs w:val="20"/>
-          <w:lang w:val="en-IN"/>
-        </w:rPr>
-        <w:t xml:space="preserve">. </w:t>
+          <w:highlight w:val="yellow"/>
+          <w:lang w:val="en-IN"/>
+        </w:rPr>
+        <w:t>.</w:t>
+      </w:r>
+      <w:r>
+        <w:rPr>
+          <w:rFonts w:eastAsia="Calibri"/>
+          <w:color w:val="0070C0"/>
+          <w:sz w:val="20"/>
+          <w:szCs w:val="20"/>
+          <w:lang w:val="en-IN"/>
+        </w:rPr>
+        <w:t xml:space="preserve"> </w:t>
       </w:r>
       <w:r>
         <w:rPr>
@@ -3078,6 +3164,7 @@
           <w:rFonts w:eastAsia="Calibri"/>
           <w:sz w:val="20"/>
           <w:szCs w:val="20"/>
+          <w:highlight w:val="yellow"/>
           <w:lang w:val="en-IN"/>
         </w:rPr>
         <w:t>PyRx</w:t>
@@ -3088,6 +3175,7 @@
           <w:rFonts w:eastAsia="Calibri"/>
           <w:sz w:val="20"/>
           <w:szCs w:val="20"/>
+          <w:highlight w:val="yellow"/>
           <w:lang w:val="en-IN"/>
         </w:rPr>
         <w:t xml:space="preserve"> </w:t>
@@ -3098,6 +3186,7 @@
           <w:color w:val="0070C0"/>
           <w:sz w:val="20"/>
           <w:szCs w:val="20"/>
+          <w:highlight w:val="yellow"/>
           <w:lang w:val="en-IN"/>
         </w:rPr>
         <w:t>(</w:t>
@@ -3109,6 +3198,7 @@
           <w:color w:val="0070C0"/>
           <w:sz w:val="20"/>
           <w:szCs w:val="20"/>
+          <w:highlight w:val="yellow"/>
           <w:lang w:val="en-IN"/>
         </w:rPr>
         <w:t>Dallakyan</w:t>
@@ -3120,9 +3210,20 @@
           <w:color w:val="0070C0"/>
           <w:sz w:val="20"/>
           <w:szCs w:val="20"/>
-          <w:lang w:val="en-IN"/>
-        </w:rPr>
-        <w:t xml:space="preserve"> &amp; Olson, 2015) </w:t>
+          <w:highlight w:val="yellow"/>
+          <w:lang w:val="en-IN"/>
+        </w:rPr>
+        <w:t xml:space="preserve"> &amp; Olson, 2015)</w:t>
+      </w:r>
+      <w:r>
+        <w:rPr>
+          <w:rFonts w:eastAsia="Calibri"/>
+          <w:color w:val="0070C0"/>
+          <w:sz w:val="20"/>
+          <w:szCs w:val="20"/>
+          <w:lang w:val="en-IN"/>
+        </w:rPr>
+        <w:t xml:space="preserve"> </w:t>
       </w:r>
       <w:r>
         <w:rPr>
@@ -3148,6 +3249,7 @@
           <w:rFonts w:eastAsia="Calibri"/>
           <w:sz w:val="20"/>
           <w:szCs w:val="20"/>
+          <w:highlight w:val="yellow"/>
           <w:lang w:val="en-IN"/>
         </w:rPr>
         <w:t>AutoDock</w:t>
@@ -3158,6 +3260,7 @@
           <w:rFonts w:eastAsia="Calibri"/>
           <w:sz w:val="20"/>
           <w:szCs w:val="20"/>
+          <w:highlight w:val="yellow"/>
           <w:lang w:val="en-IN"/>
         </w:rPr>
         <w:t xml:space="preserve"> 4.2 suite</w:t>
@@ -3167,6 +3270,7 @@
           <w:rFonts w:eastAsia="Calibri"/>
           <w:sz w:val="20"/>
           <w:szCs w:val="20"/>
+          <w:highlight w:val="yellow"/>
           <w:lang w:val="en-IN"/>
         </w:rPr>
         <w:t xml:space="preserve"> </w:t>
@@ -3177,6 +3281,7 @@
           <w:color w:val="0070C0"/>
           <w:sz w:val="20"/>
           <w:szCs w:val="20"/>
+          <w:highlight w:val="yellow"/>
         </w:rPr>
         <w:t>(Morris et al., 2009)</w:t>
       </w:r>
@@ -3337,13 +3442,24 @@
           <w:szCs w:val="20"/>
           <w:lang w:val="en-IN"/>
         </w:rPr>
-        <w:t xml:space="preserve"> files. This yielded the best protein-ligand binding candidates for further analysis. Docking results were analysed using LigPlot</w:t>
-      </w:r>
-      <w:r>
-        <w:rPr>
-          <w:rFonts w:eastAsia="Calibri"/>
-          <w:sz w:val="20"/>
-          <w:szCs w:val="20"/>
+        <w:t xml:space="preserve"> files. This yielded the best protein-ligand binding candidates for further analysis. Docking results were analysed using </w:t>
+      </w:r>
+      <w:r>
+        <w:rPr>
+          <w:rFonts w:eastAsia="Calibri"/>
+          <w:sz w:val="20"/>
+          <w:szCs w:val="20"/>
+          <w:highlight w:val="yellow"/>
+          <w:lang w:val="en-IN"/>
+        </w:rPr>
+        <w:t>LigPlot</w:t>
+      </w:r>
+      <w:r>
+        <w:rPr>
+          <w:rFonts w:eastAsia="Calibri"/>
+          <w:sz w:val="20"/>
+          <w:szCs w:val="20"/>
+          <w:highlight w:val="yellow"/>
           <w:lang w:val="en-IN"/>
         </w:rPr>
         <w:t xml:space="preserve"> </w:t>
@@ -3354,8 +3470,18 @@
           <w:color w:val="0070C0"/>
           <w:sz w:val="20"/>
           <w:szCs w:val="20"/>
-        </w:rPr>
-        <w:t xml:space="preserve">(Laskowski &amp; Swindells, 2011), </w:t>
+          <w:highlight w:val="yellow"/>
+        </w:rPr>
+        <w:t>(Laskowski &amp; Swindells, 2011),</w:t>
+      </w:r>
+      <w:r>
+        <w:rPr>
+          <w:rFonts w:eastAsia="Calibri"/>
+          <w:color w:val="0070C0"/>
+          <w:sz w:val="20"/>
+          <w:szCs w:val="20"/>
+        </w:rPr>
+        <w:t xml:space="preserve"> </w:t>
       </w:r>
       <w:r>
         <w:rPr>
@@ -3524,6 +3650,7 @@
           <w:rFonts w:eastAsia="Calibri"/>
           <w:sz w:val="20"/>
           <w:szCs w:val="20"/>
+          <w:highlight w:val="yellow"/>
           <w:lang w:val="en-IN"/>
         </w:rPr>
         <w:t xml:space="preserve">The mutant NRAS variants (G12D, G13D, and Q61R) were generated using </w:t>
@@ -3534,6 +3661,7 @@
           <w:rFonts w:eastAsia="Calibri"/>
           <w:sz w:val="20"/>
           <w:szCs w:val="20"/>
+          <w:highlight w:val="yellow"/>
           <w:lang w:val="en-IN"/>
         </w:rPr>
         <w:t>SwissPDB</w:t>
@@ -3544,6 +3672,7 @@
           <w:rFonts w:eastAsia="Calibri"/>
           <w:sz w:val="20"/>
           <w:szCs w:val="20"/>
+          <w:highlight w:val="yellow"/>
           <w:lang w:val="en-IN"/>
         </w:rPr>
         <w:t xml:space="preserve"> Viewer based on the wild-type structural template. Structural quality checks confirmed the reliability of these models. The protein model's backbone torsion angles (phi and psi) are highly </w:t>
@@ -3553,6 +3682,7 @@
           <w:rFonts w:eastAsia="Calibri"/>
           <w:sz w:val="20"/>
           <w:szCs w:val="20"/>
+          <w:highlight w:val="yellow"/>
           <w:lang w:val="en-IN"/>
         </w:rPr>
         <w:t>stereo chemically</w:t>
@@ -3562,6 +3692,7 @@
           <w:rFonts w:eastAsia="Calibri"/>
           <w:sz w:val="20"/>
           <w:szCs w:val="20"/>
+          <w:highlight w:val="yellow"/>
           <w:lang w:val="en-IN"/>
         </w:rPr>
         <w:t xml:space="preserve"> favourable, with over 90% of residues falling in the most allowed regions of the Ramachandran plot (Figure 1E–F), signifying excellent structural quality. Only a minor fraction occupied disallowed regions. </w:t>
@@ -3572,6 +3703,7 @@
           <w:rFonts w:eastAsia="Calibri"/>
           <w:sz w:val="20"/>
           <w:szCs w:val="20"/>
+          <w:highlight w:val="yellow"/>
           <w:lang w:val="en-IN"/>
         </w:rPr>
         <w:t>ProSA</w:t>
@@ -3582,6 +3714,7 @@
           <w:rFonts w:eastAsia="Calibri"/>
           <w:sz w:val="20"/>
           <w:szCs w:val="20"/>
+          <w:highlight w:val="yellow"/>
           <w:lang w:val="en-IN"/>
         </w:rPr>
         <w:t xml:space="preserve"> scores were negative, indicating minimal erroneous regions (Figure 1C) were consistent with native proteins of similar size, indicating reliable global folding </w:t>
@@ -3592,6 +3725,7 @@
           <w:color w:val="0070C0"/>
           <w:sz w:val="20"/>
           <w:szCs w:val="20"/>
+          <w:highlight w:val="yellow"/>
           <w:lang w:val="en-IN"/>
         </w:rPr>
         <w:t>(Wiederstein &amp; Sippl, 2007)</w:t>
@@ -3601,9 +3735,19 @@
           <w:rFonts w:eastAsia="Calibri"/>
           <w:sz w:val="20"/>
           <w:szCs w:val="20"/>
-          <w:lang w:val="en-IN"/>
-        </w:rPr>
-        <w:t>. The modelled NRAS mutant structure was therefore used for further analysis, demonstrating strong structural stability.</w:t>
+          <w:highlight w:val="yellow"/>
+          <w:lang w:val="en-IN"/>
+        </w:rPr>
+        <w:t>. The modelled NRAS mutant structure was therefore used for further analysis, demonstrating strong structural stability</w:t>
+      </w:r>
+      <w:r>
+        <w:rPr>
+          <w:rFonts w:eastAsia="Calibri"/>
+          <w:sz w:val="20"/>
+          <w:szCs w:val="20"/>
+          <w:lang w:val="en-IN"/>
+        </w:rPr>
+        <w:t>.</w:t>
       </w:r>
     </w:p>
     <w:p>
@@ -4477,6 +4621,7 @@
           <w:spacing w:val="1"/>
           <w:sz w:val="20"/>
           <w:szCs w:val="20"/>
+          <w:highlight w:val="yellow"/>
           <w:lang w:val="en-IN"/>
         </w:rPr>
         <w:t>(A) Protein showing secondary structure elements and residue connectivity. (B) Cartoon representation of the protein and coloured by secondary structure type. (C) Overall model quality plot in PROSA indicating global Z-scores (D) Local quality assessment plot showing per-residue score fluctuations. (E) Ramachandran plot presenting backbone dihedral angle distributions, with most residues occupying favoured regions. (F) Summary of model statistics obtained from the Ramachandran plot.</w:t>
@@ -4555,6 +4700,7 @@
           <w:rFonts w:eastAsia="Calibri"/>
           <w:sz w:val="20"/>
           <w:szCs w:val="20"/>
+          <w:highlight w:val="yellow"/>
           <w:lang w:val="en-IN"/>
         </w:rPr>
         <w:t xml:space="preserve">Structure-based virtual screening is a widely accepted early-stage drug discovery strategy for identifying lead candidates against challenging targets </w:t>
@@ -4565,6 +4711,7 @@
           <w:color w:val="0070C0"/>
           <w:sz w:val="20"/>
           <w:szCs w:val="20"/>
+          <w:highlight w:val="yellow"/>
           <w:lang w:val="en-IN"/>
         </w:rPr>
         <w:t xml:space="preserve">(Kitchen et al., 2004; </w:t>
@@ -4576,6 +4723,7 @@
           <w:color w:val="0070C0"/>
           <w:sz w:val="20"/>
           <w:szCs w:val="20"/>
+          <w:highlight w:val="yellow"/>
           <w:lang w:val="en-IN"/>
         </w:rPr>
         <w:t>Lionta</w:t>
@@ -4587,6 +4735,7 @@
           <w:color w:val="0070C0"/>
           <w:sz w:val="20"/>
           <w:szCs w:val="20"/>
+          <w:highlight w:val="yellow"/>
           <w:lang w:val="en-IN"/>
         </w:rPr>
         <w:t xml:space="preserve"> et al., 2014).</w:t>
@@ -4596,6 +4745,7 @@
           <w:rFonts w:eastAsia="Calibri"/>
           <w:sz w:val="20"/>
           <w:szCs w:val="20"/>
+          <w:highlight w:val="yellow"/>
           <w:lang w:val="en-IN"/>
         </w:rPr>
         <w:t xml:space="preserve"> A total </w:t>
@@ -4605,6 +4755,7 @@
           <w:rFonts w:eastAsia="Calibri"/>
           <w:sz w:val="20"/>
           <w:szCs w:val="20"/>
+          <w:highlight w:val="yellow"/>
           <w:lang w:val="en-IN"/>
         </w:rPr>
         <w:t>of 5,322 natural compounds from the ZINC database</w:t>
@@ -4614,6 +4765,7 @@
           <w:rFonts w:eastAsia="Calibri"/>
           <w:sz w:val="20"/>
           <w:szCs w:val="20"/>
+          <w:highlight w:val="yellow"/>
           <w:lang w:val="en-IN"/>
         </w:rPr>
         <w:t xml:space="preserve"> was taken into consideration</w:t>
@@ -4623,6 +4775,7 @@
           <w:rFonts w:eastAsia="Calibri"/>
           <w:sz w:val="20"/>
           <w:szCs w:val="20"/>
+          <w:highlight w:val="yellow"/>
           <w:lang w:val="en-IN"/>
         </w:rPr>
         <w:t>,</w:t>
@@ -4632,6 +4785,7 @@
           <w:rFonts w:eastAsia="Calibri"/>
           <w:sz w:val="20"/>
           <w:szCs w:val="20"/>
+          <w:highlight w:val="yellow"/>
           <w:lang w:val="en-IN"/>
         </w:rPr>
         <w:t xml:space="preserve"> they were </w:t>
@@ -4641,6 +4795,7 @@
           <w:rFonts w:eastAsia="Calibri"/>
           <w:sz w:val="20"/>
           <w:szCs w:val="20"/>
+          <w:highlight w:val="yellow"/>
           <w:lang w:val="en-IN"/>
         </w:rPr>
         <w:t xml:space="preserve">filtered through FAFDrugs4 to </w:t>
@@ -4650,6 +4805,7 @@
           <w:rFonts w:eastAsia="Calibri"/>
           <w:sz w:val="20"/>
           <w:szCs w:val="20"/>
+          <w:highlight w:val="yellow"/>
           <w:lang w:val="en-IN"/>
         </w:rPr>
         <w:lastRenderedPageBreak/>
@@ -4661,6 +4817,7 @@
           <w:color w:val="0070C0"/>
           <w:sz w:val="20"/>
           <w:szCs w:val="20"/>
+          <w:highlight w:val="yellow"/>
           <w:lang w:val="en-IN"/>
         </w:rPr>
         <w:t>(</w:t>
@@ -4672,6 +4829,7 @@
           <w:color w:val="0070C0"/>
           <w:sz w:val="20"/>
           <w:szCs w:val="20"/>
+          <w:highlight w:val="yellow"/>
           <w:lang w:val="en-IN"/>
         </w:rPr>
         <w:t>Lagorce</w:t>
@@ -4683,6 +4841,7 @@
           <w:color w:val="0070C0"/>
           <w:sz w:val="20"/>
           <w:szCs w:val="20"/>
+          <w:highlight w:val="yellow"/>
           <w:lang w:val="en-IN"/>
         </w:rPr>
         <w:t xml:space="preserve"> et al., 2017)</w:t>
@@ -4692,6 +4851,7 @@
           <w:rFonts w:eastAsia="Calibri"/>
           <w:sz w:val="20"/>
           <w:szCs w:val="20"/>
+          <w:highlight w:val="yellow"/>
           <w:lang w:val="en-IN"/>
         </w:rPr>
         <w:t xml:space="preserve">. Docking was performed with </w:t>
@@ -4702,6 +4862,7 @@
           <w:rFonts w:eastAsia="Calibri"/>
           <w:sz w:val="20"/>
           <w:szCs w:val="20"/>
+          <w:highlight w:val="yellow"/>
           <w:lang w:val="en-IN"/>
         </w:rPr>
         <w:t>AutoDock</w:t>
@@ -4712,6 +4873,7 @@
           <w:rFonts w:eastAsia="Calibri"/>
           <w:sz w:val="20"/>
           <w:szCs w:val="20"/>
+          <w:highlight w:val="yellow"/>
           <w:lang w:val="en-IN"/>
         </w:rPr>
         <w:t xml:space="preserve"> 4.2 implemented in </w:t>
@@ -4722,6 +4884,7 @@
           <w:rFonts w:eastAsia="Calibri"/>
           <w:sz w:val="20"/>
           <w:szCs w:val="20"/>
+          <w:highlight w:val="yellow"/>
           <w:lang w:val="en-IN"/>
         </w:rPr>
         <w:t>PyRx</w:t>
@@ -4732,6 +4895,7 @@
           <w:rFonts w:eastAsia="Calibri"/>
           <w:sz w:val="20"/>
           <w:szCs w:val="20"/>
+          <w:highlight w:val="yellow"/>
           <w:lang w:val="en-IN"/>
         </w:rPr>
         <w:t xml:space="preserve"> on those compounds</w:t>
@@ -4741,6 +4905,7 @@
           <w:rFonts w:eastAsia="Calibri"/>
           <w:sz w:val="20"/>
           <w:szCs w:val="20"/>
+          <w:highlight w:val="yellow"/>
           <w:lang w:val="en-IN"/>
         </w:rPr>
         <w:t xml:space="preserve">. </w:t>
@@ -4750,6 +4915,7 @@
           <w:rFonts w:eastAsia="Calibri"/>
           <w:sz w:val="20"/>
           <w:szCs w:val="20"/>
+          <w:highlight w:val="yellow"/>
           <w:lang w:val="en-IN"/>
         </w:rPr>
         <w:t xml:space="preserve">Eleven </w:t>
@@ -4759,6 +4925,7 @@
           <w:rFonts w:eastAsia="Calibri"/>
           <w:sz w:val="20"/>
           <w:szCs w:val="20"/>
+          <w:highlight w:val="yellow"/>
           <w:lang w:val="en-IN"/>
         </w:rPr>
         <w:t xml:space="preserve">top-ranked compounds were selected based on their binding free energy, with docking scores ranging from –10.62 to –10.04 kcal/mol (Table 1). These values </w:t>
@@ -4768,6 +4935,7 @@
           <w:rFonts w:eastAsia="Calibri"/>
           <w:sz w:val="20"/>
           <w:szCs w:val="20"/>
+          <w:highlight w:val="yellow"/>
           <w:lang w:val="en-IN"/>
         </w:rPr>
         <w:t xml:space="preserve">show </w:t>
@@ -4777,24 +4945,17 @@
           <w:rFonts w:eastAsia="Calibri"/>
           <w:sz w:val="20"/>
           <w:szCs w:val="20"/>
-          <w:lang w:val="en-IN"/>
-        </w:rPr>
-        <w:t xml:space="preserve">a </w:t>
-      </w:r>
-      <w:r>
-        <w:rPr>
-          <w:rFonts w:eastAsia="Calibri"/>
-          <w:sz w:val="20"/>
-          <w:szCs w:val="20"/>
-          <w:lang w:val="en-IN"/>
-        </w:rPr>
-        <w:t>favourable</w:t>
-      </w:r>
-      <w:r>
-        <w:rPr>
-          <w:rFonts w:eastAsia="Calibri"/>
-          <w:sz w:val="20"/>
-          <w:szCs w:val="20"/>
+          <w:highlight w:val="yellow"/>
+          <w:lang w:val="en-IN"/>
+        </w:rPr>
+        <w:t>a favourable</w:t>
+      </w:r>
+      <w:r>
+        <w:rPr>
+          <w:rFonts w:eastAsia="Calibri"/>
+          <w:sz w:val="20"/>
+          <w:szCs w:val="20"/>
+          <w:highlight w:val="yellow"/>
           <w:lang w:val="en-IN"/>
         </w:rPr>
         <w:t xml:space="preserve"> stability</w:t>
@@ -4804,6 +4965,7 @@
           <w:rFonts w:eastAsia="Calibri"/>
           <w:sz w:val="20"/>
           <w:szCs w:val="20"/>
+          <w:highlight w:val="yellow"/>
           <w:lang w:val="en-IN"/>
         </w:rPr>
         <w:t xml:space="preserve"> with </w:t>
@@ -4813,6 +4975,7 @@
           <w:rFonts w:eastAsia="Calibri"/>
           <w:sz w:val="20"/>
           <w:szCs w:val="20"/>
+          <w:highlight w:val="yellow"/>
           <w:lang w:val="en-IN"/>
         </w:rPr>
         <w:t xml:space="preserve">previously </w:t>
@@ -4822,6 +4985,7 @@
           <w:rFonts w:eastAsia="Calibri"/>
           <w:sz w:val="20"/>
           <w:szCs w:val="20"/>
+          <w:highlight w:val="yellow"/>
           <w:lang w:val="en-IN"/>
         </w:rPr>
         <w:t xml:space="preserve">reported docking energies for small-molecule interactions targeting RAS proteins </w:t>
@@ -4832,26 +4996,17 @@
           <w:color w:val="0070C0"/>
           <w:sz w:val="20"/>
           <w:szCs w:val="20"/>
+          <w:highlight w:val="yellow"/>
           <w:lang w:val="en-IN"/>
         </w:rPr>
         <w:t xml:space="preserve">(Cox et al., 2014), </w:t>
       </w:r>
-    </w:p>
-    <w:p>
-      <w:pPr>
-        <w:jc w:val="both"/>
-        <w:rPr>
-          <w:rFonts w:eastAsia="Calibri"/>
-          <w:sz w:val="20"/>
-          <w:szCs w:val="20"/>
-          <w:lang w:val="en-IN"/>
-        </w:rPr>
-      </w:pPr>
-      <w:r>
-        <w:rPr>
-          <w:rFonts w:eastAsia="Calibri"/>
-          <w:sz w:val="20"/>
-          <w:szCs w:val="20"/>
+      <w:r>
+        <w:rPr>
+          <w:rFonts w:eastAsia="Calibri"/>
+          <w:sz w:val="20"/>
+          <w:szCs w:val="20"/>
+          <w:highlight w:val="yellow"/>
           <w:lang w:val="en-IN"/>
         </w:rPr>
         <w:t>The narrow energy distribution among the top hits indicates convergence toward a structurally consistent binding mode within the NRAS active site. Importantly, the identification of multiple natural compounds with strong predicted affinity inclines to the therapeutic potential of natural products' chemical space for targeting oncogenic NRAS variants.</w:t>
@@ -4946,7 +5101,17 @@
           <w:szCs w:val="20"/>
           <w:lang w:val="en-IN"/>
         </w:rPr>
-        <w:t>including hydrogen bonds and hydrophobic interactions among different ligand binding poses and mutant protein variants, providing insight into structural determinants of binding affinity. Interaction analysis of the docked complexes revealed frequently conserved functional residues that are significant to NRAS catalytic activity and conformational stability. Specific residues like Tyr-32, located within the Switch I region, contribute hydrophobic stabilisation in five complexes (compounds 1, 3, 7, 8, and 9). Switch I undergoes nucleotide-dependent conformational rearrangement and plays a critical role in effector identification and Mg²⁺ coordination, while when we look at Thr-35, another Switch I residue, it forms a stable hydrogen bond with compound 2 and engages itself in hydrophobic contacts in complexes 9 and 11. Phe-28, positioned adjacent to the P-loop and contributing to the structural integrity of the nucleotide-binding pocket, participated in hydrophobic interactions in seven complexes. This high frequency emphasises its structural role in maintaining the architecture of the protein and suggests that ligand binding consistently overlaps with the nucleotide-binding site.  Similarly, Asp-119, a residue involved in nucleotide specificity and stabilisation, shows consistent engagement in nine complexes, further indicating that the compounds target catalytically relevant regions.</w:t>
+        <w:t xml:space="preserve">including hydrogen bonds and hydrophobic interactions among different ligand binding poses and mutant protein variants, providing insight into structural determinants of binding affinity. </w:t>
+      </w:r>
+      <w:r>
+        <w:rPr>
+          <w:rFonts w:eastAsia="Calibri"/>
+          <w:sz w:val="20"/>
+          <w:szCs w:val="20"/>
+          <w:highlight w:val="yellow"/>
+          <w:lang w:val="en-IN"/>
+        </w:rPr>
+        <w:t>Interaction analysis of the docked complexes revealed frequently conserved functional residues that are significant to NRAS catalytic activity and conformational stability. Specific residues like Tyr-32, located within the Switch I region, contribute hydrophobic stabilisation in five complexes (compounds 1, 3, 7, 8, and 9). Switch I undergoes nucleotide-dependent conformational rearrangement and plays a critical role in effector identification and Mg²⁺ coordination, while when we look at Thr-35, another Switch I residue, it forms a stable hydrogen bond with compound 2 and engages itself in hydrophobic contacts in complexes 9 and 11. Phe-28, positioned adjacent to the P-loop and contributing to the structural integrity of the nucleotide-binding pocket, participated in hydrophobic interactions in seven complexes. This high frequency emphasises its structural role in maintaining the architecture of the protein and suggests that ligand binding consistently overlaps with the nucleotide-binding site.  Similarly, Asp-119, a residue involved in nucleotide specificity and stabilisation, shows consistent engagement in nine complexes, further indicating that the compounds target catalytically relevant regions.</w:t>
       </w:r>
     </w:p>
     <w:p>
@@ -5033,6 +5198,7 @@
           <w:rFonts w:eastAsia="Calibri"/>
           <w:sz w:val="20"/>
           <w:szCs w:val="20"/>
+          <w:highlight w:val="yellow"/>
           <w:lang w:val="en-IN"/>
         </w:rPr>
         <w:t>Docking results of top-ranking ZINC compounds (binding free energy ≤ –10 kcal/mol), highlighting predicted hydrogen bond donor–acceptor pairs and residues involved in hydrophobic or van der Waals interactions</w:t>
@@ -5042,6 +5208,7 @@
           <w:rFonts w:eastAsia="Calibri"/>
           <w:sz w:val="20"/>
           <w:szCs w:val="20"/>
+          <w:highlight w:val="yellow"/>
           <w:lang w:val="en-IN"/>
         </w:rPr>
         <w:t>.</w:t>
@@ -6143,6 +6310,7 @@
                 <w:sz w:val="18"/>
                 <w:szCs w:val="18"/>
               </w:rPr>
+              <w:lastRenderedPageBreak/>
               <w:t>7</w:t>
             </w:r>
           </w:p>
@@ -6780,7 +6948,17 @@
           <w:szCs w:val="20"/>
           <w:lang w:val="en-IN"/>
         </w:rPr>
-        <w:t>Beyond conserved sites, mutant residues also established direct ligand interactions. The variant Asp-12 (G12D) formed a hydrogen bond in compound 2 (2.88 Å) and engaged in additional stabilising contacts across multiple complexes.  Asp-13 (G13D) formed hydrogen bonds in compounds 7 (3.05 Å) and 10 (2.84 Å), while Arg-61 (Q61R), located in the Switch II region, which is not that common, participated in electrostatic and hydrogen-bond interactions depending on ligand orientation.</w:t>
+        <w:t xml:space="preserve">Beyond conserved sites, mutant residues also established direct ligand interactions. </w:t>
+      </w:r>
+      <w:r>
+        <w:rPr>
+          <w:rFonts w:eastAsia="Calibri"/>
+          <w:sz w:val="20"/>
+          <w:szCs w:val="20"/>
+          <w:highlight w:val="yellow"/>
+          <w:lang w:val="en-IN"/>
+        </w:rPr>
+        <w:t>The variant Asp-12 (G12D) formed a hydrogen bond in compound 2 (2.88 Å) and engaged in additional stabilising contacts across multiple complexes.  Asp-13 (G13D) formed hydrogen bonds in compounds 7 (3.05 Å) and 10 (2.84 Å), while Arg-61 (Q61R), located in the Switch II region, which is not that common, participated in electrostatic and hydrogen-bond interactions depending on ligand orientation.</w:t>
       </w:r>
     </w:p>
     <w:p>
@@ -6834,6 +7012,8 @@
           <w:rFonts w:eastAsia="Calibri"/>
           <w:sz w:val="20"/>
           <w:szCs w:val="20"/>
+          <w:highlight w:val="yellow"/>
+          <w:lang w:val="en-IN"/>
         </w:rPr>
       </w:pPr>
     </w:p>
@@ -6844,14 +7024,16 @@
           <w:rFonts w:eastAsia="Calibri"/>
           <w:sz w:val="20"/>
           <w:szCs w:val="20"/>
-          <w:lang w:val="en-IN"/>
-        </w:rPr>
-      </w:pPr>
-      <w:r>
-        <w:rPr>
-          <w:rFonts w:eastAsia="Calibri"/>
-          <w:sz w:val="20"/>
-          <w:szCs w:val="20"/>
+          <w:highlight w:val="yellow"/>
+          <w:lang w:val="en-IN"/>
+        </w:rPr>
+      </w:pPr>
+      <w:r>
+        <w:rPr>
+          <w:rFonts w:eastAsia="Calibri"/>
+          <w:sz w:val="20"/>
+          <w:szCs w:val="20"/>
+          <w:highlight w:val="yellow"/>
           <w:lang w:val="en-IN"/>
         </w:rPr>
         <w:t xml:space="preserve">Among the eleven shortlisted compounds, ZINC02096813, ZINC02120343, and ZINC00518885 consistently demonstrated strong binding affinities. These compounds simultaneously interact with catalytic stabilisers (Tyr-32, Phe-28, Asp-119) and mutant residues (Asp-12, Asp-13, or Arg-61), forming </w:t>
@@ -6871,8 +7053,17 @@
           <w:rFonts w:eastAsia="Calibri"/>
           <w:sz w:val="20"/>
           <w:szCs w:val="20"/>
-        </w:rPr>
-        <w:t xml:space="preserve">complementary networks of hydrogen bonds and hydrophobic contacts. This dual engagement of hydrogen bonds with mutant residues alongside hydrophobic contacts with conserved structural </w:t>
+          <w:highlight w:val="yellow"/>
+        </w:rPr>
+        <w:t>complementary networks of hydrogen bonds and hydrophobic contacts</w:t>
+      </w:r>
+      <w:r>
+        <w:rPr>
+          <w:rFonts w:eastAsia="Calibri"/>
+          <w:sz w:val="20"/>
+          <w:szCs w:val="20"/>
+        </w:rPr>
+        <w:t xml:space="preserve">. This dual engagement of hydrogen bonds with mutant residues alongside hydrophobic contacts with conserved structural </w:t>
       </w:r>
       <w:r>
         <w:rPr>
@@ -7048,6 +7239,7 @@
           <w:spacing w:val="1"/>
           <w:sz w:val="20"/>
           <w:szCs w:val="20"/>
+          <w:highlight w:val="yellow"/>
           <w:lang w:val="en-IN"/>
         </w:rPr>
         <w:t xml:space="preserve">This phenomenon parallels findings in KRAS G12C targeting, where mutation-specific pockets enabled selective inhibitor development </w:t>
@@ -7059,42 +7251,10 @@
           <w:spacing w:val="1"/>
           <w:sz w:val="20"/>
           <w:szCs w:val="20"/>
-          <w:lang w:val="en-IN"/>
-        </w:rPr>
-        <w:t>(</w:t>
-      </w:r>
-      <w:r>
-        <w:rPr>
-          <w:rFonts w:eastAsia="Segoe UI"/>
-          <w:color w:val="0070C0"/>
-          <w:spacing w:val="1"/>
-          <w:sz w:val="20"/>
-          <w:szCs w:val="20"/>
-          <w:lang w:val="en-IN"/>
-        </w:rPr>
-        <w:t>Ostrem et al., 2013</w:t>
-      </w:r>
-      <w:r>
-        <w:rPr>
-          <w:rFonts w:eastAsia="Segoe UI"/>
-          <w:color w:val="0070C0"/>
-          <w:spacing w:val="1"/>
-          <w:sz w:val="20"/>
-          <w:szCs w:val="20"/>
-          <w:lang w:val="en-IN"/>
-        </w:rPr>
-        <w:t>)</w:t>
-      </w:r>
-      <w:r>
-        <w:rPr>
-          <w:rFonts w:eastAsia="Segoe UI"/>
-          <w:color w:val="0070C0"/>
-          <w:spacing w:val="1"/>
-          <w:sz w:val="20"/>
-          <w:szCs w:val="20"/>
-          <w:lang w:val="en-IN"/>
-        </w:rPr>
-        <w:t xml:space="preserve">. </w:t>
+          <w:highlight w:val="yellow"/>
+          <w:lang w:val="en-IN"/>
+        </w:rPr>
+        <w:t xml:space="preserve">(Ostrem et al., 2013). </w:t>
       </w:r>
       <w:r>
         <w:rPr>
@@ -7102,19 +7262,10 @@
           <w:spacing w:val="1"/>
           <w:sz w:val="20"/>
           <w:szCs w:val="20"/>
-          <w:lang w:val="en-IN"/>
-        </w:rPr>
-        <w:t>The dual engagement of conserved catalytic stabilisers and mutation-specific residues suggests a rational framework for designing selective NRAS inhibitors</w:t>
-      </w:r>
-      <w:r>
-        <w:rPr>
-          <w:rFonts w:eastAsia="Segoe UI"/>
-          <w:spacing w:val="1"/>
-          <w:sz w:val="20"/>
-          <w:szCs w:val="20"/>
-          <w:lang w:val="en-IN"/>
-        </w:rPr>
-        <w:t xml:space="preserve"> in the future.</w:t>
+          <w:highlight w:val="yellow"/>
+          <w:lang w:val="en-IN"/>
+        </w:rPr>
+        <w:t>The dual engagement of conserved catalytic stabilisers and mutation-specific residues suggests a rational framework for designing selective NRAS inhibitors in the future.</w:t>
       </w:r>
     </w:p>
     <w:p>
@@ -7197,6 +7348,7 @@
           <w:rFonts w:eastAsia="Calibri"/>
           <w:sz w:val="20"/>
           <w:szCs w:val="20"/>
+          <w:highlight w:val="yellow"/>
           <w:lang w:val="en-IN"/>
         </w:rPr>
         <w:t xml:space="preserve">NRAS is involved in one of the most important signalling pathways called MAPK </w:t>
@@ -7207,6 +7359,7 @@
           <w:color w:val="0070C0"/>
           <w:sz w:val="20"/>
           <w:szCs w:val="20"/>
+          <w:highlight w:val="yellow"/>
           <w:lang w:val="en-IN"/>
         </w:rPr>
         <w:t xml:space="preserve">(Wellbrock &amp; </w:t>
@@ -7218,6 +7371,7 @@
           <w:color w:val="0070C0"/>
           <w:sz w:val="20"/>
           <w:szCs w:val="20"/>
+          <w:highlight w:val="yellow"/>
           <w:lang w:val="en-IN"/>
         </w:rPr>
         <w:t>Arozarena</w:t>
@@ -7229,6 +7383,7 @@
           <w:color w:val="0070C0"/>
           <w:sz w:val="20"/>
           <w:szCs w:val="20"/>
+          <w:highlight w:val="yellow"/>
           <w:lang w:val="en-IN"/>
         </w:rPr>
         <w:t>, 2016)</w:t>
@@ -7238,9 +7393,19 @@
           <w:rFonts w:eastAsia="Calibri"/>
           <w:sz w:val="20"/>
           <w:szCs w:val="20"/>
-          <w:lang w:val="en-IN"/>
-        </w:rPr>
-        <w:t xml:space="preserve">, and despite its clinical importance, direct pharmacological inhibition remains limited and is yet to be explored. </w:t>
+          <w:highlight w:val="yellow"/>
+          <w:lang w:val="en-IN"/>
+        </w:rPr>
+        <w:t>, and despite its clinical importance, direct pharmacological inhibition remains limited and is yet to be explored.</w:t>
+      </w:r>
+      <w:r>
+        <w:rPr>
+          <w:rFonts w:eastAsia="Calibri"/>
+          <w:sz w:val="20"/>
+          <w:szCs w:val="20"/>
+          <w:lang w:val="en-IN"/>
+        </w:rPr>
+        <w:t xml:space="preserve"> </w:t>
       </w:r>
     </w:p>
     <w:p>
@@ -8183,6 +8348,7 @@
         <w:rPr>
           <w:sz w:val="20"/>
           <w:szCs w:val="20"/>
+          <w:highlight w:val="yellow"/>
           <w:lang w:val="en-IN"/>
         </w:rPr>
         <w:t>Two-dimensional interaction diagrams of the top eleven NRAS ligand complexes generated using LigPlot+. Hydrogen bonds are represented as dashed green lines, while hydrophobic contacts are illustrated as red semicircular arcs. The diagrams highlight conserved and mutant residue interactions within the nucleotide-binding pocket, demonstrating consistent engagement of P-loop and switch-region residues</w:t>
@@ -8191,6 +8357,7 @@
         <w:rPr>
           <w:sz w:val="20"/>
           <w:szCs w:val="20"/>
+          <w:highlight w:val="yellow"/>
           <w:lang w:val="en-IN"/>
         </w:rPr>
         <w:t>.</w:t>
@@ -8243,6 +8410,7 @@
           <w:rFonts w:eastAsia="Calibri"/>
           <w:sz w:val="20"/>
           <w:szCs w:val="20"/>
+          <w:highlight w:val="yellow"/>
           <w:lang w:val="en-IN"/>
         </w:rPr>
         <w:t xml:space="preserve">Current therapeutic strategies for NRAS mutant melanoma primarily rely on downstream MEK inhibition </w:t>
@@ -8253,6 +8421,7 @@
           <w:color w:val="0070C0"/>
           <w:sz w:val="20"/>
           <w:szCs w:val="20"/>
+          <w:highlight w:val="yellow"/>
           <w:lang w:val="en-IN"/>
         </w:rPr>
         <w:t>(Johnson &amp; Puzanov, 2015)</w:t>
@@ -8262,6 +8431,7 @@
           <w:rFonts w:eastAsia="Calibri"/>
           <w:sz w:val="20"/>
           <w:szCs w:val="20"/>
+          <w:highlight w:val="yellow"/>
           <w:lang w:val="en-IN"/>
         </w:rPr>
         <w:t xml:space="preserve">. However, clinical responses to MEK inhibitors such as </w:t>
@@ -8272,6 +8442,7 @@
           <w:rFonts w:eastAsia="Calibri"/>
           <w:sz w:val="20"/>
           <w:szCs w:val="20"/>
+          <w:highlight w:val="yellow"/>
           <w:lang w:val="en-IN"/>
         </w:rPr>
         <w:t>binimetinib</w:t>
@@ -8282,6 +8453,7 @@
           <w:rFonts w:eastAsia="Calibri"/>
           <w:sz w:val="20"/>
           <w:szCs w:val="20"/>
+          <w:highlight w:val="yellow"/>
           <w:lang w:val="en-IN"/>
         </w:rPr>
         <w:t xml:space="preserve"> have demonstrated modest improvements in progression-free survival </w:t>
@@ -8292,6 +8464,7 @@
           <w:color w:val="0070C0"/>
           <w:sz w:val="20"/>
           <w:szCs w:val="20"/>
+          <w:highlight w:val="yellow"/>
           <w:lang w:val="en-IN"/>
         </w:rPr>
         <w:t>(</w:t>
@@ -8303,6 +8476,7 @@
           <w:color w:val="0070C0"/>
           <w:sz w:val="20"/>
           <w:szCs w:val="20"/>
+          <w:highlight w:val="yellow"/>
           <w:lang w:val="en-IN"/>
         </w:rPr>
         <w:t>Ascierto</w:t>
@@ -8314,6 +8488,7 @@
           <w:color w:val="0070C0"/>
           <w:sz w:val="20"/>
           <w:szCs w:val="20"/>
+          <w:highlight w:val="yellow"/>
           <w:lang w:val="en-IN"/>
         </w:rPr>
         <w:t xml:space="preserve"> et al., 2013)</w:t>
@@ -8323,6 +8498,7 @@
           <w:rFonts w:eastAsia="Calibri"/>
           <w:sz w:val="20"/>
           <w:szCs w:val="20"/>
+          <w:highlight w:val="yellow"/>
           <w:lang w:val="en-IN"/>
         </w:rPr>
         <w:t xml:space="preserve">. The structural challenges seen in RAS family proteins have historically been considered “undruggable” due to their high affinity for GTP/GDP and the absence of deep hydrophobic pockets </w:t>
@@ -8333,6 +8509,7 @@
           <w:color w:val="0070C0"/>
           <w:sz w:val="20"/>
           <w:szCs w:val="20"/>
+          <w:highlight w:val="yellow"/>
           <w:lang w:val="en-IN"/>
         </w:rPr>
         <w:t>(Cox et al., 2014; McCormick, 2015)</w:t>
@@ -8342,6 +8519,7 @@
           <w:rFonts w:eastAsia="Calibri"/>
           <w:sz w:val="20"/>
           <w:szCs w:val="20"/>
+          <w:highlight w:val="yellow"/>
           <w:lang w:val="en-IN"/>
         </w:rPr>
         <w:t xml:space="preserve">. Direct NRAS targeting, as explored in this study, may therefore complement or enhance these approaches by addressing </w:t>
@@ -8351,6 +8529,7 @@
           <w:rFonts w:eastAsia="Calibri"/>
           <w:sz w:val="20"/>
           <w:szCs w:val="20"/>
+          <w:highlight w:val="yellow"/>
           <w:lang w:val="en-IN"/>
         </w:rPr>
         <w:t xml:space="preserve">the root cause. Natural products account for a substantial proportion of approved anticancer drugs </w:t>
@@ -8361,6 +8540,7 @@
           <w:color w:val="0070C0"/>
           <w:sz w:val="20"/>
           <w:szCs w:val="20"/>
+          <w:highlight w:val="yellow"/>
           <w:lang w:val="en-IN"/>
         </w:rPr>
         <w:t xml:space="preserve">(Newman &amp; Cragg, 2020). </w:t>
@@ -8370,6 +8550,7 @@
           <w:rFonts w:eastAsia="Calibri"/>
           <w:sz w:val="20"/>
           <w:szCs w:val="20"/>
+          <w:highlight w:val="yellow"/>
           <w:lang w:val="en-IN"/>
         </w:rPr>
         <w:t xml:space="preserve">Their structural diversity and evolutionary optimisation enable interactions with challenging protein surfaces </w:t>
@@ -8380,18 +8561,48 @@
           <w:color w:val="0070C0"/>
           <w:sz w:val="20"/>
           <w:szCs w:val="20"/>
-          <w:lang w:val="en-IN"/>
-        </w:rPr>
-        <w:t xml:space="preserve">(Harvey et al., 2015). </w:t>
-      </w:r>
-      <w:r>
-        <w:rPr>
-          <w:rFonts w:eastAsia="Calibri"/>
-          <w:sz w:val="20"/>
-          <w:szCs w:val="20"/>
-          <w:lang w:val="en-IN"/>
-        </w:rPr>
-        <w:t xml:space="preserve">Our results suggest that natural compounds, with diverse scaffolds and biocompatibility, may offer new chemical starting points to a strategic target in finding novel inhibitors for mutant NRAS. The diversity observed among the top-ranked compounds in this study further underscores the chemical richness of natural product libraries and their suitability for challenging oncogenic targets such as NRAS. Our analysis highlights the importance of conserved residues, </w:t>
+          <w:highlight w:val="yellow"/>
+          <w:lang w:val="en-IN"/>
+        </w:rPr>
+        <w:t>(Harvey et al., 2015).</w:t>
+      </w:r>
+      <w:r>
+        <w:rPr>
+          <w:rFonts w:eastAsia="Calibri"/>
+          <w:color w:val="0070C0"/>
+          <w:sz w:val="20"/>
+          <w:szCs w:val="20"/>
+          <w:lang w:val="en-IN"/>
+        </w:rPr>
+        <w:t xml:space="preserve"> </w:t>
+      </w:r>
+      <w:r>
+        <w:rPr>
+          <w:rFonts w:eastAsia="Calibri"/>
+          <w:sz w:val="20"/>
+          <w:szCs w:val="20"/>
+          <w:lang w:val="en-IN"/>
+        </w:rPr>
+        <w:t xml:space="preserve">Our results suggest that natural compounds, with diverse scaffolds and biocompatibility, may offer new chemical starting points to a strategic target in finding novel inhibitors for mutant NRAS. </w:t>
+      </w:r>
+      <w:r>
+        <w:rPr>
+          <w:rFonts w:eastAsia="Calibri"/>
+          <w:sz w:val="20"/>
+          <w:szCs w:val="20"/>
+          <w:highlight w:val="yellow"/>
+          <w:lang w:val="en-IN"/>
+        </w:rPr>
+        <w:t>The diversity observed among the top-ranked compounds in this study further underscores the chemical richness of natural product libraries and their suitability for challenging oncogenic targets such as NRAS</w:t>
+      </w:r>
+      <w:r>
+        <w:rPr>
+          <w:rFonts w:eastAsia="Calibri"/>
+          <w:sz w:val="20"/>
+          <w:szCs w:val="20"/>
+          <w:lang w:val="en-IN"/>
+        </w:rPr>
+        <w:t xml:space="preserve">. Our analysis highlights the importance of conserved residues, </w:t>
       </w:r>
       <w:r>
         <w:rPr>
@@ -8401,13 +8612,24 @@
           <w:lang w:val="en-IN"/>
         </w:rPr>
         <w:lastRenderedPageBreak/>
-        <w:t>which are known to stabilise switch I/II regions and coordinate nucleotide binding. The observation that these residues consistently contributed to ligand stabilisation agrees with prior crystal and biochemical studies on RAS proteins. Although NRAS lacks the reactive cysteine exploited in KRAS G12C</w:t>
-      </w:r>
-      <w:r>
-        <w:rPr>
-          <w:rFonts w:eastAsia="Calibri"/>
-          <w:sz w:val="20"/>
-          <w:szCs w:val="20"/>
+        <w:t xml:space="preserve">which are known to stabilise switch I/II regions and coordinate nucleotide binding. The observation that these residues consistently contributed to ligand stabilisation agrees with prior crystal and biochemical studies on RAS proteins. </w:t>
+      </w:r>
+      <w:r>
+        <w:rPr>
+          <w:rFonts w:eastAsia="Calibri"/>
+          <w:sz w:val="20"/>
+          <w:szCs w:val="20"/>
+          <w:highlight w:val="yellow"/>
+          <w:lang w:val="en-IN"/>
+        </w:rPr>
+        <w:t>Although NRAS lacks the reactive cysteine exploited in KRAS G12C</w:t>
+      </w:r>
+      <w:r>
+        <w:rPr>
+          <w:rFonts w:eastAsia="Calibri"/>
+          <w:sz w:val="20"/>
+          <w:szCs w:val="20"/>
+          <w:highlight w:val="yellow"/>
           <w:lang w:val="en-IN"/>
         </w:rPr>
         <w:t xml:space="preserve"> </w:t>
@@ -8419,48 +8641,17 @@
           <w:spacing w:val="1"/>
           <w:sz w:val="20"/>
           <w:szCs w:val="20"/>
-          <w:lang w:val="en-IN"/>
-        </w:rPr>
-        <w:t>(</w:t>
-      </w:r>
-      <w:r>
-        <w:rPr>
-          <w:rFonts w:eastAsia="Segoe UI"/>
-          <w:color w:val="0070C0"/>
-          <w:spacing w:val="1"/>
-          <w:sz w:val="20"/>
-          <w:szCs w:val="20"/>
-          <w:lang w:val="en-IN"/>
-        </w:rPr>
-        <w:t>Ostrem et al., 2013</w:t>
-      </w:r>
-      <w:r>
-        <w:rPr>
-          <w:rFonts w:eastAsia="Segoe UI"/>
-          <w:color w:val="0070C0"/>
-          <w:spacing w:val="1"/>
-          <w:sz w:val="20"/>
-          <w:szCs w:val="20"/>
-          <w:lang w:val="en-IN"/>
-        </w:rPr>
-        <w:t>)</w:t>
-      </w:r>
-      <w:r>
-        <w:rPr>
-          <w:rFonts w:eastAsia="Segoe UI"/>
-          <w:color w:val="0070C0"/>
-          <w:spacing w:val="1"/>
-          <w:sz w:val="20"/>
-          <w:szCs w:val="20"/>
-          <w:lang w:val="en-IN"/>
-        </w:rPr>
-        <w:t xml:space="preserve">. </w:t>
-      </w:r>
-      <w:r>
-        <w:rPr>
-          <w:rFonts w:eastAsia="Calibri"/>
-          <w:sz w:val="20"/>
-          <w:szCs w:val="20"/>
+          <w:highlight w:val="yellow"/>
+          <w:lang w:val="en-IN"/>
+        </w:rPr>
+        <w:t xml:space="preserve">(Ostrem et al., 2013). </w:t>
+      </w:r>
+      <w:r>
+        <w:rPr>
+          <w:rFonts w:eastAsia="Calibri"/>
+          <w:sz w:val="20"/>
+          <w:szCs w:val="20"/>
+          <w:highlight w:val="yellow"/>
           <w:lang w:val="en-IN"/>
         </w:rPr>
         <w:t xml:space="preserve"> inhibitors, these breakthroughs provide conceptual validation that mutation-specific pockets can be therapeutically elevated. Furthermore, accumulating evidence suggests that allosteric modulation of RAS proteins may represent a viable alternative to direct nucleotide competitive inhibition </w:t>
@@ -8471,6 +8662,7 @@
           <w:color w:val="0070C0"/>
           <w:sz w:val="20"/>
           <w:szCs w:val="20"/>
+          <w:highlight w:val="yellow"/>
           <w:lang w:val="en-IN"/>
         </w:rPr>
         <w:t xml:space="preserve">(Maurer et al., 2012; Welsch et al., 2017). </w:t>
@@ -8480,6 +8672,7 @@
           <w:rFonts w:eastAsia="Calibri"/>
           <w:sz w:val="20"/>
           <w:szCs w:val="20"/>
+          <w:highlight w:val="yellow"/>
           <w:lang w:val="en-IN"/>
         </w:rPr>
         <w:t>The interaction patterns observed in our analysis, particularly near the switch I and switch II regions, are consistent with previously described transient pockets that regulate effector binding. Nonetheless, the findings presented here are limited by their computational nature. Docking captures a static snapshot of protein</w:t>
@@ -8489,6 +8682,7 @@
           <w:rFonts w:eastAsia="Calibri"/>
           <w:sz w:val="20"/>
           <w:szCs w:val="20"/>
+          <w:highlight w:val="yellow"/>
           <w:lang w:val="en-IN"/>
         </w:rPr>
         <w:t>-</w:t>
@@ -8498,6 +8692,7 @@
           <w:rFonts w:eastAsia="Calibri"/>
           <w:sz w:val="20"/>
           <w:szCs w:val="20"/>
+          <w:highlight w:val="yellow"/>
           <w:lang w:val="en-IN"/>
         </w:rPr>
         <w:t xml:space="preserve">ligand interactions and does not fully address conformational flexibility. </w:t>
@@ -8508,6 +8703,7 @@
           <w:color w:val="0070C0"/>
           <w:sz w:val="20"/>
           <w:szCs w:val="20"/>
+          <w:highlight w:val="yellow"/>
           <w:lang w:val="en-IN"/>
         </w:rPr>
         <w:t xml:space="preserve">(Kitchen et al., 2004). </w:t>
@@ -8517,6 +8713,7 @@
           <w:rFonts w:eastAsia="Calibri"/>
           <w:sz w:val="20"/>
           <w:szCs w:val="20"/>
+          <w:highlight w:val="yellow"/>
           <w:lang w:val="en-IN"/>
         </w:rPr>
         <w:t xml:space="preserve">Future studies incorporating molecular dynamics simulations and free energy calculations would strengthen our understanding of the structural details and energetics of the system that can further enhance the binding predictions </w:t>
@@ -8527,6 +8724,7 @@
           <w:color w:val="0070C0"/>
           <w:sz w:val="20"/>
           <w:szCs w:val="20"/>
+          <w:highlight w:val="yellow"/>
           <w:lang w:val="en-IN"/>
         </w:rPr>
         <w:t>(Ferreira et al., 2015).</w:t>
@@ -8537,6 +8735,7 @@
           <w:color w:val="0070C0"/>
           <w:sz w:val="20"/>
           <w:szCs w:val="20"/>
+          <w:highlight w:val="yellow"/>
           <w:lang w:val="en-IN"/>
         </w:rPr>
         <w:t xml:space="preserve"> </w:t>
@@ -8546,6 +8745,7 @@
           <w:rFonts w:eastAsia="Calibri"/>
           <w:sz w:val="20"/>
           <w:szCs w:val="20"/>
+          <w:highlight w:val="yellow"/>
           <w:lang w:val="en-IN"/>
         </w:rPr>
         <w:t>Later experimental validation through biochemical assays and melanoma cell models will be necessary to validate our predictions. Collectively, this study contributes to the expanding efforts aimed at overcoming the challenges associated with direct NRAS inhibition by integrating natural product diversity with structure-based virtual screening.</w:t>
@@ -8623,6 +8823,7 @@
           <w:rFonts w:eastAsia="Calibri"/>
           <w:sz w:val="20"/>
           <w:szCs w:val="20"/>
+          <w:highlight w:val="yellow"/>
           <w:lang w:val="en-IN"/>
         </w:rPr>
         <w:t xml:space="preserve">This study integrates structural modelling, virtual screening and docking to identify potential inhibitors of oncogenic NRAS variants. The mutant models built exhibited high stereochemical quality, enabling reliable analyses. Screening 5,322 natural compounds yielded three guided candidates, namely ZINC02096813, ZINC02120343, and ZINC00518885. They followed strong binding affinities </w:t>
@@ -8632,6 +8833,7 @@
           <w:rFonts w:eastAsia="Calibri"/>
           <w:sz w:val="20"/>
           <w:szCs w:val="20"/>
+          <w:highlight w:val="yellow"/>
           <w:lang w:val="en-IN"/>
         </w:rPr>
         <w:t xml:space="preserve">between </w:t>
@@ -8641,6 +8843,7 @@
           <w:rFonts w:eastAsia="Calibri"/>
           <w:sz w:val="20"/>
           <w:szCs w:val="20"/>
+          <w:highlight w:val="yellow"/>
           <w:lang w:val="en-IN"/>
         </w:rPr>
         <w:t xml:space="preserve">conserved catalytic residues </w:t>
@@ -8650,6 +8853,7 @@
           <w:rFonts w:eastAsia="Calibri"/>
           <w:sz w:val="20"/>
           <w:szCs w:val="20"/>
+          <w:highlight w:val="yellow"/>
           <w:lang w:val="en-IN"/>
         </w:rPr>
         <w:t xml:space="preserve">and </w:t>
@@ -8659,6 +8863,7 @@
           <w:rFonts w:eastAsia="Calibri"/>
           <w:sz w:val="20"/>
           <w:szCs w:val="20"/>
+          <w:highlight w:val="yellow"/>
           <w:lang w:val="en-IN"/>
         </w:rPr>
         <w:t>mutant sites</w:t>
@@ -8668,6 +8873,7 @@
           <w:rFonts w:eastAsia="Calibri"/>
           <w:sz w:val="20"/>
           <w:szCs w:val="20"/>
+          <w:highlight w:val="yellow"/>
           <w:lang w:val="en-IN"/>
         </w:rPr>
         <w:t xml:space="preserve">. </w:t>
@@ -8677,9 +8883,10 @@
           <w:rFonts w:eastAsia="Calibri"/>
           <w:sz w:val="20"/>
           <w:szCs w:val="20"/>
-          <w:lang w:val="en-IN"/>
-        </w:rPr>
-        <w:t>These findings suggest that mutation-induced structural plasticity within NRAS can be strategically exploited for inhibitor development. These results being the initial steps towards finding a novel inhibitor, they provide a foundation for further molecular dynamics simulations and experimental validation towards therapies for NRAS-driven melanoma.</w:t>
+          <w:highlight w:val="yellow"/>
+          <w:lang w:val="en-IN"/>
+        </w:rPr>
+        <w:t>These findings suggest that mutation-induced structural plasticity within NRAS can be strategically exploited for inhibitor development. These results being the initial steps towards finding a novel inhibitor, they provide a foundation for further molecular dynamics simulations and experimental validation towards therapies for NRAS-driven melanoma</w:t>
       </w:r>
     </w:p>
     <w:p>
@@ -8699,12 +8906,29 @@
           <w:szCs w:val="20"/>
           <w:lang w:val="en-IN"/>
         </w:rPr>
+        <w:t>.</w:t>
+      </w:r>
+    </w:p>
+    <w:p>
+      <w:pPr>
+        <w:jc w:val="both"/>
+        <w:rPr>
+          <w:rFonts w:eastAsia="Calibri"/>
+          <w:sz w:val="20"/>
+          <w:szCs w:val="20"/>
+          <w:lang w:val="en-IN"/>
+        </w:rPr>
+      </w:pPr>
+      <w:r>
+        <w:rPr>
+          <w:rFonts w:eastAsia="Calibri"/>
+          <w:sz w:val="20"/>
+          <w:szCs w:val="20"/>
+          <w:lang w:val="en-IN"/>
+        </w:rPr>
         <w:t xml:space="preserve"> </w:t>
       </w:r>
-    </w:p>
-    <w:p>
-      <w:pPr>
-        <w:jc w:val="both"/>
+      <w:r>
         <w:rPr>
           <w:rFonts w:eastAsia="Calibri"/>
           <w:b/>
@@ -8714,8 +8938,12 @@
           <w:szCs w:val="20"/>
           <w:lang w:val="en-US"/>
         </w:rPr>
-      </w:pPr>
-      <w:r>
+        <w:t>Acknowledgements</w:t>
+      </w:r>
+    </w:p>
+    <w:p>
+      <w:pPr>
+        <w:jc w:val="both"/>
         <w:rPr>
           <w:rFonts w:eastAsia="Calibri"/>
           <w:b/>
@@ -8725,8 +8953,44 @@
           <w:szCs w:val="20"/>
           <w:lang w:val="en-US"/>
         </w:rPr>
-        <w:t>Acknowledgements</w:t>
-      </w:r>
+      </w:pPr>
+    </w:p>
+    <w:p>
+      <w:pPr>
+        <w:jc w:val="both"/>
+        <w:rPr>
+          <w:rFonts w:eastAsia="Calibri"/>
+          <w:bCs/>
+          <w:color w:val="000000" w:themeColor="text1"/>
+          <w:sz w:val="20"/>
+          <w:szCs w:val="20"/>
+          <w:lang w:val="en-US"/>
+        </w:rPr>
+      </w:pPr>
+      <w:r>
+        <w:rPr>
+          <w:rFonts w:eastAsia="Calibri"/>
+          <w:bCs/>
+          <w:color w:val="000000" w:themeColor="text1"/>
+          <w:sz w:val="20"/>
+          <w:szCs w:val="20"/>
+          <w:lang w:val="en-US"/>
+        </w:rPr>
+        <w:t>The authors gratefully acknowledge Dr. Rohan Meshram from Savitribai Phule Pune University for his invaluable guidance and support throughout the study.</w:t>
+      </w:r>
+    </w:p>
+    <w:p>
+      <w:pPr>
+        <w:jc w:val="both"/>
+        <w:rPr>
+          <w:rFonts w:eastAsia="Calibri"/>
+          <w:bCs/>
+          <w:color w:val="000000" w:themeColor="text1"/>
+          <w:sz w:val="20"/>
+          <w:szCs w:val="20"/>
+          <w:lang w:val="en-US"/>
+        </w:rPr>
+      </w:pPr>
     </w:p>
     <w:p>
       <w:pPr>
@@ -8738,33 +9002,8 @@
           <w:color w:val="0070C0"/>
           <w:sz w:val="20"/>
           <w:szCs w:val="20"/>
-          <w:lang w:val="en-US"/>
-        </w:rPr>
-      </w:pPr>
-    </w:p>
-    <w:p>
-      <w:pPr>
-        <w:jc w:val="both"/>
-        <w:rPr>
-          <w:rFonts w:eastAsia="Calibri"/>
-          <w:bCs/>
-          <w:color w:val="000000" w:themeColor="text1"/>
-          <w:sz w:val="20"/>
-          <w:szCs w:val="20"/>
-          <w:lang w:val="en-US"/>
-        </w:rPr>
-      </w:pPr>
-      <w:r>
-        <w:rPr>
-          <w:rFonts w:eastAsia="Calibri"/>
-          <w:bCs/>
-          <w:color w:val="000000" w:themeColor="text1"/>
-          <w:sz w:val="20"/>
-          <w:szCs w:val="20"/>
-          <w:lang w:val="en-US"/>
-        </w:rPr>
-        <w:t>The authors gratefully acknowledge Dr. Rohan Meshram from Savitribai Phule Pune University for his invaluable guidance and support throughout the study.</w:t>
-      </w:r>
+        </w:rPr>
+      </w:pPr>
     </w:p>
     <w:p>
       <w:pPr>
@@ -8776,12 +9015,10 @@
           <w:color w:val="0070C0"/>
           <w:sz w:val="20"/>
           <w:szCs w:val="20"/>
-        </w:rPr>
-      </w:pPr>
-    </w:p>
-    <w:p>
-      <w:pPr>
-        <w:jc w:val="both"/>
+          <w:lang w:val="en-US"/>
+        </w:rPr>
+      </w:pPr>
+      <w:r>
         <w:rPr>
           <w:rFonts w:eastAsia="Calibri"/>
           <w:b/>
@@ -8791,8 +9028,12 @@
           <w:szCs w:val="20"/>
           <w:lang w:val="en-US"/>
         </w:rPr>
-      </w:pPr>
-      <w:r>
+        <w:t>Conflict of Interest</w:t>
+      </w:r>
+    </w:p>
+    <w:p>
+      <w:pPr>
+        <w:jc w:val="both"/>
         <w:rPr>
           <w:rFonts w:eastAsia="Calibri"/>
           <w:b/>
@@ -8802,12 +9043,51 @@
           <w:szCs w:val="20"/>
           <w:lang w:val="en-US"/>
         </w:rPr>
-        <w:t>Conflict of Interest</w:t>
-      </w:r>
+      </w:pPr>
     </w:p>
     <w:p>
       <w:pPr>
         <w:jc w:val="both"/>
+        <w:rPr>
+          <w:rFonts w:eastAsia="Calibri"/>
+          <w:sz w:val="20"/>
+          <w:szCs w:val="20"/>
+          <w:lang w:val="en-US"/>
+        </w:rPr>
+      </w:pPr>
+      <w:r>
+        <w:rPr>
+          <w:rFonts w:eastAsia="Calibri"/>
+          <w:sz w:val="20"/>
+          <w:szCs w:val="20"/>
+          <w:lang w:val="en-US"/>
+        </w:rPr>
+        <w:t>The authors declare that they have no conflicts of interest.</w:t>
+      </w:r>
+    </w:p>
+    <w:p>
+      <w:pPr>
+        <w:jc w:val="both"/>
+        <w:rPr>
+          <w:rFonts w:eastAsia="Calibri"/>
+          <w:b/>
+          <w:color w:val="5B9BD5" w:themeColor="accent5"/>
+          <w:sz w:val="20"/>
+          <w:szCs w:val="20"/>
+          <w:lang w:val="en-US"/>
+        </w:rPr>
+      </w:pPr>
+    </w:p>
+    <w:p>
+      <w:pPr>
+        <w:rPr>
+          <w:rFonts w:eastAsia="Calibri"/>
+          <w:sz w:val="20"/>
+          <w:szCs w:val="20"/>
+          <w:lang w:val="en-IN"/>
+        </w:rPr>
+      </w:pPr>
+      <w:r>
         <w:rPr>
           <w:rFonts w:eastAsia="Calibri"/>
           <w:b/>
@@ -8815,60 +9095,6 @@
           <w:color w:val="0070C0"/>
           <w:sz w:val="20"/>
           <w:szCs w:val="20"/>
-          <w:lang w:val="en-US"/>
-        </w:rPr>
-      </w:pPr>
-    </w:p>
-    <w:p>
-      <w:pPr>
-        <w:jc w:val="both"/>
-        <w:rPr>
-          <w:rFonts w:eastAsia="Calibri"/>
-          <w:sz w:val="20"/>
-          <w:szCs w:val="20"/>
-          <w:lang w:val="en-US"/>
-        </w:rPr>
-      </w:pPr>
-      <w:r>
-        <w:rPr>
-          <w:rFonts w:eastAsia="Calibri"/>
-          <w:sz w:val="20"/>
-          <w:szCs w:val="20"/>
-          <w:lang w:val="en-US"/>
-        </w:rPr>
-        <w:t>The authors declare that they have no conflicts of interest.</w:t>
-      </w:r>
-    </w:p>
-    <w:p>
-      <w:pPr>
-        <w:jc w:val="both"/>
-        <w:rPr>
-          <w:rFonts w:eastAsia="Calibri"/>
-          <w:b/>
-          <w:color w:val="5B9BD5" w:themeColor="accent5"/>
-          <w:sz w:val="20"/>
-          <w:szCs w:val="20"/>
-          <w:lang w:val="en-US"/>
-        </w:rPr>
-      </w:pPr>
-    </w:p>
-    <w:p>
-      <w:pPr>
-        <w:rPr>
-          <w:rFonts w:eastAsia="Calibri"/>
-          <w:sz w:val="20"/>
-          <w:szCs w:val="20"/>
-          <w:lang w:val="en-IN"/>
-        </w:rPr>
-      </w:pPr>
-      <w:r>
-        <w:rPr>
-          <w:rFonts w:eastAsia="Calibri"/>
-          <w:b/>
-          <w:bCs/>
-          <w:color w:val="0070C0"/>
-          <w:sz w:val="20"/>
-          <w:szCs w:val="20"/>
           <w:lang w:val="en-IN"/>
         </w:rPr>
         <w:t>Table 1.</w:t>
@@ -8888,18 +9114,10 @@
           <w:rFonts w:eastAsia="Calibri"/>
           <w:sz w:val="20"/>
           <w:szCs w:val="20"/>
-          <w:lang w:val="en-IN"/>
-        </w:rPr>
-        <w:t>Docking results of top-ranking ZINC compounds (binding free energy ≤ –10 kcal/mol), highlighting predicted hydrogen bond donor–acceptor pairs and residues involved in hydrophobic or van der Waals interactions</w:t>
-      </w:r>
-      <w:r>
-        <w:rPr>
-          <w:rFonts w:eastAsia="Calibri"/>
-          <w:sz w:val="20"/>
-          <w:szCs w:val="20"/>
-          <w:lang w:val="en-IN"/>
-        </w:rPr>
-        <w:t>.</w:t>
+          <w:highlight w:val="yellow"/>
+          <w:lang w:val="en-IN"/>
+        </w:rPr>
+        <w:t>Docking results of top-ranking ZINC compounds (binding free energy ≤ –10 kcal/mol), highlighting predicted hydrogen bond donor–acceptor pairs and residues involved in hydrophobic or van der Waals interactions.</w:t>
       </w:r>
     </w:p>
     <w:p>
@@ -8955,6 +9173,7 @@
           <w:spacing w:val="1"/>
           <w:sz w:val="20"/>
           <w:szCs w:val="20"/>
+          <w:highlight w:val="yellow"/>
           <w:lang w:val="en-IN"/>
         </w:rPr>
         <w:t>(A) Protein showing secondary structure elements and residue connectivity. (B) Cartoon representation of the protein and coloured by secondary structure type. (C) Overall model quality plot in PROSA indicating global Z-scores (D) Local quality assessment plot showing per-residue score fluctuations. (E) Ramachandran plot presenting backbone dihedral angle distributions, with most residues occupying favoured regions. (F) Summary of model statistics obtained from the Ramachandran plot.</w:t>
@@ -9005,17 +9224,10 @@
         <w:rPr>
           <w:sz w:val="20"/>
           <w:szCs w:val="20"/>
-          <w:lang w:val="en-IN"/>
-        </w:rPr>
-        <w:t>Two-dimensional interaction diagrams of the top eleven NRAS ligand complexes generated using LigPlot+. Hydrogen bonds are represented as dashed green lines, while hydrophobic contacts are illustrated as red semicircular arcs. The diagrams highlight conserved and mutant residue interactions within the nucleotide-binding pocket, demonstrating consistent engagement of P-loop and switch-region residues</w:t>
-      </w:r>
-      <w:r>
-        <w:rPr>
-          <w:sz w:val="20"/>
-          <w:szCs w:val="20"/>
-          <w:lang w:val="en-IN"/>
-        </w:rPr>
-        <w:t>.</w:t>
+          <w:highlight w:val="yellow"/>
+          <w:lang w:val="en-IN"/>
+        </w:rPr>
+        <w:t>Two-dimensional interaction diagrams of the top eleven NRAS ligand complexes generated using LigPlot+. Hydrogen bonds are represented as dashed green lines, while hydrophobic contacts are illustrated as red semicircular arcs. The diagrams highlight conserved and mutant residue interactions within the nucleotide-binding pocket, demonstrating consistent engagement of P-loop and switch-region residues.</w:t>
       </w:r>
     </w:p>
     <w:p>
@@ -9067,12 +9279,14 @@
       <w:pPr>
         <w:rPr>
           <w:sz w:val="20"/>
-          <w:lang w:val="en-IN"/>
-        </w:rPr>
-      </w:pPr>
-      <w:r>
-        <w:rPr>
-          <w:sz w:val="20"/>
+          <w:highlight w:val="yellow"/>
+          <w:lang w:val="en-IN"/>
+        </w:rPr>
+      </w:pPr>
+      <w:r>
+        <w:rPr>
+          <w:sz w:val="20"/>
+          <w:highlight w:val="yellow"/>
           <w:lang w:val="en-IN"/>
         </w:rPr>
         <w:t xml:space="preserve">Al Mahi, A., &amp; </w:t>
@@ -9081,6 +9295,7 @@
       <w:r>
         <w:rPr>
           <w:sz w:val="20"/>
+          <w:highlight w:val="yellow"/>
           <w:lang w:val="en-IN"/>
         </w:rPr>
         <w:t>Ablain</w:t>
@@ -9089,6 +9304,7 @@
       <w:r>
         <w:rPr>
           <w:sz w:val="20"/>
+          <w:highlight w:val="yellow"/>
           <w:lang w:val="en-IN"/>
         </w:rPr>
         <w:t xml:space="preserve">, J. (2022). RAS pathway regulation in melanoma. Disease Models &amp; Mechanisms, 15(2), dmm049229. </w:t>
@@ -9098,6 +9314,7 @@
           <w:rPr>
             <w:rStyle w:val="Hyperlink"/>
             <w:sz w:val="20"/>
+            <w:highlight w:val="yellow"/>
             <w:lang w:val="en-IN"/>
           </w:rPr>
           <w:t>https://doi.org/10.1242/dmm.049229</w:t>
@@ -9106,6 +9323,7 @@
       <w:r>
         <w:rPr>
           <w:sz w:val="20"/>
+          <w:highlight w:val="yellow"/>
           <w:lang w:val="en-IN"/>
         </w:rPr>
         <w:t xml:space="preserve"> </w:t>
@@ -9115,20 +9333,23 @@
       <w:pPr>
         <w:rPr>
           <w:sz w:val="20"/>
-          <w:lang w:val="en-IN"/>
-        </w:rPr>
-      </w:pPr>
-    </w:p>
-    <w:p>
-      <w:pPr>
-        <w:rPr>
-          <w:sz w:val="20"/>
-          <w:lang w:val="en-IN"/>
-        </w:rPr>
-      </w:pPr>
-      <w:r>
-        <w:rPr>
-          <w:sz w:val="20"/>
+          <w:highlight w:val="yellow"/>
+          <w:lang w:val="en-IN"/>
+        </w:rPr>
+      </w:pPr>
+    </w:p>
+    <w:p>
+      <w:pPr>
+        <w:rPr>
+          <w:sz w:val="20"/>
+          <w:highlight w:val="yellow"/>
+          <w:lang w:val="en-IN"/>
+        </w:rPr>
+      </w:pPr>
+      <w:r>
+        <w:rPr>
+          <w:sz w:val="20"/>
+          <w:highlight w:val="yellow"/>
           <w:lang w:val="en-IN"/>
         </w:rPr>
         <w:t xml:space="preserve">Ardito, C. M., Grüner, B. M., Takeuchi, K. K., </w:t>
@@ -9137,6 +9358,7 @@
       <w:r>
         <w:rPr>
           <w:sz w:val="20"/>
+          <w:highlight w:val="yellow"/>
           <w:lang w:val="en-IN"/>
         </w:rPr>
         <w:t>Lubeseder</w:t>
@@ -9145,6 +9367,7 @@
       <w:r>
         <w:rPr>
           <w:sz w:val="20"/>
+          <w:highlight w:val="yellow"/>
           <w:lang w:val="en-IN"/>
         </w:rPr>
         <w:t xml:space="preserve">-Martellato, C., Teichmann, N., Mazur, P. K., DelGiorno, K. E., Carpenter, E. S., Halbrook, C. J., Hall, J. C., et al. (2012). EGF receptor is required for KRAS-induced pancreatic tumorigenesis. Cancer Cell, 22(3), 304–317. </w:t>
@@ -9154,6 +9377,7 @@
           <w:rPr>
             <w:rStyle w:val="Hyperlink"/>
             <w:sz w:val="20"/>
+            <w:highlight w:val="yellow"/>
             <w:lang w:val="en-IN"/>
           </w:rPr>
           <w:t>https://doi.org/10.1016/j.ccr.2012.07.024</w:t>
@@ -9162,6 +9386,7 @@
       <w:r>
         <w:rPr>
           <w:sz w:val="20"/>
+          <w:highlight w:val="yellow"/>
           <w:lang w:val="en-IN"/>
         </w:rPr>
         <w:t xml:space="preserve"> </w:t>
@@ -9171,14 +9396,16 @@
       <w:pPr>
         <w:rPr>
           <w:sz w:val="20"/>
-          <w:lang w:val="en-IN"/>
-        </w:rPr>
-      </w:pPr>
-    </w:p>
-    <w:p>
-      <w:pPr>
-        <w:rPr>
-          <w:sz w:val="20"/>
+          <w:highlight w:val="yellow"/>
+          <w:lang w:val="en-IN"/>
+        </w:rPr>
+      </w:pPr>
+    </w:p>
+    <w:p>
+      <w:pPr>
+        <w:rPr>
+          <w:sz w:val="20"/>
+          <w:highlight w:val="yellow"/>
           <w:lang w:val="en-IN"/>
         </w:rPr>
       </w:pPr>
@@ -9186,6 +9413,7 @@
       <w:r>
         <w:rPr>
           <w:sz w:val="20"/>
+          <w:highlight w:val="yellow"/>
           <w:lang w:val="en-IN"/>
         </w:rPr>
         <w:t>Ascierto</w:t>
@@ -9194,6 +9422,7 @@
       <w:r>
         <w:rPr>
           <w:sz w:val="20"/>
+          <w:highlight w:val="yellow"/>
           <w:lang w:val="en-IN"/>
         </w:rPr>
         <w:t xml:space="preserve">, P. A., </w:t>
@@ -9202,6 +9431,7 @@
       <w:r>
         <w:rPr>
           <w:sz w:val="20"/>
+          <w:highlight w:val="yellow"/>
           <w:lang w:val="en-IN"/>
         </w:rPr>
         <w:t>Schadendorf</w:t>
@@ -9210,6 +9440,7 @@
       <w:r>
         <w:rPr>
           <w:sz w:val="20"/>
+          <w:highlight w:val="yellow"/>
           <w:lang w:val="en-IN"/>
         </w:rPr>
         <w:t xml:space="preserve">, D., </w:t>
@@ -9218,6 +9449,7 @@
       <w:r>
         <w:rPr>
           <w:sz w:val="20"/>
+          <w:highlight w:val="yellow"/>
           <w:lang w:val="en-IN"/>
         </w:rPr>
         <w:t>Berking</w:t>
@@ -9226,6 +9458,7 @@
       <w:r>
         <w:rPr>
           <w:sz w:val="20"/>
+          <w:highlight w:val="yellow"/>
           <w:lang w:val="en-IN"/>
         </w:rPr>
         <w:t xml:space="preserve">, C., Agarwala, S. S., van </w:t>
@@ -9234,6 +9467,7 @@
       <w:r>
         <w:rPr>
           <w:sz w:val="20"/>
+          <w:highlight w:val="yellow"/>
           <w:lang w:val="en-IN"/>
         </w:rPr>
         <w:t>Herpen</w:t>
@@ -9242,6 +9476,7 @@
       <w:r>
         <w:rPr>
           <w:sz w:val="20"/>
+          <w:highlight w:val="yellow"/>
           <w:lang w:val="en-IN"/>
         </w:rPr>
         <w:t xml:space="preserve">, C. M., Queirolo, P., Blank, C. U., Hauschild, A., Beck, J. T., St-Pierre, A., et al. (2013). MEK162 for patients with advanced melanoma harbouring NRAS or BRAF mutations: A non-randomised, open-label phase 2 study. The Lancet Oncology, 14(3), 249–256. </w:t>
@@ -9251,6 +9486,7 @@
           <w:rPr>
             <w:rStyle w:val="Hyperlink"/>
             <w:sz w:val="20"/>
+            <w:highlight w:val="yellow"/>
             <w:lang w:val="en-IN"/>
           </w:rPr>
           <w:t>https://doi.org/10.1016/S1470-2045(13)70024-X</w:t>
@@ -9259,6 +9495,7 @@
       <w:r>
         <w:rPr>
           <w:sz w:val="20"/>
+          <w:highlight w:val="yellow"/>
           <w:lang w:val="en-IN"/>
         </w:rPr>
         <w:t xml:space="preserve"> </w:t>
@@ -9268,20 +9505,23 @@
       <w:pPr>
         <w:rPr>
           <w:sz w:val="20"/>
-          <w:lang w:val="en-IN"/>
-        </w:rPr>
-      </w:pPr>
-    </w:p>
-    <w:p>
-      <w:pPr>
-        <w:rPr>
-          <w:sz w:val="20"/>
-          <w:lang w:val="en-IN"/>
-        </w:rPr>
-      </w:pPr>
-      <w:r>
-        <w:rPr>
-          <w:sz w:val="20"/>
+          <w:highlight w:val="yellow"/>
+          <w:lang w:val="en-IN"/>
+        </w:rPr>
+      </w:pPr>
+    </w:p>
+    <w:p>
+      <w:pPr>
+        <w:rPr>
+          <w:sz w:val="20"/>
+          <w:highlight w:val="yellow"/>
+          <w:lang w:val="en-IN"/>
+        </w:rPr>
+      </w:pPr>
+      <w:r>
+        <w:rPr>
+          <w:sz w:val="20"/>
+          <w:highlight w:val="yellow"/>
         </w:rPr>
         <w:t xml:space="preserve">Başar, Y., Yenigün, S., Gül, F., Özen, T., Demirtaş, İ., Alma, M. H., &amp; Temel, S. (2024). Phytochemical profiling, molecular docking and ADMET prediction of crude extract of </w:t>
       </w:r>
@@ -9290,18 +9530,21 @@
           <w:i/>
           <w:iCs/>
           <w:sz w:val="20"/>
+          <w:highlight w:val="yellow"/>
         </w:rPr>
         <w:t>Atriplex nitens</w:t>
       </w:r>
       <w:r>
         <w:rPr>
           <w:sz w:val="20"/>
+          <w:highlight w:val="yellow"/>
         </w:rPr>
         <w:t xml:space="preserve"> Schkuhr for the </w:t>
       </w:r>
       <w:r>
         <w:rPr>
           <w:sz w:val="20"/>
+          <w:highlight w:val="yellow"/>
         </w:rPr>
         <w:lastRenderedPageBreak/>
         <w:t xml:space="preserve">screening of antioxidant and urease inhibitory activity. </w:t>
@@ -9311,42 +9554,41 @@
           <w:i/>
           <w:iCs/>
           <w:sz w:val="20"/>
+          <w:highlight w:val="yellow"/>
         </w:rPr>
         <w:t>International Journal of Chemistry and Technology</w:t>
       </w:r>
       <w:r>
         <w:rPr>
           <w:sz w:val="20"/>
+          <w:highlight w:val="yellow"/>
         </w:rPr>
         <w:t xml:space="preserve">, 8(1), 60–68. </w:t>
       </w:r>
       <w:r>
         <w:rPr>
           <w:sz w:val="20"/>
+          <w:highlight w:val="yellow"/>
         </w:rPr>
         <w:fldChar w:fldCharType="begin"/>
       </w:r>
       <w:r>
         <w:rPr>
           <w:sz w:val="20"/>
-        </w:rPr>
-        <w:instrText>HYPERLINK "</w:instrText>
-      </w:r>
-      <w:r>
-        <w:rPr>
-          <w:sz w:val="20"/>
-        </w:rPr>
-        <w:instrText>https://doi.org/10.32571/ijct.1389719</w:instrText>
-      </w:r>
-      <w:r>
-        <w:rPr>
-          <w:sz w:val="20"/>
-        </w:rPr>
-        <w:instrText>"</w:instrText>
-      </w:r>
-      <w:r>
-        <w:rPr>
-          <w:sz w:val="20"/>
+          <w:highlight w:val="yellow"/>
+        </w:rPr>
+        <w:instrText>HYPERLINK "https://doi.org/10.32571/ijct.1389719"</w:instrText>
+      </w:r>
+      <w:r>
+        <w:rPr>
+          <w:sz w:val="20"/>
+          <w:highlight w:val="yellow"/>
+        </w:rPr>
+      </w:r>
+      <w:r>
+        <w:rPr>
+          <w:sz w:val="20"/>
+          <w:highlight w:val="yellow"/>
         </w:rPr>
         <w:fldChar w:fldCharType="separate"/>
       </w:r>
@@ -9354,18 +9596,21 @@
         <w:rPr>
           <w:rStyle w:val="Hyperlink"/>
           <w:sz w:val="20"/>
+          <w:highlight w:val="yellow"/>
         </w:rPr>
         <w:t>https://doi.org/10.32571/ijct.1389719</w:t>
       </w:r>
       <w:r>
         <w:rPr>
           <w:sz w:val="20"/>
+          <w:highlight w:val="yellow"/>
         </w:rPr>
         <w:fldChar w:fldCharType="end"/>
       </w:r>
       <w:r>
         <w:rPr>
           <w:sz w:val="20"/>
+          <w:highlight w:val="yellow"/>
         </w:rPr>
         <w:t xml:space="preserve"> </w:t>
       </w:r>
@@ -9374,20 +9619,23 @@
       <w:pPr>
         <w:rPr>
           <w:sz w:val="20"/>
-          <w:lang w:val="en-IN"/>
-        </w:rPr>
-      </w:pPr>
-    </w:p>
-    <w:p>
-      <w:pPr>
-        <w:rPr>
-          <w:sz w:val="20"/>
-          <w:lang w:val="en-IN"/>
-        </w:rPr>
-      </w:pPr>
-      <w:r>
-        <w:rPr>
-          <w:sz w:val="20"/>
+          <w:highlight w:val="yellow"/>
+          <w:lang w:val="en-IN"/>
+        </w:rPr>
+      </w:pPr>
+    </w:p>
+    <w:p>
+      <w:pPr>
+        <w:rPr>
+          <w:sz w:val="20"/>
+          <w:highlight w:val="yellow"/>
+          <w:lang w:val="en-IN"/>
+        </w:rPr>
+      </w:pPr>
+      <w:r>
+        <w:rPr>
+          <w:sz w:val="20"/>
+          <w:highlight w:val="yellow"/>
           <w:lang w:val="en-IN"/>
         </w:rPr>
         <w:t xml:space="preserve">Cancer Genome Atlas Network. (2015). Genomic classification of cutaneous melanoma. Cell, 161(7), 1681–1696. </w:t>
@@ -9397,6 +9645,7 @@
           <w:rPr>
             <w:rStyle w:val="Hyperlink"/>
             <w:sz w:val="20"/>
+            <w:highlight w:val="yellow"/>
             <w:lang w:val="en-IN"/>
           </w:rPr>
           <w:t>https://doi.org/10.1016/j.cell.2015.05.044</w:t>
@@ -9405,6 +9654,7 @@
       <w:r>
         <w:rPr>
           <w:sz w:val="20"/>
+          <w:highlight w:val="yellow"/>
           <w:lang w:val="en-IN"/>
         </w:rPr>
         <w:t xml:space="preserve"> </w:t>
@@ -9414,20 +9664,23 @@
       <w:pPr>
         <w:rPr>
           <w:sz w:val="20"/>
-          <w:lang w:val="en-IN"/>
-        </w:rPr>
-      </w:pPr>
-    </w:p>
-    <w:p>
-      <w:pPr>
-        <w:rPr>
-          <w:sz w:val="20"/>
-          <w:lang w:val="en-IN"/>
-        </w:rPr>
-      </w:pPr>
-      <w:r>
-        <w:rPr>
-          <w:sz w:val="20"/>
+          <w:highlight w:val="yellow"/>
+          <w:lang w:val="en-IN"/>
+        </w:rPr>
+      </w:pPr>
+    </w:p>
+    <w:p>
+      <w:pPr>
+        <w:rPr>
+          <w:sz w:val="20"/>
+          <w:highlight w:val="yellow"/>
+          <w:lang w:val="en-IN"/>
+        </w:rPr>
+      </w:pPr>
+      <w:r>
+        <w:rPr>
+          <w:sz w:val="20"/>
+          <w:highlight w:val="yellow"/>
           <w:lang w:val="en-IN"/>
         </w:rPr>
         <w:t xml:space="preserve">Cancer.Net Editorial Board. (2025). Melanoma: Stages. American Society of Clinical Oncology. </w:t>
@@ -9437,6 +9690,7 @@
           <w:rPr>
             <w:rStyle w:val="Hyperlink"/>
             <w:sz w:val="20"/>
+            <w:highlight w:val="yellow"/>
             <w:lang w:val="en-IN"/>
           </w:rPr>
           <w:t>https://www.cancer.net</w:t>
@@ -9445,6 +9699,7 @@
       <w:r>
         <w:rPr>
           <w:sz w:val="20"/>
+          <w:highlight w:val="yellow"/>
           <w:lang w:val="en-IN"/>
         </w:rPr>
         <w:t xml:space="preserve"> </w:t>
@@ -9454,20 +9709,23 @@
       <w:pPr>
         <w:rPr>
           <w:sz w:val="20"/>
-          <w:lang w:val="en-IN"/>
-        </w:rPr>
-      </w:pPr>
-    </w:p>
-    <w:p>
-      <w:pPr>
-        <w:rPr>
-          <w:sz w:val="20"/>
-          <w:lang w:val="en-IN"/>
-        </w:rPr>
-      </w:pPr>
-      <w:r>
-        <w:rPr>
-          <w:sz w:val="20"/>
+          <w:highlight w:val="yellow"/>
+          <w:lang w:val="en-IN"/>
+        </w:rPr>
+      </w:pPr>
+    </w:p>
+    <w:p>
+      <w:pPr>
+        <w:rPr>
+          <w:sz w:val="20"/>
+          <w:highlight w:val="yellow"/>
+          <w:lang w:val="en-IN"/>
+        </w:rPr>
+      </w:pPr>
+      <w:r>
+        <w:rPr>
+          <w:sz w:val="20"/>
+          <w:highlight w:val="yellow"/>
           <w:lang w:val="en-IN"/>
         </w:rPr>
         <w:t xml:space="preserve">Cherfils, J., &amp; </w:t>
@@ -9476,6 +9734,7 @@
       <w:r>
         <w:rPr>
           <w:sz w:val="20"/>
+          <w:highlight w:val="yellow"/>
           <w:lang w:val="en-IN"/>
         </w:rPr>
         <w:t>Zeghouf</w:t>
@@ -9484,6 +9743,7 @@
       <w:r>
         <w:rPr>
           <w:sz w:val="20"/>
+          <w:highlight w:val="yellow"/>
           <w:lang w:val="en-IN"/>
         </w:rPr>
         <w:t xml:space="preserve">, M. (2013). Regulation of small GTPases by GEFs, GAPs, and GDIs. Physiological Reviews, 93(1), 269–309. </w:t>
@@ -9493,6 +9753,7 @@
           <w:rPr>
             <w:rStyle w:val="Hyperlink"/>
             <w:sz w:val="20"/>
+            <w:highlight w:val="yellow"/>
             <w:lang w:val="en-IN"/>
           </w:rPr>
           <w:t>https://doi.org/10.1152/physrev.00003.2012</w:t>
@@ -9501,6 +9762,7 @@
       <w:r>
         <w:rPr>
           <w:sz w:val="20"/>
+          <w:highlight w:val="yellow"/>
           <w:lang w:val="en-IN"/>
         </w:rPr>
         <w:t xml:space="preserve"> </w:t>
@@ -9510,20 +9772,23 @@
       <w:pPr>
         <w:rPr>
           <w:sz w:val="20"/>
-          <w:lang w:val="en-IN"/>
-        </w:rPr>
-      </w:pPr>
-    </w:p>
-    <w:p>
-      <w:pPr>
-        <w:rPr>
-          <w:sz w:val="20"/>
-          <w:lang w:val="en-IN"/>
-        </w:rPr>
-      </w:pPr>
-      <w:r>
-        <w:rPr>
-          <w:sz w:val="20"/>
+          <w:highlight w:val="yellow"/>
+          <w:lang w:val="en-IN"/>
+        </w:rPr>
+      </w:pPr>
+    </w:p>
+    <w:p>
+      <w:pPr>
+        <w:rPr>
+          <w:sz w:val="20"/>
+          <w:highlight w:val="yellow"/>
+          <w:lang w:val="en-IN"/>
+        </w:rPr>
+      </w:pPr>
+      <w:r>
+        <w:rPr>
+          <w:sz w:val="20"/>
+          <w:highlight w:val="yellow"/>
           <w:lang w:val="en-IN"/>
         </w:rPr>
         <w:t xml:space="preserve">Cox, A. D., </w:t>
@@ -9532,6 +9797,7 @@
       <w:r>
         <w:rPr>
           <w:sz w:val="20"/>
+          <w:highlight w:val="yellow"/>
           <w:lang w:val="en-IN"/>
         </w:rPr>
         <w:t>Fesik</w:t>
@@ -9540,6 +9806,7 @@
       <w:r>
         <w:rPr>
           <w:sz w:val="20"/>
+          <w:highlight w:val="yellow"/>
           <w:lang w:val="en-IN"/>
         </w:rPr>
         <w:t xml:space="preserve">, S. W., Kimmelman, A. C., Luo, J., &amp; Der, C. J. (2014). Drugging the undruggable RAS: Mission possible? Nature Reviews Drug Discovery, 13(11), 828–851. </w:t>
@@ -9549,6 +9816,7 @@
           <w:rPr>
             <w:rStyle w:val="Hyperlink"/>
             <w:sz w:val="20"/>
+            <w:highlight w:val="yellow"/>
             <w:lang w:val="en-IN"/>
           </w:rPr>
           <w:t>https://doi.org/10.1038/nrd4389</w:t>
@@ -9557,6 +9825,7 @@
       <w:r>
         <w:rPr>
           <w:sz w:val="20"/>
+          <w:highlight w:val="yellow"/>
           <w:lang w:val="en-IN"/>
         </w:rPr>
         <w:t xml:space="preserve"> </w:t>
@@ -9566,21 +9835,24 @@
       <w:pPr>
         <w:rPr>
           <w:sz w:val="20"/>
-          <w:lang w:val="en-IN"/>
-        </w:rPr>
-      </w:pPr>
-    </w:p>
-    <w:p>
-      <w:pPr>
-        <w:rPr>
-          <w:sz w:val="20"/>
-          <w:lang w:val="en-IN"/>
+          <w:highlight w:val="yellow"/>
+          <w:lang w:val="en-IN"/>
+        </w:rPr>
+      </w:pPr>
+    </w:p>
+    <w:p>
+      <w:pPr>
+        <w:rPr>
+          <w:sz w:val="20"/>
+          <w:highlight w:val="yellow"/>
+          <w:lang w:val="pt-BR"/>
         </w:rPr>
       </w:pPr>
       <w:proofErr w:type="spellStart"/>
       <w:r>
         <w:rPr>
           <w:sz w:val="20"/>
+          <w:highlight w:val="yellow"/>
           <w:lang w:val="en-IN"/>
         </w:rPr>
         <w:t>Dallakyan</w:t>
@@ -9589,6 +9861,7 @@
       <w:r>
         <w:rPr>
           <w:sz w:val="20"/>
+          <w:highlight w:val="yellow"/>
           <w:lang w:val="en-IN"/>
         </w:rPr>
         <w:t xml:space="preserve">, S., &amp; Olson, A. J. (2015). Small-molecule library screening by docking with </w:t>
@@ -9597,6 +9870,7 @@
       <w:r>
         <w:rPr>
           <w:sz w:val="20"/>
+          <w:highlight w:val="yellow"/>
           <w:lang w:val="en-IN"/>
         </w:rPr>
         <w:t>PyRx</w:t>
@@ -9605,23 +9879,114 @@
       <w:r>
         <w:rPr>
           <w:sz w:val="20"/>
-          <w:lang w:val="en-IN"/>
-        </w:rPr>
-        <w:t xml:space="preserve">. Methods in Molecular Biology, 1263, 243–250. </w:t>
+          <w:highlight w:val="yellow"/>
+          <w:lang w:val="en-IN"/>
+        </w:rPr>
+        <w:t xml:space="preserve">. </w:t>
+      </w:r>
+      <w:r>
+        <w:rPr>
+          <w:sz w:val="20"/>
+          <w:highlight w:val="yellow"/>
+          <w:lang w:val="pt-BR"/>
+        </w:rPr>
+        <w:t xml:space="preserve">Methods in Molecular Biology, 1263, 243–250. </w:t>
+      </w:r>
+      <w:r>
+        <w:rPr>
+          <w:highlight w:val="yellow"/>
+        </w:rPr>
+        <w:fldChar w:fldCharType="begin"/>
+      </w:r>
+      <w:r>
+        <w:rPr>
+          <w:highlight w:val="yellow"/>
+        </w:rPr>
+        <w:instrText>HYPERLINK "https://doi.org/10.1007/978-1-4939-2269-7_19"</w:instrText>
+      </w:r>
+      <w:r>
+        <w:rPr>
+          <w:highlight w:val="yellow"/>
+        </w:rPr>
+      </w:r>
+      <w:r>
+        <w:rPr>
+          <w:highlight w:val="yellow"/>
+        </w:rPr>
+        <w:fldChar w:fldCharType="separate"/>
+      </w:r>
+      <w:r>
+        <w:rPr>
+          <w:rStyle w:val="Hyperlink"/>
+          <w:sz w:val="20"/>
+          <w:highlight w:val="yellow"/>
+          <w:lang w:val="pt-BR"/>
+        </w:rPr>
+        <w:t>https://doi.org/10.1007/978-1-4939-2269-7_19</w:t>
+      </w:r>
+      <w:r>
+        <w:rPr>
+          <w:highlight w:val="yellow"/>
+        </w:rPr>
+        <w:fldChar w:fldCharType="end"/>
+      </w:r>
+      <w:r>
+        <w:rPr>
+          <w:sz w:val="20"/>
+          <w:highlight w:val="yellow"/>
+          <w:lang w:val="pt-BR"/>
+        </w:rPr>
+        <w:t xml:space="preserve"> </w:t>
+      </w:r>
+    </w:p>
+    <w:p>
+      <w:pPr>
+        <w:rPr>
+          <w:sz w:val="20"/>
+          <w:highlight w:val="yellow"/>
+          <w:lang w:val="pt-BR"/>
+        </w:rPr>
+      </w:pPr>
+    </w:p>
+    <w:p>
+      <w:pPr>
+        <w:rPr>
+          <w:sz w:val="20"/>
+          <w:highlight w:val="yellow"/>
+          <w:lang w:val="en-IN"/>
+        </w:rPr>
+      </w:pPr>
+      <w:r>
+        <w:rPr>
+          <w:sz w:val="20"/>
+          <w:highlight w:val="yellow"/>
+          <w:lang w:val="pt-BR"/>
+        </w:rPr>
+        <w:t xml:space="preserve">Ferreira, L. G., Dos Santos, R. N., Oliva, G., &amp; Andricopulo, A. D. (2015). </w:t>
+      </w:r>
+      <w:r>
+        <w:rPr>
+          <w:sz w:val="20"/>
+          <w:highlight w:val="yellow"/>
+          <w:lang w:val="en-IN"/>
+        </w:rPr>
+        <w:t xml:space="preserve">Molecular docking and structure-based drug design strategies. Molecules, 20(7), 13384–13421. </w:t>
       </w:r>
       <w:hyperlink r:id="rId39" w:history="1">
         <w:r>
           <w:rPr>
             <w:rStyle w:val="Hyperlink"/>
             <w:sz w:val="20"/>
+            <w:highlight w:val="yellow"/>
             <w:lang w:val="en-IN"/>
           </w:rPr>
-          <w:t>https://doi.org/10.1007/978-1-4939-2269-7_19</w:t>
+          <w:t>https://doi.org/10.3390/molecules200713384</w:t>
         </w:r>
       </w:hyperlink>
       <w:r>
         <w:rPr>
           <w:sz w:val="20"/>
+          <w:highlight w:val="yellow"/>
           <w:lang w:val="en-IN"/>
         </w:rPr>
         <w:t xml:space="preserve"> </w:t>
@@ -9631,51 +9996,50 @@
       <w:pPr>
         <w:rPr>
           <w:sz w:val="20"/>
-          <w:lang w:val="en-IN"/>
-        </w:rPr>
-      </w:pPr>
-    </w:p>
-    <w:p>
-      <w:pPr>
-        <w:rPr>
-          <w:sz w:val="20"/>
-          <w:lang w:val="en-IN"/>
-        </w:rPr>
-      </w:pPr>
-      <w:r>
-        <w:rPr>
-          <w:sz w:val="20"/>
+          <w:highlight w:val="yellow"/>
+          <w:lang w:val="en-IN"/>
+        </w:rPr>
+      </w:pPr>
+    </w:p>
+    <w:p>
+      <w:pPr>
+        <w:rPr>
+          <w:sz w:val="20"/>
+          <w:highlight w:val="yellow"/>
+          <w:lang w:val="en-IN"/>
+        </w:rPr>
+      </w:pPr>
+      <w:r>
+        <w:rPr>
+          <w:sz w:val="20"/>
+          <w:highlight w:val="yellow"/>
           <w:lang w:val="pt-BR"/>
         </w:rPr>
-        <w:t xml:space="preserve">Ferreira, L. G., Dos Santos, R. N., Oliva, G., &amp; Andricopulo, A. D. (2015). </w:t>
-      </w:r>
-      <w:r>
-        <w:rPr>
-          <w:sz w:val="20"/>
-          <w:lang w:val="en-IN"/>
-        </w:rPr>
-        <w:t xml:space="preserve">Molecular docking and structure-based drug design strategies. </w:t>
-      </w:r>
-      <w:r>
-        <w:rPr>
-          <w:sz w:val="20"/>
-          <w:lang w:val="en-IN"/>
-        </w:rPr>
-        <w:t xml:space="preserve">Molecules, 20(7), 13384–13421. </w:t>
+        <w:t xml:space="preserve">Harvey, A. L., Edrada-Ebel, R., &amp; Quinn, R. J. (2015). </w:t>
+      </w:r>
+      <w:r>
+        <w:rPr>
+          <w:sz w:val="20"/>
+          <w:highlight w:val="yellow"/>
+          <w:lang w:val="en-IN"/>
+        </w:rPr>
+        <w:t xml:space="preserve">The re-emergence of natural products for drug discovery in the genomics era. Nature Reviews Drug Discovery, 14, 111–129. </w:t>
       </w:r>
       <w:hyperlink r:id="rId40" w:history="1">
         <w:r>
           <w:rPr>
             <w:rStyle w:val="Hyperlink"/>
             <w:sz w:val="20"/>
+            <w:highlight w:val="yellow"/>
             <w:lang w:val="en-IN"/>
           </w:rPr>
-          <w:t>https://doi.org/10.3390/molecules200713384</w:t>
+          <w:t>https://doi.org/10.1038/nrd4510</w:t>
         </w:r>
       </w:hyperlink>
       <w:r>
         <w:rPr>
           <w:sz w:val="20"/>
+          <w:highlight w:val="yellow"/>
           <w:lang w:val="en-IN"/>
         </w:rPr>
         <w:t xml:space="preserve"> </w:t>
@@ -9685,44 +10049,78 @@
       <w:pPr>
         <w:rPr>
           <w:sz w:val="20"/>
-          <w:lang w:val="en-IN"/>
-        </w:rPr>
-      </w:pPr>
-    </w:p>
-    <w:p>
-      <w:pPr>
-        <w:rPr>
-          <w:sz w:val="20"/>
-          <w:lang w:val="en-IN"/>
-        </w:rPr>
-      </w:pPr>
-      <w:r>
-        <w:rPr>
-          <w:sz w:val="20"/>
-          <w:lang w:val="pt-BR"/>
-        </w:rPr>
-        <w:t xml:space="preserve">Harvey, A. L., Edrada-Ebel, R., &amp; Quinn, R. J. (2015). </w:t>
-      </w:r>
-      <w:r>
-        <w:rPr>
-          <w:sz w:val="20"/>
-          <w:lang w:val="en-IN"/>
-        </w:rPr>
-        <w:t xml:space="preserve">The re-emergence of natural products for drug discovery in the genomics era. Nature Reviews Drug Discovery, 14, 111–129. </w:t>
+          <w:highlight w:val="yellow"/>
+          <w:lang w:val="en-IN"/>
+        </w:rPr>
+      </w:pPr>
+    </w:p>
+    <w:p>
+      <w:pPr>
+        <w:rPr>
+          <w:sz w:val="20"/>
+          <w:highlight w:val="yellow"/>
+          <w:lang w:val="en-IN"/>
+        </w:rPr>
+      </w:pPr>
+      <w:r>
+        <w:rPr>
+          <w:sz w:val="20"/>
+          <w:highlight w:val="yellow"/>
+          <w:lang w:val="en-IN"/>
+        </w:rPr>
+        <w:t xml:space="preserve">Howe, L. R., </w:t>
+      </w:r>
+      <w:proofErr w:type="spellStart"/>
+      <w:r>
+        <w:rPr>
+          <w:sz w:val="20"/>
+          <w:highlight w:val="yellow"/>
+          <w:lang w:val="en-IN"/>
+        </w:rPr>
+        <w:t>Leevers</w:t>
+      </w:r>
+      <w:proofErr w:type="spellEnd"/>
+      <w:r>
+        <w:rPr>
+          <w:sz w:val="20"/>
+          <w:highlight w:val="yellow"/>
+          <w:lang w:val="en-IN"/>
+        </w:rPr>
+        <w:t xml:space="preserve">, S. J., Gómez, N., </w:t>
+      </w:r>
+      <w:proofErr w:type="spellStart"/>
+      <w:r>
+        <w:rPr>
+          <w:sz w:val="20"/>
+          <w:highlight w:val="yellow"/>
+          <w:lang w:val="en-IN"/>
+        </w:rPr>
+        <w:t>Nakielny</w:t>
+      </w:r>
+      <w:proofErr w:type="spellEnd"/>
+      <w:r>
+        <w:rPr>
+          <w:sz w:val="20"/>
+          <w:highlight w:val="yellow"/>
+          <w:lang w:val="en-IN"/>
+        </w:rPr>
+        <w:t xml:space="preserve">, S., Cohen, P., &amp; Marshall, C. J. (1992). Activation of the MAP kinase pathway by the protein kinase Raf. Cell, 71(2), 335–342. </w:t>
       </w:r>
       <w:hyperlink r:id="rId41" w:history="1">
         <w:r>
           <w:rPr>
             <w:rStyle w:val="Hyperlink"/>
             <w:sz w:val="20"/>
+            <w:highlight w:val="yellow"/>
             <w:lang w:val="en-IN"/>
           </w:rPr>
-          <w:t>https://doi.org/10.1038/nrd4510</w:t>
+          <w:t>https://doi.org/10.1016/0092-8674(92)90362-3</w:t>
         </w:r>
       </w:hyperlink>
       <w:r>
         <w:rPr>
           <w:sz w:val="20"/>
+          <w:highlight w:val="yellow"/>
           <w:lang w:val="en-IN"/>
         </w:rPr>
         <w:t xml:space="preserve"> </w:t>
@@ -9732,70 +10130,51 @@
       <w:pPr>
         <w:rPr>
           <w:sz w:val="20"/>
-          <w:lang w:val="en-IN"/>
-        </w:rPr>
-      </w:pPr>
-    </w:p>
-    <w:p>
-      <w:pPr>
-        <w:rPr>
-          <w:sz w:val="20"/>
-          <w:lang w:val="en-IN"/>
-        </w:rPr>
-      </w:pPr>
-      <w:r>
-        <w:rPr>
-          <w:sz w:val="20"/>
-          <w:lang w:val="en-IN"/>
-        </w:rPr>
-        <w:t xml:space="preserve">Howe, L. R., </w:t>
-      </w:r>
-      <w:proofErr w:type="spellStart"/>
-      <w:r>
-        <w:rPr>
-          <w:sz w:val="20"/>
-          <w:lang w:val="en-IN"/>
-        </w:rPr>
-        <w:t>Leevers</w:t>
-      </w:r>
-      <w:proofErr w:type="spellEnd"/>
-      <w:r>
-        <w:rPr>
-          <w:sz w:val="20"/>
-          <w:lang w:val="en-IN"/>
-        </w:rPr>
-        <w:t xml:space="preserve">, S. J., Gómez, N., </w:t>
-      </w:r>
-      <w:proofErr w:type="spellStart"/>
-      <w:r>
-        <w:rPr>
-          <w:sz w:val="20"/>
-          <w:lang w:val="en-IN"/>
-        </w:rPr>
-        <w:t>Nakielny</w:t>
-      </w:r>
-      <w:proofErr w:type="spellEnd"/>
-      <w:r>
-        <w:rPr>
-          <w:sz w:val="20"/>
-          <w:lang w:val="en-IN"/>
-        </w:rPr>
-        <w:t xml:space="preserve">, S., Cohen, P., &amp; Marshall, C. J. (1992). Activation of the MAP kinase pathway by the protein kinase Raf. Cell, 71(2), 335–342. </w:t>
+          <w:highlight w:val="yellow"/>
+          <w:lang w:val="en-IN"/>
+        </w:rPr>
+      </w:pPr>
+    </w:p>
+    <w:p>
+      <w:pPr>
+        <w:rPr>
+          <w:sz w:val="20"/>
+          <w:highlight w:val="yellow"/>
+          <w:lang w:val="it-IT"/>
+        </w:rPr>
+      </w:pPr>
+      <w:r>
+        <w:rPr>
+          <w:sz w:val="20"/>
+          <w:highlight w:val="yellow"/>
+          <w:lang w:val="en-IN"/>
+        </w:rPr>
+        <w:t xml:space="preserve">Hu, Z., &amp; Martí, J. (2025). Atomic-level mechanisms of abnormal activation in NRAS oncogenes from two-dimensional free energy landscapes. </w:t>
+      </w:r>
+      <w:r>
+        <w:rPr>
+          <w:sz w:val="20"/>
+          <w:highlight w:val="yellow"/>
+          <w:lang w:val="it-IT"/>
+        </w:rPr>
+        <w:t xml:space="preserve">Nanoscale, 17, 1–12. </w:t>
       </w:r>
       <w:hyperlink r:id="rId42" w:history="1">
         <w:r>
           <w:rPr>
             <w:rStyle w:val="Hyperlink"/>
             <w:sz w:val="20"/>
-            <w:lang w:val="en-IN"/>
+            <w:highlight w:val="yellow"/>
+            <w:lang w:val="it-IT"/>
           </w:rPr>
-          <w:t>https://doi.org/10.1016/0092-8674(92)90362-3</w:t>
+          <w:t>https://doi.org/10.1039/D4NR03372H</w:t>
         </w:r>
       </w:hyperlink>
       <w:r>
         <w:rPr>
           <w:sz w:val="20"/>
-          <w:lang w:val="en-IN"/>
+          <w:highlight w:val="yellow"/>
+          <w:lang w:val="it-IT"/>
         </w:rPr>
         <w:t xml:space="preserve"> </w:t>
       </w:r>
@@ -9804,84 +10183,31 @@
       <w:pPr>
         <w:rPr>
           <w:sz w:val="20"/>
-          <w:lang w:val="en-IN"/>
-        </w:rPr>
-      </w:pPr>
-    </w:p>
-    <w:p>
-      <w:pPr>
-        <w:rPr>
-          <w:sz w:val="20"/>
+          <w:highlight w:val="yellow"/>
           <w:lang w:val="it-IT"/>
         </w:rPr>
       </w:pPr>
-      <w:r>
-        <w:rPr>
-          <w:sz w:val="20"/>
-          <w:lang w:val="en-IN"/>
-        </w:rPr>
-        <w:t xml:space="preserve">Hu, Z., &amp; Martí, J. (2025). Atomic-level mechanisms of abnormal activation in NRAS oncogenes from two-dimensional free energy landscapes. </w:t>
-      </w:r>
-      <w:r>
-        <w:rPr>
-          <w:sz w:val="20"/>
+    </w:p>
+    <w:p>
+      <w:pPr>
+        <w:rPr>
+          <w:sz w:val="20"/>
+          <w:highlight w:val="yellow"/>
+          <w:lang w:val="en-IN"/>
+        </w:rPr>
+      </w:pPr>
+      <w:r>
+        <w:rPr>
+          <w:sz w:val="20"/>
+          <w:highlight w:val="yellow"/>
           <w:lang w:val="it-IT"/>
         </w:rPr>
-        <w:t xml:space="preserve">Nanoscale, 17, 1–12. </w:t>
-      </w:r>
-      <w:r>
-        <w:fldChar w:fldCharType="begin"/>
-      </w:r>
-      <w:r>
-        <w:instrText>HYPERLINK "https://doi.org/10.1039/D4NR03372H"</w:instrText>
-      </w:r>
-      <w:r>
-        <w:fldChar w:fldCharType="separate"/>
-      </w:r>
-      <w:r>
-        <w:rPr>
-          <w:rStyle w:val="Hyperlink"/>
-          <w:sz w:val="20"/>
-          <w:lang w:val="it-IT"/>
-        </w:rPr>
-        <w:t>https://doi.org/10.1039/D4NR03372H</w:t>
-      </w:r>
-      <w:r>
-        <w:fldChar w:fldCharType="end"/>
-      </w:r>
-      <w:r>
-        <w:rPr>
-          <w:sz w:val="20"/>
-          <w:lang w:val="it-IT"/>
-        </w:rPr>
-        <w:t xml:space="preserve"> </w:t>
-      </w:r>
-    </w:p>
-    <w:p>
-      <w:pPr>
-        <w:rPr>
-          <w:sz w:val="20"/>
-          <w:lang w:val="it-IT"/>
-        </w:rPr>
-      </w:pPr>
-    </w:p>
-    <w:p>
-      <w:pPr>
-        <w:rPr>
-          <w:sz w:val="20"/>
-          <w:lang w:val="en-IN"/>
-        </w:rPr>
-      </w:pPr>
-      <w:r>
-        <w:rPr>
-          <w:sz w:val="20"/>
-          <w:lang w:val="it-IT"/>
-        </w:rPr>
         <w:t xml:space="preserve">Irwin, J. J., &amp; Shoichet, B. K. (2005). </w:t>
       </w:r>
       <w:r>
         <w:rPr>
           <w:sz w:val="20"/>
+          <w:highlight w:val="yellow"/>
           <w:lang w:val="en-IN"/>
         </w:rPr>
         <w:t xml:space="preserve">ZINC — A free database of commercially available compounds for virtual screening. Journal of Chemical Information and </w:t>
@@ -9890,6 +10216,7 @@
       <w:r>
         <w:rPr>
           <w:sz w:val="20"/>
+          <w:highlight w:val="yellow"/>
           <w:lang w:val="en-IN"/>
         </w:rPr>
         <w:t>Modeling</w:t>
@@ -9898,6 +10225,7 @@
       <w:r>
         <w:rPr>
           <w:sz w:val="20"/>
+          <w:highlight w:val="yellow"/>
           <w:lang w:val="en-IN"/>
         </w:rPr>
         <w:t xml:space="preserve">, 45(1), 177–182. </w:t>
@@ -9907,6 +10235,7 @@
           <w:rPr>
             <w:rStyle w:val="Hyperlink"/>
             <w:sz w:val="20"/>
+            <w:highlight w:val="yellow"/>
             <w:lang w:val="en-IN"/>
           </w:rPr>
           <w:t>https://doi.org/10.1021/ci049714</w:t>
@@ -9915,36 +10244,33 @@
       <w:r>
         <w:rPr>
           <w:sz w:val="20"/>
-          <w:lang w:val="en-IN"/>
-        </w:rPr>
-        <w:t>+</w:t>
-      </w:r>
-      <w:r>
-        <w:rPr>
-          <w:sz w:val="20"/>
-          <w:lang w:val="en-IN"/>
-        </w:rPr>
-        <w:t xml:space="preserve"> </w:t>
-      </w:r>
-    </w:p>
-    <w:p>
-      <w:pPr>
-        <w:rPr>
-          <w:sz w:val="20"/>
-          <w:lang w:val="en-IN"/>
-        </w:rPr>
-      </w:pPr>
-    </w:p>
-    <w:p>
-      <w:pPr>
-        <w:rPr>
-          <w:sz w:val="20"/>
-          <w:lang w:val="en-IN"/>
-        </w:rPr>
-      </w:pPr>
-      <w:r>
-        <w:rPr>
-          <w:sz w:val="20"/>
+          <w:highlight w:val="yellow"/>
+          <w:lang w:val="en-IN"/>
+        </w:rPr>
+        <w:t xml:space="preserve">+ </w:t>
+      </w:r>
+    </w:p>
+    <w:p>
+      <w:pPr>
+        <w:rPr>
+          <w:sz w:val="20"/>
+          <w:highlight w:val="yellow"/>
+          <w:lang w:val="en-IN"/>
+        </w:rPr>
+      </w:pPr>
+    </w:p>
+    <w:p>
+      <w:pPr>
+        <w:rPr>
+          <w:sz w:val="20"/>
+          <w:highlight w:val="yellow"/>
+          <w:lang w:val="en-IN"/>
+        </w:rPr>
+      </w:pPr>
+      <w:r>
+        <w:rPr>
+          <w:sz w:val="20"/>
+          <w:highlight w:val="yellow"/>
           <w:lang w:val="en-IN"/>
         </w:rPr>
         <w:t xml:space="preserve">Johnson, C. W., Reid, D., Parker, J. A., Harrison, R. A., Weston, L., Peti, W., et al. (2017). The small GTPases </w:t>
@@ -9952,6 +10278,7 @@
       <w:r>
         <w:rPr>
           <w:sz w:val="20"/>
+          <w:highlight w:val="yellow"/>
           <w:lang w:val="en-IN"/>
         </w:rPr>
         <w:t xml:space="preserve">K-Ras, N-Ras, and H-Ras have distinct biochemical properties determined by allosteric effects. Journal of Biological Chemistry, 292(31), 12981–12993. </w:t>
@@ -9961,6 +10288,7 @@
           <w:rPr>
             <w:rStyle w:val="Hyperlink"/>
             <w:sz w:val="20"/>
+            <w:highlight w:val="yellow"/>
             <w:lang w:val="en-IN"/>
           </w:rPr>
           <w:t>https://doi.org/10.1074/jbc.M117.778886</w:t>
@@ -9969,6 +10297,7 @@
       <w:r>
         <w:rPr>
           <w:sz w:val="20"/>
+          <w:highlight w:val="yellow"/>
           <w:lang w:val="en-IN"/>
         </w:rPr>
         <w:t xml:space="preserve"> </w:t>
@@ -9978,20 +10307,23 @@
       <w:pPr>
         <w:rPr>
           <w:sz w:val="20"/>
-          <w:lang w:val="en-IN"/>
-        </w:rPr>
-      </w:pPr>
-    </w:p>
-    <w:p>
-      <w:pPr>
-        <w:rPr>
-          <w:sz w:val="20"/>
-          <w:lang w:val="en-IN"/>
-        </w:rPr>
-      </w:pPr>
-      <w:r>
-        <w:rPr>
-          <w:sz w:val="20"/>
+          <w:highlight w:val="yellow"/>
+          <w:lang w:val="en-IN"/>
+        </w:rPr>
+      </w:pPr>
+    </w:p>
+    <w:p>
+      <w:pPr>
+        <w:rPr>
+          <w:sz w:val="20"/>
+          <w:highlight w:val="yellow"/>
+          <w:lang w:val="en-IN"/>
+        </w:rPr>
+      </w:pPr>
+      <w:r>
+        <w:rPr>
+          <w:sz w:val="20"/>
+          <w:highlight w:val="yellow"/>
           <w:lang w:val="en-IN"/>
         </w:rPr>
         <w:t xml:space="preserve">Johnson, D. B., &amp; Puzanov, I. (2015). Treatment of NRAS-mutant melanoma. Current Treatment Options in Oncology, 16(4), 15. </w:t>
@@ -10001,6 +10333,7 @@
           <w:rPr>
             <w:rStyle w:val="Hyperlink"/>
             <w:sz w:val="20"/>
+            <w:highlight w:val="yellow"/>
             <w:lang w:val="en-IN"/>
           </w:rPr>
           <w:t>https://doi.org/10.1007/s11864-015-0330-z</w:t>
@@ -10009,6 +10342,7 @@
       <w:r>
         <w:rPr>
           <w:sz w:val="20"/>
+          <w:highlight w:val="yellow"/>
           <w:lang w:val="en-IN"/>
         </w:rPr>
         <w:t xml:space="preserve"> </w:t>
@@ -10018,14 +10352,16 @@
       <w:pPr>
         <w:rPr>
           <w:sz w:val="20"/>
-          <w:lang w:val="en-IN"/>
-        </w:rPr>
-      </w:pPr>
-    </w:p>
-    <w:p>
-      <w:pPr>
-        <w:rPr>
-          <w:sz w:val="20"/>
+          <w:highlight w:val="yellow"/>
+          <w:lang w:val="en-IN"/>
+        </w:rPr>
+      </w:pPr>
+    </w:p>
+    <w:p>
+      <w:pPr>
+        <w:rPr>
+          <w:sz w:val="20"/>
+          <w:highlight w:val="yellow"/>
           <w:lang w:val="en-IN"/>
         </w:rPr>
       </w:pPr>
@@ -10033,6 +10369,7 @@
       <w:r>
         <w:rPr>
           <w:sz w:val="20"/>
+          <w:highlight w:val="yellow"/>
           <w:lang w:val="en-IN"/>
         </w:rPr>
         <w:t>Kanehisa</w:t>
@@ -10041,6 +10378,7 @@
       <w:r>
         <w:rPr>
           <w:sz w:val="20"/>
+          <w:highlight w:val="yellow"/>
           <w:lang w:val="en-IN"/>
         </w:rPr>
         <w:t xml:space="preserve">, M., &amp; Goto, S. (2000). KEGG: Kyoto </w:t>
@@ -10049,6 +10387,7 @@
       <w:r>
         <w:rPr>
           <w:sz w:val="20"/>
+          <w:highlight w:val="yellow"/>
           <w:lang w:val="en-IN"/>
         </w:rPr>
         <w:t>encyclopedia</w:t>
@@ -10057,6 +10396,7 @@
       <w:r>
         <w:rPr>
           <w:sz w:val="20"/>
+          <w:highlight w:val="yellow"/>
           <w:lang w:val="en-IN"/>
         </w:rPr>
         <w:t xml:space="preserve"> of genes and genomes. Nucleic Acids Research, 28(1), 27–30. </w:t>
@@ -10066,6 +10406,7 @@
           <w:rPr>
             <w:rStyle w:val="Hyperlink"/>
             <w:sz w:val="20"/>
+            <w:highlight w:val="yellow"/>
             <w:lang w:val="en-IN"/>
           </w:rPr>
           <w:t>https://doi.org/10.1093/nar/28.1.27</w:t>
@@ -10074,6 +10415,7 @@
       <w:r>
         <w:rPr>
           <w:sz w:val="20"/>
+          <w:highlight w:val="yellow"/>
           <w:lang w:val="en-IN"/>
         </w:rPr>
         <w:t xml:space="preserve"> </w:t>
@@ -10083,20 +10425,23 @@
       <w:pPr>
         <w:rPr>
           <w:sz w:val="20"/>
-          <w:lang w:val="en-IN"/>
-        </w:rPr>
-      </w:pPr>
-    </w:p>
-    <w:p>
-      <w:pPr>
-        <w:rPr>
-          <w:sz w:val="20"/>
+          <w:highlight w:val="yellow"/>
+          <w:lang w:val="en-IN"/>
+        </w:rPr>
+      </w:pPr>
+    </w:p>
+    <w:p>
+      <w:pPr>
+        <w:rPr>
+          <w:sz w:val="20"/>
+          <w:highlight w:val="yellow"/>
           <w:lang w:val="it-IT"/>
         </w:rPr>
       </w:pPr>
       <w:r>
         <w:rPr>
           <w:sz w:val="20"/>
+          <w:highlight w:val="yellow"/>
           <w:lang w:val="en-IN"/>
         </w:rPr>
         <w:t xml:space="preserve">Kitchen, D. B., </w:t>
@@ -10105,6 +10450,7 @@
       <w:r>
         <w:rPr>
           <w:sz w:val="20"/>
+          <w:highlight w:val="yellow"/>
           <w:lang w:val="en-IN"/>
         </w:rPr>
         <w:t>Decornez</w:t>
@@ -10113,6 +10459,7 @@
       <w:r>
         <w:rPr>
           <w:sz w:val="20"/>
+          <w:highlight w:val="yellow"/>
           <w:lang w:val="en-IN"/>
         </w:rPr>
         <w:t xml:space="preserve">, H., Furr, J. R., &amp; </w:t>
@@ -10121,6 +10468,7 @@
       <w:r>
         <w:rPr>
           <w:sz w:val="20"/>
+          <w:highlight w:val="yellow"/>
           <w:lang w:val="en-IN"/>
         </w:rPr>
         <w:t>Bajorath</w:t>
@@ -10129,6 +10477,7 @@
       <w:r>
         <w:rPr>
           <w:sz w:val="20"/>
+          <w:highlight w:val="yellow"/>
           <w:lang w:val="en-IN"/>
         </w:rPr>
         <w:t xml:space="preserve">, J. (2004). Docking and scoring in virtual screening for drug discovery. Nature Reviews Drug Discovery, 3(11), 935–949. </w:t>
@@ -10138,6 +10487,7 @@
           <w:rPr>
             <w:rStyle w:val="Hyperlink"/>
             <w:sz w:val="20"/>
+            <w:highlight w:val="yellow"/>
             <w:lang w:val="it-IT"/>
           </w:rPr>
           <w:t>https://doi.org/10.1038/nrd1549</w:t>
@@ -10146,6 +10496,7 @@
       <w:r>
         <w:rPr>
           <w:sz w:val="20"/>
+          <w:highlight w:val="yellow"/>
           <w:lang w:val="it-IT"/>
         </w:rPr>
         <w:t xml:space="preserve"> </w:t>
@@ -10155,6 +10506,7 @@
       <w:pPr>
         <w:rPr>
           <w:sz w:val="20"/>
+          <w:highlight w:val="yellow"/>
           <w:lang w:val="it-IT"/>
         </w:rPr>
       </w:pPr>
@@ -10163,12 +10515,14 @@
       <w:pPr>
         <w:rPr>
           <w:sz w:val="20"/>
-          <w:lang w:val="en-IN"/>
-        </w:rPr>
-      </w:pPr>
-      <w:r>
-        <w:rPr>
-          <w:sz w:val="20"/>
+          <w:highlight w:val="yellow"/>
+          <w:lang w:val="en-IN"/>
+        </w:rPr>
+      </w:pPr>
+      <w:r>
+        <w:rPr>
+          <w:sz w:val="20"/>
+          <w:highlight w:val="yellow"/>
           <w:lang w:val="it-IT"/>
         </w:rPr>
         <w:t xml:space="preserve">Kolch, W., Berta, D., &amp; Rosta, E. (2023). </w:t>
@@ -10176,6 +10530,7 @@
       <w:r>
         <w:rPr>
           <w:sz w:val="20"/>
+          <w:highlight w:val="yellow"/>
           <w:lang w:val="en-IN"/>
         </w:rPr>
         <w:t xml:space="preserve">Molecular mechanisms of RAF kinase regulation. Biochemical Journal, 480(1), 1–23. </w:t>
@@ -10185,6 +10540,7 @@
           <w:rPr>
             <w:rStyle w:val="Hyperlink"/>
             <w:sz w:val="20"/>
+            <w:highlight w:val="yellow"/>
             <w:lang w:val="en-IN"/>
           </w:rPr>
           <w:t>https://doi.org/10.1042/BCJ20220547</w:t>
@@ -10193,6 +10549,7 @@
       <w:r>
         <w:rPr>
           <w:sz w:val="20"/>
+          <w:highlight w:val="yellow"/>
           <w:lang w:val="en-IN"/>
         </w:rPr>
         <w:t xml:space="preserve"> </w:t>
@@ -10202,14 +10559,16 @@
       <w:pPr>
         <w:rPr>
           <w:sz w:val="20"/>
-          <w:lang w:val="en-IN"/>
-        </w:rPr>
-      </w:pPr>
-    </w:p>
-    <w:p>
-      <w:pPr>
-        <w:rPr>
-          <w:sz w:val="20"/>
+          <w:highlight w:val="yellow"/>
+          <w:lang w:val="en-IN"/>
+        </w:rPr>
+      </w:pPr>
+    </w:p>
+    <w:p>
+      <w:pPr>
+        <w:rPr>
+          <w:sz w:val="20"/>
+          <w:highlight w:val="yellow"/>
           <w:lang w:val="en-IN"/>
         </w:rPr>
       </w:pPr>
@@ -10217,6 +10576,7 @@
       <w:r>
         <w:rPr>
           <w:sz w:val="20"/>
+          <w:highlight w:val="yellow"/>
           <w:lang w:val="en-IN"/>
         </w:rPr>
         <w:t>Lagorce</w:t>
@@ -10225,6 +10585,7 @@
       <w:r>
         <w:rPr>
           <w:sz w:val="20"/>
+          <w:highlight w:val="yellow"/>
           <w:lang w:val="en-IN"/>
         </w:rPr>
         <w:t xml:space="preserve">, D., </w:t>
@@ -10233,6 +10594,7 @@
       <w:r>
         <w:rPr>
           <w:sz w:val="20"/>
+          <w:highlight w:val="yellow"/>
           <w:lang w:val="en-IN"/>
         </w:rPr>
         <w:t>Bouslama</w:t>
@@ -10241,6 +10603,7 @@
       <w:r>
         <w:rPr>
           <w:sz w:val="20"/>
+          <w:highlight w:val="yellow"/>
           <w:lang w:val="en-IN"/>
         </w:rPr>
         <w:t xml:space="preserve">, L., </w:t>
@@ -10249,6 +10612,7 @@
       <w:r>
         <w:rPr>
           <w:sz w:val="20"/>
+          <w:highlight w:val="yellow"/>
           <w:lang w:val="en-IN"/>
         </w:rPr>
         <w:t>Becot</w:t>
@@ -10257,6 +10621,7 @@
       <w:r>
         <w:rPr>
           <w:sz w:val="20"/>
+          <w:highlight w:val="yellow"/>
           <w:lang w:val="en-IN"/>
         </w:rPr>
         <w:t xml:space="preserve">, J., Ménard, P., &amp; </w:t>
@@ -10265,6 +10630,7 @@
       <w:r>
         <w:rPr>
           <w:sz w:val="20"/>
+          <w:highlight w:val="yellow"/>
           <w:lang w:val="en-IN"/>
         </w:rPr>
         <w:t>Villoutreix</w:t>
@@ -10273,6 +10639,7 @@
       <w:r>
         <w:rPr>
           <w:sz w:val="20"/>
+          <w:highlight w:val="yellow"/>
           <w:lang w:val="en-IN"/>
         </w:rPr>
         <w:t xml:space="preserve">, B. O. (2017). FAF-Drugs4: Free ADME-tox filtering computations for chemical biology and early stages drug discovery. Bioinformatics, 33(22), 3658–3660. </w:t>
@@ -10282,6 +10649,7 @@
           <w:rPr>
             <w:rStyle w:val="Hyperlink"/>
             <w:sz w:val="20"/>
+            <w:highlight w:val="yellow"/>
             <w:lang w:val="en-IN"/>
           </w:rPr>
           <w:t>https://doi.org/10.1093/bioinformatics/btx491</w:t>
@@ -10290,6 +10658,7 @@
       <w:r>
         <w:rPr>
           <w:sz w:val="20"/>
+          <w:highlight w:val="yellow"/>
           <w:lang w:val="en-IN"/>
         </w:rPr>
         <w:t xml:space="preserve"> </w:t>
@@ -10299,20 +10668,23 @@
       <w:pPr>
         <w:rPr>
           <w:sz w:val="20"/>
-          <w:lang w:val="en-IN"/>
-        </w:rPr>
-      </w:pPr>
-    </w:p>
-    <w:p>
-      <w:pPr>
-        <w:rPr>
-          <w:sz w:val="20"/>
-          <w:lang w:val="en-IN"/>
-        </w:rPr>
-      </w:pPr>
-      <w:r>
-        <w:rPr>
-          <w:sz w:val="20"/>
+          <w:highlight w:val="yellow"/>
+          <w:lang w:val="en-IN"/>
+        </w:rPr>
+      </w:pPr>
+    </w:p>
+    <w:p>
+      <w:pPr>
+        <w:rPr>
+          <w:sz w:val="20"/>
+          <w:highlight w:val="yellow"/>
+          <w:lang w:val="en-IN"/>
+        </w:rPr>
+      </w:pPr>
+      <w:r>
+        <w:rPr>
+          <w:sz w:val="20"/>
+          <w:highlight w:val="yellow"/>
           <w:lang w:val="en-IN"/>
         </w:rPr>
         <w:t xml:space="preserve">Laskowski, R. A., MacArthur, M. W., Moss, D. S., &amp; Thornton, J. M. (1993). PROCHECK: A program to check the stereochemical quality of protein structures. Journal of Applied Crystallography, 26, 283–291. </w:t>
@@ -10322,6 +10694,7 @@
           <w:rPr>
             <w:rStyle w:val="Hyperlink"/>
             <w:sz w:val="20"/>
+            <w:highlight w:val="yellow"/>
             <w:lang w:val="en-IN"/>
           </w:rPr>
           <w:t>https://doi.org/10.1107/S0021889892009944</w:t>
@@ -10330,6 +10703,7 @@
       <w:r>
         <w:rPr>
           <w:sz w:val="20"/>
+          <w:highlight w:val="yellow"/>
           <w:lang w:val="en-IN"/>
         </w:rPr>
         <w:t xml:space="preserve"> </w:t>
@@ -10339,20 +10713,23 @@
       <w:pPr>
         <w:rPr>
           <w:sz w:val="20"/>
-          <w:lang w:val="en-IN"/>
-        </w:rPr>
-      </w:pPr>
-    </w:p>
-    <w:p>
-      <w:pPr>
-        <w:rPr>
-          <w:sz w:val="20"/>
-          <w:lang w:val="en-IN"/>
-        </w:rPr>
-      </w:pPr>
-      <w:r>
-        <w:rPr>
-          <w:sz w:val="20"/>
+          <w:highlight w:val="yellow"/>
+          <w:lang w:val="en-IN"/>
+        </w:rPr>
+      </w:pPr>
+    </w:p>
+    <w:p>
+      <w:pPr>
+        <w:rPr>
+          <w:sz w:val="20"/>
+          <w:highlight w:val="yellow"/>
+          <w:lang w:val="en-IN"/>
+        </w:rPr>
+      </w:pPr>
+      <w:r>
+        <w:rPr>
+          <w:sz w:val="20"/>
+          <w:highlight w:val="yellow"/>
           <w:lang w:val="en-IN"/>
         </w:rPr>
         <w:t xml:space="preserve">Laskowski, R. A., &amp; Swindells, M. B. (2011). LigPlot+: Multiple ligand–protein interaction diagrams for drug discovery. Journal of Chemical Information and </w:t>
@@ -10361,6 +10738,7 @@
       <w:r>
         <w:rPr>
           <w:sz w:val="20"/>
+          <w:highlight w:val="yellow"/>
           <w:lang w:val="en-IN"/>
         </w:rPr>
         <w:t>Modeling</w:t>
@@ -10369,6 +10747,7 @@
       <w:r>
         <w:rPr>
           <w:sz w:val="20"/>
+          <w:highlight w:val="yellow"/>
           <w:lang w:val="en-IN"/>
         </w:rPr>
         <w:t xml:space="preserve">, 51(10), 2778–2786. </w:t>
@@ -10378,6 +10757,7 @@
           <w:rPr>
             <w:rStyle w:val="Hyperlink"/>
             <w:sz w:val="20"/>
+            <w:highlight w:val="yellow"/>
             <w:lang w:val="en-IN"/>
           </w:rPr>
           <w:t>https://doi.org/10.1021/ci200227u</w:t>
@@ -10386,6 +10766,7 @@
       <w:r>
         <w:rPr>
           <w:sz w:val="20"/>
+          <w:highlight w:val="yellow"/>
           <w:lang w:val="en-IN"/>
         </w:rPr>
         <w:t xml:space="preserve"> </w:t>
@@ -10395,20 +10776,23 @@
       <w:pPr>
         <w:rPr>
           <w:sz w:val="20"/>
-          <w:lang w:val="en-IN"/>
-        </w:rPr>
-      </w:pPr>
-    </w:p>
-    <w:p>
-      <w:pPr>
-        <w:rPr>
-          <w:sz w:val="20"/>
-          <w:lang w:val="en-IN"/>
-        </w:rPr>
-      </w:pPr>
-      <w:r>
-        <w:rPr>
-          <w:sz w:val="20"/>
+          <w:highlight w:val="yellow"/>
+          <w:lang w:val="en-IN"/>
+        </w:rPr>
+      </w:pPr>
+    </w:p>
+    <w:p>
+      <w:pPr>
+        <w:rPr>
+          <w:sz w:val="20"/>
+          <w:highlight w:val="yellow"/>
+          <w:lang w:val="en-IN"/>
+        </w:rPr>
+      </w:pPr>
+      <w:r>
+        <w:rPr>
+          <w:sz w:val="20"/>
+          <w:highlight w:val="yellow"/>
           <w:lang w:val="en-IN"/>
         </w:rPr>
         <w:t xml:space="preserve">Li, G., &amp; Zhang, X. C. (2004). GTP hydrolysis mechanism of Ras-like GTPases. Journal of Molecular Biology, 340(5), 921–932. </w:t>
@@ -10418,6 +10802,7 @@
           <w:rPr>
             <w:rStyle w:val="Hyperlink"/>
             <w:sz w:val="20"/>
+            <w:highlight w:val="yellow"/>
             <w:lang w:val="en-IN"/>
           </w:rPr>
           <w:t>https://doi.org/10.1016/j.jmb.2004.05.079</w:t>
@@ -10426,6 +10811,7 @@
       <w:r>
         <w:rPr>
           <w:sz w:val="20"/>
+          <w:highlight w:val="yellow"/>
           <w:lang w:val="en-IN"/>
         </w:rPr>
         <w:t xml:space="preserve"> </w:t>
@@ -10435,20 +10821,23 @@
       <w:pPr>
         <w:rPr>
           <w:sz w:val="20"/>
-          <w:lang w:val="en-IN"/>
-        </w:rPr>
-      </w:pPr>
-    </w:p>
-    <w:p>
-      <w:pPr>
-        <w:rPr>
-          <w:sz w:val="20"/>
-          <w:lang w:val="en-IN"/>
-        </w:rPr>
-      </w:pPr>
-      <w:r>
-        <w:rPr>
-          <w:sz w:val="20"/>
+          <w:highlight w:val="yellow"/>
+          <w:lang w:val="en-IN"/>
+        </w:rPr>
+      </w:pPr>
+    </w:p>
+    <w:p>
+      <w:pPr>
+        <w:rPr>
+          <w:sz w:val="20"/>
+          <w:highlight w:val="yellow"/>
+          <w:lang w:val="en-IN"/>
+        </w:rPr>
+      </w:pPr>
+      <w:r>
+        <w:rPr>
+          <w:sz w:val="20"/>
+          <w:highlight w:val="yellow"/>
           <w:lang w:val="en-IN"/>
         </w:rPr>
         <w:t xml:space="preserve">Li, S., Balmain, A., &amp; Counter, C. M. (2018). A model for RAS mutation patterns in cancers: Finding the sweet spot. Nature Reviews Cancer, 18(12), 767–777. </w:t>
@@ -10458,6 +10847,7 @@
           <w:rPr>
             <w:rStyle w:val="Hyperlink"/>
             <w:sz w:val="20"/>
+            <w:highlight w:val="yellow"/>
             <w:lang w:val="en-IN"/>
           </w:rPr>
           <w:t>https://doi.org/10.1038/s41568-018-0076-6</w:t>
@@ -10466,6 +10856,7 @@
       <w:r>
         <w:rPr>
           <w:sz w:val="20"/>
+          <w:highlight w:val="yellow"/>
           <w:lang w:val="en-IN"/>
         </w:rPr>
         <w:t xml:space="preserve"> </w:t>
@@ -10475,20 +10866,23 @@
       <w:pPr>
         <w:rPr>
           <w:sz w:val="20"/>
-          <w:lang w:val="en-IN"/>
-        </w:rPr>
-      </w:pPr>
-    </w:p>
-    <w:p>
-      <w:pPr>
-        <w:rPr>
-          <w:sz w:val="20"/>
-          <w:lang w:val="en-IN"/>
-        </w:rPr>
-      </w:pPr>
-      <w:r>
-        <w:rPr>
-          <w:sz w:val="20"/>
+          <w:highlight w:val="yellow"/>
+          <w:lang w:val="en-IN"/>
+        </w:rPr>
+      </w:pPr>
+    </w:p>
+    <w:p>
+      <w:pPr>
+        <w:rPr>
+          <w:sz w:val="20"/>
+          <w:highlight w:val="yellow"/>
+          <w:lang w:val="en-IN"/>
+        </w:rPr>
+      </w:pPr>
+      <w:r>
+        <w:rPr>
+          <w:sz w:val="20"/>
+          <w:highlight w:val="yellow"/>
           <w:lang w:val="en-IN"/>
         </w:rPr>
         <w:t xml:space="preserve">Maurer, T., </w:t>
@@ -10497,6 +10891,7 @@
       <w:r>
         <w:rPr>
           <w:sz w:val="20"/>
+          <w:highlight w:val="yellow"/>
           <w:lang w:val="en-IN"/>
         </w:rPr>
         <w:t>Garrenton</w:t>
@@ -10505,6 +10900,7 @@
       <w:r>
         <w:rPr>
           <w:sz w:val="20"/>
+          <w:highlight w:val="yellow"/>
           <w:lang w:val="en-IN"/>
         </w:rPr>
         <w:t xml:space="preserve">, L. S., Oh, A., Pitts, K., Anderson, D. J., Skelton, N. J., Fauber, B. P., Pan, B., Malek, S., Stokoe, D., et al. (2012). Small-molecule ligands bind to a distinct pocket in Ras and inhibit SOS-mediated nucleotide exchange activity. Proceedings of </w:t>
@@ -10512,6 +10908,7 @@
       <w:r>
         <w:rPr>
           <w:sz w:val="20"/>
+          <w:highlight w:val="yellow"/>
           <w:lang w:val="en-IN"/>
         </w:rPr>
         <w:lastRenderedPageBreak/>
@@ -10522,6 +10919,7 @@
           <w:rPr>
             <w:rStyle w:val="Hyperlink"/>
             <w:sz w:val="20"/>
+            <w:highlight w:val="yellow"/>
             <w:lang w:val="en-IN"/>
           </w:rPr>
           <w:t>https://doi.org/10.1073/pnas.1116510109</w:t>
@@ -10530,6 +10928,7 @@
       <w:r>
         <w:rPr>
           <w:sz w:val="20"/>
+          <w:highlight w:val="yellow"/>
           <w:lang w:val="en-IN"/>
         </w:rPr>
         <w:t xml:space="preserve"> </w:t>
@@ -10539,20 +10938,23 @@
       <w:pPr>
         <w:rPr>
           <w:sz w:val="20"/>
-          <w:lang w:val="en-IN"/>
-        </w:rPr>
-      </w:pPr>
-    </w:p>
-    <w:p>
-      <w:pPr>
-        <w:rPr>
-          <w:sz w:val="20"/>
-          <w:lang w:val="en-IN"/>
-        </w:rPr>
-      </w:pPr>
-      <w:r>
-        <w:rPr>
-          <w:sz w:val="20"/>
+          <w:highlight w:val="yellow"/>
+          <w:lang w:val="en-IN"/>
+        </w:rPr>
+      </w:pPr>
+    </w:p>
+    <w:p>
+      <w:pPr>
+        <w:rPr>
+          <w:sz w:val="20"/>
+          <w:highlight w:val="yellow"/>
+          <w:lang w:val="en-IN"/>
+        </w:rPr>
+      </w:pPr>
+      <w:r>
+        <w:rPr>
+          <w:sz w:val="20"/>
+          <w:highlight w:val="yellow"/>
           <w:lang w:val="en-IN"/>
         </w:rPr>
         <w:t xml:space="preserve">McCormick, F. (2015). KRAS as a therapeutic target. Clinical Cancer Research, 21(8), 1797–1801. </w:t>
@@ -10562,6 +10964,7 @@
           <w:rPr>
             <w:rStyle w:val="Hyperlink"/>
             <w:sz w:val="20"/>
+            <w:highlight w:val="yellow"/>
             <w:lang w:val="en-IN"/>
           </w:rPr>
           <w:t>https://doi.org/10.1158/1078-0432.CCR-14-2662</w:t>
@@ -10570,6 +10973,7 @@
       <w:r>
         <w:rPr>
           <w:sz w:val="20"/>
+          <w:highlight w:val="yellow"/>
           <w:lang w:val="en-IN"/>
         </w:rPr>
         <w:t xml:space="preserve"> </w:t>
@@ -10579,20 +10983,23 @@
       <w:pPr>
         <w:rPr>
           <w:sz w:val="20"/>
-          <w:lang w:val="en-IN"/>
-        </w:rPr>
-      </w:pPr>
-    </w:p>
-    <w:p>
-      <w:pPr>
-        <w:rPr>
-          <w:sz w:val="20"/>
-          <w:lang w:val="en-IN"/>
-        </w:rPr>
-      </w:pPr>
-      <w:r>
-        <w:rPr>
-          <w:sz w:val="20"/>
+          <w:highlight w:val="yellow"/>
+          <w:lang w:val="en-IN"/>
+        </w:rPr>
+      </w:pPr>
+    </w:p>
+    <w:p>
+      <w:pPr>
+        <w:rPr>
+          <w:sz w:val="20"/>
+          <w:highlight w:val="yellow"/>
+          <w:lang w:val="en-IN"/>
+        </w:rPr>
+      </w:pPr>
+      <w:r>
+        <w:rPr>
+          <w:sz w:val="20"/>
+          <w:highlight w:val="yellow"/>
           <w:lang w:val="en-IN"/>
         </w:rPr>
         <w:t xml:space="preserve">Moore, A. R., Rosenberg, S. C., McCormick, F., &amp; Malek, S. (2020). RAS-targeted therapies: Is the undruggable drugged? Nature Reviews Drug Discovery, 19(8), 533–552. </w:t>
@@ -10602,6 +11009,7 @@
           <w:rPr>
             <w:rStyle w:val="Hyperlink"/>
             <w:sz w:val="20"/>
+            <w:highlight w:val="yellow"/>
             <w:lang w:val="en-IN"/>
           </w:rPr>
           <w:t>https://doi.org/10.1038/s41573-020-0068-6</w:t>
@@ -10610,6 +11018,7 @@
       <w:r>
         <w:rPr>
           <w:sz w:val="20"/>
+          <w:highlight w:val="yellow"/>
           <w:lang w:val="en-IN"/>
         </w:rPr>
         <w:t xml:space="preserve"> </w:t>
@@ -10619,20 +11028,23 @@
       <w:pPr>
         <w:rPr>
           <w:sz w:val="20"/>
-          <w:lang w:val="en-IN"/>
-        </w:rPr>
-      </w:pPr>
-    </w:p>
-    <w:p>
-      <w:pPr>
-        <w:rPr>
-          <w:sz w:val="20"/>
-          <w:lang w:val="en-IN"/>
-        </w:rPr>
-      </w:pPr>
-      <w:r>
-        <w:rPr>
-          <w:sz w:val="20"/>
+          <w:highlight w:val="yellow"/>
+          <w:lang w:val="en-IN"/>
+        </w:rPr>
+      </w:pPr>
+    </w:p>
+    <w:p>
+      <w:pPr>
+        <w:rPr>
+          <w:sz w:val="20"/>
+          <w:highlight w:val="yellow"/>
+          <w:lang w:val="en-IN"/>
+        </w:rPr>
+      </w:pPr>
+      <w:r>
+        <w:rPr>
+          <w:sz w:val="20"/>
+          <w:highlight w:val="yellow"/>
           <w:lang w:val="en-IN"/>
         </w:rPr>
         <w:t xml:space="preserve">Morris, G. M., Huey, R., Lindstrom, W., Sanner, M. F., Belew, R. K., Goodsell, D. S., &amp; Olson, A. J. (2009). AutoDock4 and AutoDockTools4: Automated docking with selective receptor flexibility. Journal of Computational Chemistry, 30(16), 2785–2791. </w:t>
@@ -10642,6 +11054,7 @@
           <w:rPr>
             <w:rStyle w:val="Hyperlink"/>
             <w:sz w:val="20"/>
+            <w:highlight w:val="yellow"/>
             <w:lang w:val="en-IN"/>
           </w:rPr>
           <w:t>https://doi.org/10.1002/jcc.21256</w:t>
@@ -10650,6 +11063,7 @@
       <w:r>
         <w:rPr>
           <w:sz w:val="20"/>
+          <w:highlight w:val="yellow"/>
           <w:lang w:val="en-IN"/>
         </w:rPr>
         <w:t xml:space="preserve"> </w:t>
@@ -10659,20 +11073,23 @@
       <w:pPr>
         <w:rPr>
           <w:sz w:val="20"/>
-          <w:lang w:val="en-IN"/>
-        </w:rPr>
-      </w:pPr>
-    </w:p>
-    <w:p>
-      <w:pPr>
-        <w:rPr>
-          <w:sz w:val="20"/>
+          <w:highlight w:val="yellow"/>
+          <w:lang w:val="en-IN"/>
+        </w:rPr>
+      </w:pPr>
+    </w:p>
+    <w:p>
+      <w:pPr>
+        <w:rPr>
+          <w:sz w:val="20"/>
+          <w:highlight w:val="yellow"/>
           <w:lang w:val="pt-BR"/>
         </w:rPr>
       </w:pPr>
       <w:r>
         <w:rPr>
           <w:sz w:val="20"/>
+          <w:highlight w:val="yellow"/>
           <w:lang w:val="en-IN"/>
         </w:rPr>
         <w:t xml:space="preserve">National Cancer Institute. (2025). The Cancer Genome Atlas Program. </w:t>
@@ -10682,6 +11099,7 @@
           <w:rPr>
             <w:rStyle w:val="Hyperlink"/>
             <w:sz w:val="20"/>
+            <w:highlight w:val="yellow"/>
             <w:lang w:val="pt-BR"/>
           </w:rPr>
           <w:t>https://www.cancer.gov</w:t>
@@ -10690,6 +11108,7 @@
       <w:r>
         <w:rPr>
           <w:sz w:val="20"/>
+          <w:highlight w:val="yellow"/>
           <w:lang w:val="pt-BR"/>
         </w:rPr>
         <w:t xml:space="preserve"> </w:t>
@@ -10699,6 +11118,7 @@
       <w:pPr>
         <w:rPr>
           <w:sz w:val="20"/>
+          <w:highlight w:val="yellow"/>
           <w:lang w:val="pt-BR"/>
         </w:rPr>
       </w:pPr>
@@ -10707,12 +11127,14 @@
       <w:pPr>
         <w:rPr>
           <w:sz w:val="20"/>
-          <w:lang w:val="en-IN"/>
-        </w:rPr>
-      </w:pPr>
-      <w:r>
-        <w:rPr>
-          <w:sz w:val="20"/>
+          <w:highlight w:val="yellow"/>
+          <w:lang w:val="en-IN"/>
+        </w:rPr>
+      </w:pPr>
+      <w:r>
+        <w:rPr>
+          <w:sz w:val="20"/>
+          <w:highlight w:val="yellow"/>
           <w:lang w:val="pt-BR"/>
         </w:rPr>
         <w:t xml:space="preserve">Navas, C., Hernández-Porras, I., Schuhmacher, A. J., Sibilia, M., Guerra, C., &amp; Barbacid, M. (2012). </w:t>
@@ -10720,6 +11142,7 @@
       <w:r>
         <w:rPr>
           <w:sz w:val="20"/>
+          <w:highlight w:val="yellow"/>
           <w:lang w:val="en-IN"/>
         </w:rPr>
         <w:t xml:space="preserve">EGF receptor </w:t>
@@ -10728,6 +11151,7 @@
       <w:r>
         <w:rPr>
           <w:sz w:val="20"/>
+          <w:highlight w:val="yellow"/>
           <w:lang w:val="en-IN"/>
         </w:rPr>
         <w:t>signaling</w:t>
@@ -10736,6 +11160,7 @@
       <w:r>
         <w:rPr>
           <w:sz w:val="20"/>
+          <w:highlight w:val="yellow"/>
           <w:lang w:val="en-IN"/>
         </w:rPr>
         <w:t xml:space="preserve"> is essential for K-Ras oncogene-driven pancreatic ductal adenocarcinoma. Cancer Cell, 22(3), 318–330. </w:t>
@@ -10745,6 +11170,7 @@
           <w:rPr>
             <w:rStyle w:val="Hyperlink"/>
             <w:sz w:val="20"/>
+            <w:highlight w:val="yellow"/>
             <w:lang w:val="en-IN"/>
           </w:rPr>
           <w:t>https://doi.org/10.1016/j.ccr.2012.07.024</w:t>
@@ -10753,6 +11179,7 @@
       <w:r>
         <w:rPr>
           <w:sz w:val="20"/>
+          <w:highlight w:val="yellow"/>
           <w:lang w:val="en-IN"/>
         </w:rPr>
         <w:t xml:space="preserve"> </w:t>
@@ -10762,20 +11189,23 @@
       <w:pPr>
         <w:rPr>
           <w:sz w:val="20"/>
-          <w:lang w:val="en-IN"/>
-        </w:rPr>
-      </w:pPr>
-    </w:p>
-    <w:p>
-      <w:pPr>
-        <w:rPr>
-          <w:sz w:val="20"/>
-          <w:lang w:val="en-IN"/>
-        </w:rPr>
-      </w:pPr>
-      <w:r>
-        <w:rPr>
-          <w:sz w:val="20"/>
+          <w:highlight w:val="yellow"/>
+          <w:lang w:val="en-IN"/>
+        </w:rPr>
+      </w:pPr>
+    </w:p>
+    <w:p>
+      <w:pPr>
+        <w:rPr>
+          <w:sz w:val="20"/>
+          <w:highlight w:val="yellow"/>
+          <w:lang w:val="en-IN"/>
+        </w:rPr>
+      </w:pPr>
+      <w:r>
+        <w:rPr>
+          <w:sz w:val="20"/>
+          <w:highlight w:val="yellow"/>
           <w:lang w:val="en-IN"/>
         </w:rPr>
         <w:t xml:space="preserve">Newman, D. J., &amp; Cragg, G. M. (2020). Natural products as sources of new drugs over nearly four decades. Journal of Natural Products, 83(3), 770–803. </w:t>
@@ -10785,6 +11215,7 @@
           <w:rPr>
             <w:rStyle w:val="Hyperlink"/>
             <w:sz w:val="20"/>
+            <w:highlight w:val="yellow"/>
             <w:lang w:val="en-IN"/>
           </w:rPr>
           <w:t>https://doi.org/10.1021/acs.jnatprod.9b01285</w:t>
@@ -10793,6 +11224,7 @@
       <w:r>
         <w:rPr>
           <w:sz w:val="20"/>
+          <w:highlight w:val="yellow"/>
           <w:lang w:val="en-IN"/>
         </w:rPr>
         <w:t xml:space="preserve"> </w:t>
@@ -10802,20 +11234,23 @@
       <w:pPr>
         <w:rPr>
           <w:sz w:val="20"/>
-          <w:lang w:val="en-IN"/>
-        </w:rPr>
-      </w:pPr>
-    </w:p>
-    <w:p>
-      <w:pPr>
-        <w:rPr>
-          <w:sz w:val="20"/>
-          <w:lang w:val="en-IN"/>
-        </w:rPr>
-      </w:pPr>
-      <w:r>
-        <w:rPr>
-          <w:sz w:val="20"/>
+          <w:highlight w:val="yellow"/>
+          <w:lang w:val="en-IN"/>
+        </w:rPr>
+      </w:pPr>
+    </w:p>
+    <w:p>
+      <w:pPr>
+        <w:rPr>
+          <w:sz w:val="20"/>
+          <w:highlight w:val="yellow"/>
+          <w:lang w:val="en-IN"/>
+        </w:rPr>
+      </w:pPr>
+      <w:r>
+        <w:rPr>
+          <w:sz w:val="20"/>
+          <w:highlight w:val="yellow"/>
           <w:lang w:val="en-IN"/>
         </w:rPr>
         <w:t xml:space="preserve">Normanno, N., </w:t>
@@ -10824,6 +11259,7 @@
       <w:r>
         <w:rPr>
           <w:sz w:val="20"/>
+          <w:highlight w:val="yellow"/>
           <w:lang w:val="en-IN"/>
         </w:rPr>
         <w:t>Tejpar</w:t>
@@ -10832,6 +11268,7 @@
       <w:r>
         <w:rPr>
           <w:sz w:val="20"/>
+          <w:highlight w:val="yellow"/>
           <w:lang w:val="en-IN"/>
         </w:rPr>
         <w:t xml:space="preserve">, S., Morgillo, F., De Luca, A., Van Cutsem, E., &amp; Ciardiello, F. (2009). Implications for KRAS status and EGFR-targeted therapies in metastatic colorectal cancer. Nature Reviews Clinical Oncology, 6(9), 519–527. </w:t>
@@ -10841,6 +11278,7 @@
           <w:rPr>
             <w:rStyle w:val="Hyperlink"/>
             <w:sz w:val="20"/>
+            <w:highlight w:val="yellow"/>
             <w:lang w:val="en-IN"/>
           </w:rPr>
           <w:t>https://doi.org/10.1038/nrclinonc.2009.111</w:t>
@@ -10849,6 +11287,7 @@
       <w:r>
         <w:rPr>
           <w:sz w:val="20"/>
+          <w:highlight w:val="yellow"/>
           <w:lang w:val="en-IN"/>
         </w:rPr>
         <w:t xml:space="preserve"> </w:t>
@@ -10858,20 +11297,23 @@
       <w:pPr>
         <w:rPr>
           <w:sz w:val="20"/>
-          <w:lang w:val="en-IN"/>
-        </w:rPr>
-      </w:pPr>
-    </w:p>
-    <w:p>
-      <w:pPr>
-        <w:rPr>
-          <w:sz w:val="20"/>
-          <w:lang w:val="en-IN"/>
-        </w:rPr>
-      </w:pPr>
-      <w:r>
-        <w:rPr>
-          <w:sz w:val="20"/>
+          <w:highlight w:val="yellow"/>
+          <w:lang w:val="en-IN"/>
+        </w:rPr>
+      </w:pPr>
+    </w:p>
+    <w:p>
+      <w:pPr>
+        <w:rPr>
+          <w:sz w:val="20"/>
+          <w:highlight w:val="yellow"/>
+          <w:lang w:val="en-IN"/>
+        </w:rPr>
+      </w:pPr>
+      <w:r>
+        <w:rPr>
+          <w:sz w:val="20"/>
+          <w:highlight w:val="yellow"/>
           <w:lang w:val="en-IN"/>
         </w:rPr>
         <w:t xml:space="preserve">Ostrem, J. M., &amp; Shokat, K. M. (2016). Direct small-molecule inhibitors of KRAS: From structural insights to mechanism-based design. Nature Reviews Drug Discovery, 15(11), 771–785. </w:t>
@@ -10881,6 +11323,7 @@
           <w:rPr>
             <w:rStyle w:val="Hyperlink"/>
             <w:sz w:val="20"/>
+            <w:highlight w:val="yellow"/>
             <w:lang w:val="en-IN"/>
           </w:rPr>
           <w:t>https://doi.org/10.1038/nrd.2016.139</w:t>
@@ -10889,6 +11332,7 @@
       <w:r>
         <w:rPr>
           <w:sz w:val="20"/>
+          <w:highlight w:val="yellow"/>
           <w:lang w:val="en-IN"/>
         </w:rPr>
         <w:t xml:space="preserve"> </w:t>
@@ -10898,20 +11342,23 @@
       <w:pPr>
         <w:rPr>
           <w:sz w:val="20"/>
-          <w:lang w:val="en-IN"/>
-        </w:rPr>
-      </w:pPr>
-    </w:p>
-    <w:p>
-      <w:pPr>
-        <w:rPr>
-          <w:sz w:val="20"/>
-          <w:lang w:val="en-IN"/>
-        </w:rPr>
-      </w:pPr>
-      <w:r>
-        <w:rPr>
-          <w:sz w:val="20"/>
+          <w:highlight w:val="yellow"/>
+          <w:lang w:val="en-IN"/>
+        </w:rPr>
+      </w:pPr>
+    </w:p>
+    <w:p>
+      <w:pPr>
+        <w:rPr>
+          <w:sz w:val="20"/>
+          <w:highlight w:val="yellow"/>
+          <w:lang w:val="en-IN"/>
+        </w:rPr>
+      </w:pPr>
+      <w:r>
+        <w:rPr>
+          <w:sz w:val="20"/>
+          <w:highlight w:val="yellow"/>
           <w:lang w:val="en-IN"/>
         </w:rPr>
         <w:t xml:space="preserve">Pylayeva-Gupta, Y., </w:t>
@@ -10920,6 +11367,7 @@
       <w:r>
         <w:rPr>
           <w:sz w:val="20"/>
+          <w:highlight w:val="yellow"/>
           <w:lang w:val="en-IN"/>
         </w:rPr>
         <w:t>Grabocka</w:t>
@@ -10928,6 +11376,7 @@
       <w:r>
         <w:rPr>
           <w:sz w:val="20"/>
+          <w:highlight w:val="yellow"/>
           <w:lang w:val="en-IN"/>
         </w:rPr>
         <w:t xml:space="preserve">, E., &amp; Bar-Sagi, D. (2011). RAS oncogenes: Weaving a tumorigenic web. Nature Reviews Cancer, 11(11), 761–774. </w:t>
@@ -10937,6 +11386,7 @@
           <w:rPr>
             <w:rStyle w:val="Hyperlink"/>
             <w:sz w:val="20"/>
+            <w:highlight w:val="yellow"/>
             <w:lang w:val="en-IN"/>
           </w:rPr>
           <w:t>https://doi.org/10.1038/nrc3106</w:t>
@@ -10945,6 +11395,7 @@
       <w:r>
         <w:rPr>
           <w:sz w:val="20"/>
+          <w:highlight w:val="yellow"/>
           <w:lang w:val="en-IN"/>
         </w:rPr>
         <w:t xml:space="preserve"> </w:t>
@@ -10954,20 +11405,23 @@
       <w:pPr>
         <w:rPr>
           <w:sz w:val="20"/>
-          <w:lang w:val="en-IN"/>
-        </w:rPr>
-      </w:pPr>
-    </w:p>
-    <w:p>
-      <w:pPr>
-        <w:rPr>
-          <w:sz w:val="20"/>
-          <w:lang w:val="en-IN"/>
-        </w:rPr>
-      </w:pPr>
-      <w:r>
-        <w:rPr>
-          <w:sz w:val="20"/>
+          <w:highlight w:val="yellow"/>
+          <w:lang w:val="en-IN"/>
+        </w:rPr>
+      </w:pPr>
+    </w:p>
+    <w:p>
+      <w:pPr>
+        <w:rPr>
+          <w:sz w:val="20"/>
+          <w:highlight w:val="yellow"/>
+          <w:lang w:val="en-IN"/>
+        </w:rPr>
+      </w:pPr>
+      <w:r>
+        <w:rPr>
+          <w:sz w:val="20"/>
+          <w:highlight w:val="yellow"/>
           <w:lang w:val="en-IN"/>
         </w:rPr>
         <w:t xml:space="preserve">Rodriguez-Viciana, P., Warne, P. H., Dhand, R., </w:t>
@@ -10976,6 +11430,7 @@
       <w:r>
         <w:rPr>
           <w:sz w:val="20"/>
+          <w:highlight w:val="yellow"/>
           <w:lang w:val="en-IN"/>
         </w:rPr>
         <w:t>Vanhaesebroeck</w:t>
@@ -10984,6 +11439,7 @@
       <w:r>
         <w:rPr>
           <w:sz w:val="20"/>
+          <w:highlight w:val="yellow"/>
           <w:lang w:val="en-IN"/>
         </w:rPr>
         <w:t>, B., Gout, I., Fry, M. J., Waterfield, M. D., &amp; Downward, J. (1994). Phosphatidylinositol-3-</w:t>
@@ -10992,6 +11448,7 @@
       <w:r>
         <w:rPr>
           <w:sz w:val="20"/>
+          <w:highlight w:val="yellow"/>
           <w:lang w:val="en-IN"/>
         </w:rPr>
         <w:t>OH</w:t>
@@ -11000,6 +11457,7 @@
       <w:r>
         <w:rPr>
           <w:sz w:val="20"/>
+          <w:highlight w:val="yellow"/>
           <w:lang w:val="en-IN"/>
         </w:rPr>
         <w:t xml:space="preserve"> kinase as a direct target of Ras. Nature, 370(6490), 527–532. </w:t>
@@ -11009,6 +11467,7 @@
           <w:rPr>
             <w:rStyle w:val="Hyperlink"/>
             <w:sz w:val="20"/>
+            <w:highlight w:val="yellow"/>
             <w:lang w:val="en-IN"/>
           </w:rPr>
           <w:t>https://doi.org/10.1038/370527a0</w:t>
@@ -11017,6 +11476,7 @@
       <w:r>
         <w:rPr>
           <w:sz w:val="20"/>
+          <w:highlight w:val="yellow"/>
           <w:lang w:val="en-IN"/>
         </w:rPr>
         <w:t xml:space="preserve"> </w:t>
@@ -11026,14 +11486,7 @@
       <w:pPr>
         <w:rPr>
           <w:sz w:val="20"/>
-          <w:lang w:val="en-IN"/>
-        </w:rPr>
-      </w:pPr>
-    </w:p>
-    <w:p>
-      <w:pPr>
-        <w:rPr>
-          <w:sz w:val="20"/>
+          <w:highlight w:val="yellow"/>
           <w:lang w:val="en-IN"/>
         </w:rPr>
       </w:pPr>
@@ -11041,6 +11494,7 @@
       <w:r>
         <w:rPr>
           <w:sz w:val="20"/>
+          <w:highlight w:val="yellow"/>
           <w:lang w:val="en-IN"/>
         </w:rPr>
         <w:t>Spoerner</w:t>
@@ -11049,6 +11503,7 @@
       <w:r>
         <w:rPr>
           <w:sz w:val="20"/>
+          <w:highlight w:val="yellow"/>
           <w:lang w:val="en-IN"/>
         </w:rPr>
         <w:t xml:space="preserve">, M., </w:t>
@@ -11057,6 +11512,7 @@
       <w:r>
         <w:rPr>
           <w:sz w:val="20"/>
+          <w:highlight w:val="yellow"/>
           <w:lang w:val="en-IN"/>
         </w:rPr>
         <w:t>Hozsa</w:t>
@@ -11065,6 +11521,7 @@
       <w:r>
         <w:rPr>
           <w:sz w:val="20"/>
+          <w:highlight w:val="yellow"/>
           <w:lang w:val="en-IN"/>
         </w:rPr>
         <w:t xml:space="preserve">, C., Poetzl, J. A., Reiss, K., Ganser, P., Geyer, M., &amp; </w:t>
@@ -11073,6 +11530,7 @@
       <w:r>
         <w:rPr>
           <w:sz w:val="20"/>
+          <w:highlight w:val="yellow"/>
           <w:lang w:val="en-IN"/>
         </w:rPr>
         <w:t>Kalbitzer</w:t>
@@ -11081,6 +11539,7 @@
       <w:r>
         <w:rPr>
           <w:sz w:val="20"/>
+          <w:highlight w:val="yellow"/>
           <w:lang w:val="en-IN"/>
         </w:rPr>
         <w:t xml:space="preserve">, H. R. (2010). Conformational states of human Ras protein complexed with GTP. Journal of Biological Chemistry, 285(51), 39768–39778. </w:t>
@@ -11090,6 +11549,7 @@
           <w:rPr>
             <w:rStyle w:val="Hyperlink"/>
             <w:sz w:val="20"/>
+            <w:highlight w:val="yellow"/>
             <w:lang w:val="en-IN"/>
           </w:rPr>
           <w:t>https://doi.org/10.1074/jbc.M110.145235</w:t>
@@ -11098,6 +11558,7 @@
       <w:r>
         <w:rPr>
           <w:sz w:val="20"/>
+          <w:highlight w:val="yellow"/>
           <w:lang w:val="en-IN"/>
         </w:rPr>
         <w:t xml:space="preserve"> </w:t>
@@ -11107,20 +11568,23 @@
       <w:pPr>
         <w:rPr>
           <w:sz w:val="20"/>
-          <w:lang w:val="en-IN"/>
-        </w:rPr>
-      </w:pPr>
-    </w:p>
-    <w:p>
-      <w:pPr>
-        <w:rPr>
-          <w:sz w:val="20"/>
-          <w:lang w:val="en-IN"/>
-        </w:rPr>
-      </w:pPr>
-      <w:r>
-        <w:rPr>
-          <w:sz w:val="20"/>
+          <w:highlight w:val="yellow"/>
+          <w:lang w:val="en-IN"/>
+        </w:rPr>
+      </w:pPr>
+    </w:p>
+    <w:p>
+      <w:pPr>
+        <w:rPr>
+          <w:sz w:val="20"/>
+          <w:highlight w:val="yellow"/>
+          <w:lang w:val="en-IN"/>
+        </w:rPr>
+      </w:pPr>
+      <w:r>
+        <w:rPr>
+          <w:sz w:val="20"/>
+          <w:highlight w:val="yellow"/>
           <w:lang w:val="en-IN"/>
         </w:rPr>
         <w:t xml:space="preserve">Vetter, I. R., &amp; </w:t>
@@ -11129,6 +11593,7 @@
       <w:r>
         <w:rPr>
           <w:sz w:val="20"/>
+          <w:highlight w:val="yellow"/>
           <w:lang w:val="en-IN"/>
         </w:rPr>
         <w:t>Wittinghofer</w:t>
@@ -11137,6 +11602,7 @@
       <w:r>
         <w:rPr>
           <w:sz w:val="20"/>
+          <w:highlight w:val="yellow"/>
           <w:lang w:val="en-IN"/>
         </w:rPr>
         <w:t xml:space="preserve">, A. (2001). The guanine nucleotide-binding switch in three dimensions. Science, 294(5545), 1299–1304. </w:t>
@@ -11146,6 +11612,7 @@
           <w:rPr>
             <w:rStyle w:val="Hyperlink"/>
             <w:sz w:val="20"/>
+            <w:highlight w:val="yellow"/>
             <w:lang w:val="en-IN"/>
           </w:rPr>
           <w:t>https://doi.org/10.1126/science.1062023</w:t>
@@ -11154,6 +11621,7 @@
       <w:r>
         <w:rPr>
           <w:sz w:val="20"/>
+          <w:highlight w:val="yellow"/>
           <w:lang w:val="en-IN"/>
         </w:rPr>
         <w:t xml:space="preserve"> </w:t>
@@ -11163,20 +11631,23 @@
       <w:pPr>
         <w:rPr>
           <w:sz w:val="20"/>
-          <w:lang w:val="en-IN"/>
-        </w:rPr>
-      </w:pPr>
-    </w:p>
-    <w:p>
-      <w:pPr>
-        <w:rPr>
-          <w:sz w:val="20"/>
-          <w:lang w:val="en-IN"/>
-        </w:rPr>
-      </w:pPr>
-      <w:r>
-        <w:rPr>
-          <w:sz w:val="20"/>
+          <w:highlight w:val="yellow"/>
+          <w:lang w:val="en-IN"/>
+        </w:rPr>
+      </w:pPr>
+    </w:p>
+    <w:p>
+      <w:pPr>
+        <w:rPr>
+          <w:sz w:val="20"/>
+          <w:highlight w:val="yellow"/>
+          <w:lang w:val="en-IN"/>
+        </w:rPr>
+      </w:pPr>
+      <w:r>
+        <w:rPr>
+          <w:sz w:val="20"/>
+          <w:highlight w:val="yellow"/>
           <w:lang w:val="en-IN"/>
         </w:rPr>
         <w:t xml:space="preserve">Wellbrock, C., &amp; </w:t>
@@ -11185,6 +11656,7 @@
       <w:r>
         <w:rPr>
           <w:sz w:val="20"/>
+          <w:highlight w:val="yellow"/>
           <w:lang w:val="en-IN"/>
         </w:rPr>
         <w:t>Arozarena</w:t>
@@ -11193,6 +11665,7 @@
       <w:r>
         <w:rPr>
           <w:sz w:val="20"/>
+          <w:highlight w:val="yellow"/>
           <w:lang w:val="en-IN"/>
         </w:rPr>
         <w:t xml:space="preserve">, I. (2016). The complexity of the ERK/MAP-kinase pathway and the treatment of melanoma skin cancer. Frontiers in Cell and Developmental Biology, 4, 33. </w:t>
@@ -11202,6 +11675,7 @@
           <w:rPr>
             <w:rStyle w:val="Hyperlink"/>
             <w:sz w:val="20"/>
+            <w:highlight w:val="yellow"/>
             <w:lang w:val="en-IN"/>
           </w:rPr>
           <w:t>https://doi.org/10.3389/fcell.2016.00033</w:t>
@@ -11210,6 +11684,7 @@
       <w:r>
         <w:rPr>
           <w:sz w:val="20"/>
+          <w:highlight w:val="yellow"/>
           <w:lang w:val="en-IN"/>
         </w:rPr>
         <w:t xml:space="preserve"> </w:t>
@@ -11219,20 +11694,23 @@
       <w:pPr>
         <w:rPr>
           <w:sz w:val="20"/>
-          <w:lang w:val="en-IN"/>
-        </w:rPr>
-      </w:pPr>
-    </w:p>
-    <w:p>
-      <w:pPr>
-        <w:rPr>
-          <w:sz w:val="20"/>
-          <w:lang w:val="en-IN"/>
-        </w:rPr>
-      </w:pPr>
-      <w:r>
-        <w:rPr>
-          <w:sz w:val="20"/>
+          <w:highlight w:val="yellow"/>
+          <w:lang w:val="en-IN"/>
+        </w:rPr>
+      </w:pPr>
+    </w:p>
+    <w:p>
+      <w:pPr>
+        <w:rPr>
+          <w:sz w:val="20"/>
+          <w:highlight w:val="yellow"/>
+          <w:lang w:val="en-IN"/>
+        </w:rPr>
+      </w:pPr>
+      <w:r>
+        <w:rPr>
+          <w:sz w:val="20"/>
+          <w:highlight w:val="yellow"/>
           <w:lang w:val="en-IN"/>
         </w:rPr>
         <w:t xml:space="preserve">Welsch, M. E., Kaplan, A., Chambers, J. M., Stokes, M. E., Bos, P. H., </w:t>
@@ -11241,6 +11719,7 @@
       <w:r>
         <w:rPr>
           <w:sz w:val="20"/>
+          <w:highlight w:val="yellow"/>
           <w:lang w:val="en-IN"/>
         </w:rPr>
         <w:t>Zask</w:t>
@@ -11249,6 +11728,7 @@
       <w:r>
         <w:rPr>
           <w:sz w:val="20"/>
+          <w:highlight w:val="yellow"/>
           <w:lang w:val="en-IN"/>
         </w:rPr>
         <w:t xml:space="preserve">, A., Zhang, Y., Sanchez-Martin, M., Badgley, M. A., Huang, C. S., et al. (2017). Multivalent small-molecule pan-RAS inhibitors. Cell, 168(5), 878–889. </w:t>
@@ -11258,6 +11738,7 @@
           <w:rPr>
             <w:rStyle w:val="Hyperlink"/>
             <w:sz w:val="20"/>
+            <w:highlight w:val="yellow"/>
             <w:lang w:val="en-IN"/>
           </w:rPr>
           <w:t>https://doi.org/10.1016/j.cell.2017.02.006</w:t>
@@ -11266,6 +11747,7 @@
       <w:r>
         <w:rPr>
           <w:sz w:val="20"/>
+          <w:highlight w:val="yellow"/>
           <w:lang w:val="en-IN"/>
         </w:rPr>
         <w:t xml:space="preserve"> </w:t>
@@ -11275,20 +11757,23 @@
       <w:pPr>
         <w:rPr>
           <w:sz w:val="20"/>
-          <w:lang w:val="en-IN"/>
-        </w:rPr>
-      </w:pPr>
-    </w:p>
-    <w:p>
-      <w:pPr>
-        <w:rPr>
-          <w:sz w:val="20"/>
-          <w:lang w:val="en-IN"/>
-        </w:rPr>
-      </w:pPr>
-      <w:r>
-        <w:rPr>
-          <w:sz w:val="20"/>
+          <w:highlight w:val="yellow"/>
+          <w:lang w:val="en-IN"/>
+        </w:rPr>
+      </w:pPr>
+    </w:p>
+    <w:p>
+      <w:pPr>
+        <w:rPr>
+          <w:sz w:val="20"/>
+          <w:highlight w:val="yellow"/>
+          <w:lang w:val="en-IN"/>
+        </w:rPr>
+      </w:pPr>
+      <w:r>
+        <w:rPr>
+          <w:sz w:val="20"/>
+          <w:highlight w:val="yellow"/>
           <w:lang w:val="en-IN"/>
         </w:rPr>
         <w:t xml:space="preserve">Wiederstein, M., &amp; Sippl, M. J. (2007). </w:t>
@@ -11297,6 +11782,7 @@
       <w:r>
         <w:rPr>
           <w:sz w:val="20"/>
+          <w:highlight w:val="yellow"/>
           <w:lang w:val="en-IN"/>
         </w:rPr>
         <w:t>ProSA</w:t>
@@ -11305,6 +11791,7 @@
       <w:r>
         <w:rPr>
           <w:sz w:val="20"/>
+          <w:highlight w:val="yellow"/>
           <w:lang w:val="en-IN"/>
         </w:rPr>
         <w:t xml:space="preserve">-web: Interactive web service for the recognition of errors in three-dimensional structures of proteins. Nucleic Acids Research, 35(Web Server issue), W407–W410. </w:t>
@@ -11314,6 +11801,7 @@
           <w:rPr>
             <w:rStyle w:val="Hyperlink"/>
             <w:sz w:val="20"/>
+            <w:highlight w:val="yellow"/>
             <w:lang w:val="en-IN"/>
           </w:rPr>
           <w:t>https://doi.org/10.1093/nar/gkm290</w:t>
@@ -11322,6 +11810,7 @@
       <w:r>
         <w:rPr>
           <w:sz w:val="20"/>
+          <w:highlight w:val="yellow"/>
           <w:lang w:val="en-IN"/>
         </w:rPr>
         <w:t xml:space="preserve"> </w:t>
@@ -11331,20 +11820,22 @@
       <w:pPr>
         <w:rPr>
           <w:sz w:val="20"/>
-          <w:lang w:val="en-IN"/>
-        </w:rPr>
-      </w:pPr>
-    </w:p>
-    <w:p>
-      <w:pPr>
-        <w:rPr>
-          <w:sz w:val="20"/>
-          <w:lang w:val="en-IN"/>
-        </w:rPr>
-      </w:pPr>
-      <w:r>
-        <w:rPr>
-          <w:sz w:val="20"/>
+          <w:highlight w:val="yellow"/>
+          <w:lang w:val="en-IN"/>
+        </w:rPr>
+      </w:pPr>
+    </w:p>
+    <w:p>
+      <w:pPr>
+        <w:rPr>
+          <w:sz w:val="20"/>
+          <w:lang w:val="en-IN"/>
+        </w:rPr>
+      </w:pPr>
+      <w:r>
+        <w:rPr>
+          <w:sz w:val="20"/>
+          <w:highlight w:val="yellow"/>
           <w:lang w:val="en-IN"/>
         </w:rPr>
         <w:t xml:space="preserve">Wood, K. W., Sarnecki, C., Roberts, T. M., &amp; Blenis, J. (1992). Ras mediates nerve growth factor receptor modulation of three signal-transducing kinases. Cell, 68(6), 1041–1050. </w:t>
@@ -11354,6 +11845,7 @@
           <w:rPr>
             <w:rStyle w:val="Hyperlink"/>
             <w:sz w:val="20"/>
+            <w:highlight w:val="yellow"/>
             <w:lang w:val="en-IN"/>
           </w:rPr>
           <w:t>https://doi.org/10.1016/0092-8674(92)90072-8</w:t>
